--- a/ShibbolethTest/Shibboleth_SSO_構築手順書.docx
+++ b/ShibbolethTest/Shibboleth_SSO_構築手順書.docx
@@ -31,7 +31,7 @@
       </w:r>
       <w:r>
         <w:rPr/>
-        <w:t>0.13</w:t>
+        <w:t>0.14</w:t>
       </w:r>
       <w:r>
         <w:rPr/>
@@ -45,7 +45,7 @@
       </w:pPr>
       <w:r>
         <w:rPr/>
-        <w:t>2026-07-04</w:t>
+        <w:t>2026-07-05</w:t>
       </w:r>
     </w:p>
     <w:p>
@@ -4167,6 +4167,313 @@
           </w:p>
         </w:tc>
       </w:tr>
+      <w:tr>
+        <w:trPr/>
+        <w:tc>
+          <w:tcPr>
+            <w:tcW w:w="1640" w:type="dxa"/>
+            <w:tcBorders/>
+          </w:tcPr>
+          <w:p>
+            <w:pPr>
+              <w:pStyle w:val="Compact"/>
+              <w:widowControl/>
+              <w:spacing w:before="36" w:after="36"/>
+              <w:jc w:val="start"/>
+              <w:rPr>
+                <w:rFonts w:ascii="Cambria" w:hAnsi="Cambria" w:eastAsia="Noto Sans CJK JP" w:cs=""/>
+                <w:kern w:val="0"/>
+                <w:sz w:val="20"/>
+                <w:szCs w:val="20"/>
+                <w:lang w:val="ja-JP" w:eastAsia="ja-JP" w:bidi="ar-SA"/>
+              </w:rPr>
+            </w:pPr>
+            <w:r>
+              <w:rPr>
+                <w:rFonts w:eastAsia="Noto Sans CJK JP" w:cs=""/>
+                <w:kern w:val="0"/>
+                <w:sz w:val="20"/>
+                <w:szCs w:val="20"/>
+                <w:lang w:val="ja-JP" w:eastAsia="ja-JP" w:bidi="ar-SA"/>
+              </w:rPr>
+              <w:t>0.14</w:t>
+            </w:r>
+          </w:p>
+        </w:tc>
+        <w:tc>
+          <w:tcPr>
+            <w:tcW w:w="2462" w:type="dxa"/>
+            <w:tcBorders/>
+          </w:tcPr>
+          <w:p>
+            <w:pPr>
+              <w:pStyle w:val="Compact"/>
+              <w:widowControl/>
+              <w:spacing w:before="36" w:after="36"/>
+              <w:jc w:val="start"/>
+              <w:rPr>
+                <w:rFonts w:ascii="Cambria" w:hAnsi="Cambria" w:eastAsia="Noto Sans CJK JP" w:cs=""/>
+                <w:kern w:val="0"/>
+                <w:sz w:val="20"/>
+                <w:szCs w:val="20"/>
+                <w:lang w:val="ja-JP" w:eastAsia="ja-JP" w:bidi="ar-SA"/>
+              </w:rPr>
+            </w:pPr>
+            <w:r>
+              <w:rPr>
+                <w:rFonts w:eastAsia="Noto Sans CJK JP" w:cs=""/>
+                <w:kern w:val="0"/>
+                <w:sz w:val="20"/>
+                <w:szCs w:val="20"/>
+                <w:lang w:val="ja-JP" w:eastAsia="ja-JP" w:bidi="ar-SA"/>
+              </w:rPr>
+              <w:t>2026-07-05</w:t>
+            </w:r>
+          </w:p>
+        </w:tc>
+        <w:tc>
+          <w:tcPr>
+            <w:tcW w:w="2462" w:type="dxa"/>
+            <w:tcBorders/>
+          </w:tcPr>
+          <w:p>
+            <w:pPr>
+              <w:pStyle w:val="Compact"/>
+              <w:widowControl/>
+              <w:spacing w:before="36" w:after="36"/>
+              <w:jc w:val="start"/>
+              <w:rPr>
+                <w:rFonts w:ascii="Cambria" w:hAnsi="Cambria" w:eastAsia="Noto Sans CJK JP" w:cs=""/>
+                <w:kern w:val="0"/>
+                <w:sz w:val="20"/>
+                <w:szCs w:val="20"/>
+                <w:lang w:val="ja-JP" w:eastAsia="ja-JP" w:bidi="ar-SA"/>
+              </w:rPr>
+            </w:pPr>
+            <w:r>
+              <w:rPr>
+                <w:rFonts w:ascii="Cambria" w:hAnsi="Cambria" w:cs=""/>
+                <w:kern w:val="0"/>
+                <w:sz w:val="20"/>
+                <w:szCs w:val="20"/>
+                <w:lang w:val="ja-JP" w:eastAsia="ja-JP" w:bidi="ar-SA"/>
+              </w:rPr>
+              <w:t>スナップショットからの再構築検証で判明した点を反映：</w:t>
+            </w:r>
+            <w:r>
+              <w:rPr>
+                <w:rFonts w:eastAsia="Noto Sans CJK JP" w:cs=""/>
+                <w:kern w:val="0"/>
+                <w:sz w:val="20"/>
+                <w:szCs w:val="20"/>
+                <w:lang w:val="ja-JP" w:eastAsia="ja-JP" w:bidi="ar-SA"/>
+              </w:rPr>
+              <w:t>§15.3</w:t>
+            </w:r>
+            <w:r>
+              <w:rPr>
+                <w:rFonts w:ascii="Cambria" w:hAnsi="Cambria" w:cs=""/>
+                <w:kern w:val="0"/>
+                <w:sz w:val="20"/>
+                <w:szCs w:val="20"/>
+                <w:lang w:val="ja-JP" w:eastAsia="ja-JP" w:bidi="ar-SA"/>
+              </w:rPr>
+              <w:t>の</w:t>
+            </w:r>
+            <w:r>
+              <w:rPr>
+                <w:rFonts w:eastAsia="Noto Sans CJK JP" w:cs=""/>
+                <w:kern w:val="0"/>
+                <w:sz w:val="20"/>
+                <w:szCs w:val="20"/>
+                <w:lang w:val="ja-JP" w:eastAsia="ja-JP" w:bidi="ar-SA"/>
+              </w:rPr>
+              <w:t>Session</w:t>
+            </w:r>
+            <w:r>
+              <w:rPr>
+                <w:rFonts w:ascii="Cambria" w:hAnsi="Cambria" w:cs=""/>
+                <w:kern w:val="0"/>
+                <w:sz w:val="20"/>
+                <w:szCs w:val="20"/>
+                <w:lang w:val="ja-JP" w:eastAsia="ja-JP" w:bidi="ar-SA"/>
+              </w:rPr>
+              <w:t>確認</w:t>
+            </w:r>
+            <w:r>
+              <w:rPr>
+                <w:rFonts w:eastAsia="Noto Sans CJK JP" w:cs=""/>
+                <w:kern w:val="0"/>
+                <w:sz w:val="20"/>
+                <w:szCs w:val="20"/>
+                <w:lang w:val="ja-JP" w:eastAsia="ja-JP" w:bidi="ar-SA"/>
+              </w:rPr>
+              <w:t>URL</w:t>
+            </w:r>
+            <w:r>
+              <w:rPr>
+                <w:rFonts w:ascii="Cambria" w:hAnsi="Cambria" w:cs=""/>
+                <w:kern w:val="0"/>
+                <w:sz w:val="20"/>
+                <w:szCs w:val="20"/>
+                <w:lang w:val="ja-JP" w:eastAsia="ja-JP" w:bidi="ar-SA"/>
+              </w:rPr>
+              <w:t>を</w:t>
+            </w:r>
+            <w:r>
+              <w:rPr>
+                <w:rStyle w:val="VerbatimChar"/>
+                <w:rFonts w:eastAsia="Noto Sans CJK JP" w:cs=""/>
+                <w:kern w:val="0"/>
+                <w:szCs w:val="20"/>
+                <w:lang w:val="ja-JP" w:eastAsia="ja-JP" w:bidi="ar-SA"/>
+              </w:rPr>
+              <w:t>sp.plm-lab.local</w:t>
+            </w:r>
+            <w:r>
+              <w:rPr>
+                <w:rFonts w:ascii="Cambria" w:hAnsi="Cambria" w:cs=""/>
+                <w:kern w:val="0"/>
+                <w:sz w:val="20"/>
+                <w:szCs w:val="20"/>
+                <w:lang w:val="ja-JP" w:eastAsia="ja-JP" w:bidi="ar-SA"/>
+              </w:rPr>
+              <w:t>に修正、</w:t>
+            </w:r>
+            <w:r>
+              <w:rPr>
+                <w:rFonts w:eastAsia="Noto Sans CJK JP" w:cs=""/>
+                <w:kern w:val="0"/>
+                <w:sz w:val="20"/>
+                <w:szCs w:val="20"/>
+                <w:lang w:val="ja-JP" w:eastAsia="ja-JP" w:bidi="ar-SA"/>
+              </w:rPr>
+              <w:t>§15.4</w:t>
+            </w:r>
+            <w:r>
+              <w:rPr>
+                <w:rFonts w:ascii="Cambria" w:hAnsi="Cambria" w:cs=""/>
+                <w:kern w:val="0"/>
+                <w:sz w:val="20"/>
+                <w:szCs w:val="20"/>
+                <w:lang w:val="ja-JP" w:eastAsia="ja-JP" w:bidi="ar-SA"/>
+              </w:rPr>
+              <w:t>をログアウト対象外に整理、</w:t>
+            </w:r>
+            <w:r>
+              <w:rPr>
+                <w:rFonts w:eastAsia="Noto Sans CJK JP" w:cs=""/>
+                <w:kern w:val="0"/>
+                <w:sz w:val="20"/>
+                <w:szCs w:val="20"/>
+                <w:lang w:val="ja-JP" w:eastAsia="ja-JP" w:bidi="ar-SA"/>
+              </w:rPr>
+              <w:t>§15.6</w:t>
+            </w:r>
+            <w:r>
+              <w:rPr>
+                <w:rFonts w:ascii="Cambria" w:hAnsi="Cambria" w:cs=""/>
+                <w:kern w:val="0"/>
+                <w:sz w:val="20"/>
+                <w:szCs w:val="20"/>
+                <w:lang w:val="ja-JP" w:eastAsia="ja-JP" w:bidi="ar-SA"/>
+              </w:rPr>
+              <w:t>に</w:t>
+            </w:r>
+            <w:r>
+              <w:rPr>
+                <w:rFonts w:eastAsia="Noto Sans CJK JP" w:cs=""/>
+                <w:kern w:val="0"/>
+                <w:sz w:val="20"/>
+                <w:szCs w:val="20"/>
+                <w:lang w:val="ja-JP" w:eastAsia="ja-JP" w:bidi="ar-SA"/>
+              </w:rPr>
+              <w:t>WSL2</w:t>
+            </w:r>
+            <w:r>
+              <w:rPr>
+                <w:rFonts w:ascii="Cambria" w:hAnsi="Cambria" w:cs=""/>
+                <w:kern w:val="0"/>
+                <w:sz w:val="20"/>
+                <w:szCs w:val="20"/>
+                <w:lang w:val="ja-JP" w:eastAsia="ja-JP" w:bidi="ar-SA"/>
+              </w:rPr>
+              <w:t>オンデマンド起動の説明と自動起動策（方法</w:t>
+            </w:r>
+            <w:r>
+              <w:rPr>
+                <w:rFonts w:eastAsia="Noto Sans CJK JP" w:cs=""/>
+                <w:kern w:val="0"/>
+                <w:sz w:val="20"/>
+                <w:szCs w:val="20"/>
+                <w:lang w:val="ja-JP" w:eastAsia="ja-JP" w:bidi="ar-SA"/>
+              </w:rPr>
+              <w:t>A/B/C</w:t>
+            </w:r>
+            <w:r>
+              <w:rPr>
+                <w:rFonts w:ascii="Cambria" w:hAnsi="Cambria" w:cs=""/>
+                <w:kern w:val="0"/>
+                <w:sz w:val="20"/>
+                <w:szCs w:val="20"/>
+                <w:lang w:val="ja-JP" w:eastAsia="ja-JP" w:bidi="ar-SA"/>
+              </w:rPr>
+              <w:t>）を追記。付録</w:t>
+            </w:r>
+            <w:r>
+              <w:rPr>
+                <w:rFonts w:eastAsia="Noto Sans CJK JP" w:cs=""/>
+                <w:kern w:val="0"/>
+                <w:sz w:val="20"/>
+                <w:szCs w:val="20"/>
+                <w:lang w:val="ja-JP" w:eastAsia="ja-JP" w:bidi="ar-SA"/>
+              </w:rPr>
+              <w:t>B</w:t>
+            </w:r>
+            <w:r>
+              <w:rPr>
+                <w:rFonts w:ascii="Cambria" w:hAnsi="Cambria" w:cs=""/>
+                <w:kern w:val="0"/>
+                <w:sz w:val="20"/>
+                <w:szCs w:val="20"/>
+                <w:lang w:val="ja-JP" w:eastAsia="ja-JP" w:bidi="ar-SA"/>
+              </w:rPr>
+              <w:t>に「参照用ファイルバックアップ一覧」と「再現性検証のためのチェックポイント運用」を追記</w:t>
+            </w:r>
+          </w:p>
+        </w:tc>
+        <w:tc>
+          <w:tcPr>
+            <w:tcW w:w="2461" w:type="dxa"/>
+            <w:tcBorders/>
+          </w:tcPr>
+          <w:p>
+            <w:pPr>
+              <w:pStyle w:val="Compact"/>
+              <w:widowControl/>
+              <w:spacing w:before="36" w:after="36"/>
+              <w:jc w:val="start"/>
+              <w:rPr>
+                <w:rFonts w:ascii="Cambria" w:hAnsi="Cambria" w:eastAsia="Noto Sans CJK JP" w:cs=""/>
+                <w:kern w:val="0"/>
+                <w:sz w:val="20"/>
+                <w:szCs w:val="20"/>
+                <w:lang w:val="ja-JP" w:eastAsia="ja-JP" w:bidi="ar-SA"/>
+              </w:rPr>
+            </w:pPr>
+            <w:r>
+              <w:rPr>
+                <w:rFonts w:ascii="Cambria" w:hAnsi="Cambria" w:cs=""/>
+                <w:kern w:val="0"/>
+                <w:sz w:val="20"/>
+                <w:szCs w:val="20"/>
+                <w:lang w:val="ja-JP" w:eastAsia="ja-JP" w:bidi="ar-SA"/>
+              </w:rPr>
+              <w:t>再構築検証の知見を反映</w:t>
+            </w:r>
+          </w:p>
+        </w:tc>
+      </w:tr>
     </w:tbl>
     <w:p>
       <w:pPr>
@@ -4469,7 +4776,7 @@
         <w:pStyle w:val="Compact"/>
         <w:numPr>
           <w:ilvl w:val="1"/>
-          <w:numId w:val="31"/>
+          <w:numId w:val="36"/>
         </w:numPr>
         <w:rPr/>
       </w:pPr>
@@ -4522,7 +4829,7 @@
         <w:pStyle w:val="Compact"/>
         <w:numPr>
           <w:ilvl w:val="1"/>
-          <w:numId w:val="32"/>
+          <w:numId w:val="37"/>
         </w:numPr>
         <w:rPr/>
       </w:pPr>
@@ -4910,7 +5217,7 @@
         <w:pStyle w:val="Compact"/>
         <w:numPr>
           <w:ilvl w:val="0"/>
-          <w:numId w:val="33"/>
+          <w:numId w:val="38"/>
         </w:numPr>
         <w:rPr/>
       </w:pPr>
@@ -10300,7 +10607,7 @@
         <w:pStyle w:val="Compact"/>
         <w:numPr>
           <w:ilvl w:val="0"/>
-          <w:numId w:val="34"/>
+          <w:numId w:val="39"/>
         </w:numPr>
         <w:rPr/>
       </w:pPr>
@@ -10330,7 +10637,7 @@
         <w:pStyle w:val="Compact"/>
         <w:numPr>
           <w:ilvl w:val="0"/>
-          <w:numId w:val="35"/>
+          <w:numId w:val="40"/>
         </w:numPr>
         <w:rPr/>
       </w:pPr>
@@ -10352,7 +10659,7 @@
         <w:pStyle w:val="Compact"/>
         <w:numPr>
           <w:ilvl w:val="0"/>
-          <w:numId w:val="36"/>
+          <w:numId w:val="41"/>
         </w:numPr>
         <w:rPr/>
       </w:pPr>
@@ -11674,7 +11981,7 @@
         <w:pStyle w:val="Compact"/>
         <w:numPr>
           <w:ilvl w:val="0"/>
-          <w:numId w:val="37"/>
+          <w:numId w:val="42"/>
         </w:numPr>
         <w:rPr/>
       </w:pPr>
@@ -11707,7 +12014,7 @@
         <w:pStyle w:val="Compact"/>
         <w:numPr>
           <w:ilvl w:val="0"/>
-          <w:numId w:val="38"/>
+          <w:numId w:val="43"/>
         </w:numPr>
         <w:rPr/>
       </w:pPr>
@@ -16218,7 +16525,7 @@
         <w:pStyle w:val="Compact"/>
         <w:numPr>
           <w:ilvl w:val="0"/>
-          <w:numId w:val="39"/>
+          <w:numId w:val="44"/>
         </w:numPr>
         <w:rPr/>
       </w:pPr>
@@ -16267,7 +16574,7 @@
         <w:pStyle w:val="Compact"/>
         <w:numPr>
           <w:ilvl w:val="0"/>
-          <w:numId w:val="40"/>
+          <w:numId w:val="45"/>
         </w:numPr>
         <w:rPr/>
       </w:pPr>
@@ -16296,7 +16603,7 @@
         <w:pStyle w:val="Compact"/>
         <w:numPr>
           <w:ilvl w:val="0"/>
-          <w:numId w:val="41"/>
+          <w:numId w:val="46"/>
         </w:numPr>
         <w:rPr/>
       </w:pPr>
@@ -16334,7 +16641,7 @@
         <w:pStyle w:val="Compact"/>
         <w:numPr>
           <w:ilvl w:val="0"/>
-          <w:numId w:val="42"/>
+          <w:numId w:val="47"/>
         </w:numPr>
         <w:rPr/>
       </w:pPr>
@@ -16378,7 +16685,7 @@
         <w:pStyle w:val="Compact"/>
         <w:numPr>
           <w:ilvl w:val="0"/>
-          <w:numId w:val="43"/>
+          <w:numId w:val="48"/>
         </w:numPr>
         <w:rPr/>
       </w:pPr>
@@ -20264,7 +20571,7 @@
         <w:pStyle w:val="Normal"/>
         <w:numPr>
           <w:ilvl w:val="0"/>
-          <w:numId w:val="44"/>
+          <w:numId w:val="49"/>
         </w:numPr>
         <w:rPr/>
       </w:pPr>
@@ -20344,7 +20651,7 @@
         <w:pStyle w:val="Normal"/>
         <w:numPr>
           <w:ilvl w:val="0"/>
-          <w:numId w:val="45"/>
+          <w:numId w:val="50"/>
         </w:numPr>
         <w:rPr/>
       </w:pPr>
@@ -23115,7 +23422,7 @@
         <w:pStyle w:val="Compact"/>
         <w:numPr>
           <w:ilvl w:val="0"/>
-          <w:numId w:val="46"/>
+          <w:numId w:val="51"/>
         </w:numPr>
         <w:rPr/>
       </w:pPr>
@@ -23140,7 +23447,7 @@
         <w:pStyle w:val="Compact"/>
         <w:numPr>
           <w:ilvl w:val="0"/>
-          <w:numId w:val="47"/>
+          <w:numId w:val="52"/>
         </w:numPr>
         <w:rPr/>
       </w:pPr>
@@ -23190,7 +23497,7 @@
         <w:pStyle w:val="Compact"/>
         <w:numPr>
           <w:ilvl w:val="0"/>
-          <w:numId w:val="48"/>
+          <w:numId w:val="53"/>
         </w:numPr>
         <w:rPr/>
       </w:pPr>
@@ -23210,7 +23517,7 @@
         <w:pStyle w:val="Compact"/>
         <w:numPr>
           <w:ilvl w:val="0"/>
-          <w:numId w:val="49"/>
+          <w:numId w:val="54"/>
         </w:numPr>
         <w:rPr/>
       </w:pPr>
@@ -23224,7 +23531,7 @@
         <w:pStyle w:val="Compact"/>
         <w:numPr>
           <w:ilvl w:val="0"/>
-          <w:numId w:val="50"/>
+          <w:numId w:val="55"/>
         </w:numPr>
         <w:rPr/>
       </w:pPr>
@@ -23253,7 +23560,7 @@
         <w:pStyle w:val="Compact"/>
         <w:numPr>
           <w:ilvl w:val="0"/>
-          <w:numId w:val="51"/>
+          <w:numId w:val="56"/>
         </w:numPr>
         <w:rPr/>
       </w:pPr>
@@ -36652,7 +36959,7 @@
         <w:pStyle w:val="Compact"/>
         <w:numPr>
           <w:ilvl w:val="0"/>
-          <w:numId w:val="52"/>
+          <w:numId w:val="57"/>
         </w:numPr>
         <w:rPr/>
       </w:pPr>
@@ -42407,7 +42714,7 @@
         <w:pStyle w:val="Compact"/>
         <w:numPr>
           <w:ilvl w:val="0"/>
-          <w:numId w:val="53"/>
+          <w:numId w:val="58"/>
         </w:numPr>
         <w:rPr/>
       </w:pPr>
@@ -42458,322 +42765,6 @@
       <w:r>
         <w:rPr/>
         <w:t>を入手（バージョンは固定せず最新を使用）。</w:t>
-      </w:r>
-    </w:p>
-    <w:p>
-      <w:pPr>
-        <w:pStyle w:val="Compact"/>
-        <w:numPr>
-          <w:ilvl w:val="0"/>
-          <w:numId w:val="54"/>
-        </w:numPr>
-        <w:rPr/>
-      </w:pPr>
-      <w:r>
-        <w:rPr/>
-        <w:t xml:space="preserve">MSI </w:t>
-      </w:r>
-      <w:r>
-        <w:rPr/>
-        <w:t>を実行し、既定のまま進める。要点：</w:t>
-      </w:r>
-    </w:p>
-    <w:p>
-      <w:pPr>
-        <w:pStyle w:val="Compact"/>
-        <w:numPr>
-          <w:ilvl w:val="1"/>
-          <w:numId w:val="55"/>
-        </w:numPr>
-        <w:rPr/>
-      </w:pPr>
-      <w:r>
-        <w:rPr/>
-        <w:t xml:space="preserve">インストール先は既定の </w:t>
-      </w:r>
-      <w:r>
-        <w:rPr>
-          <w:rStyle w:val="VerbatimChar"/>
-          <w:b/>
-          <w:bCs/>
-        </w:rPr>
-        <w:t>C:\opt\shibboleth-sp</w:t>
-      </w:r>
-      <w:r>
-        <w:rPr/>
-        <w:t>。</w:t>
-      </w:r>
-    </w:p>
-    <w:p>
-      <w:pPr>
-        <w:pStyle w:val="Compact"/>
-        <w:numPr>
-          <w:ilvl w:val="1"/>
-          <w:numId w:val="56"/>
-        </w:numPr>
-        <w:rPr/>
-      </w:pPr>
-      <w:r>
-        <w:rPr>
-          <w:b/>
-          <w:bCs/>
-        </w:rPr>
-        <w:t>「</w:t>
-      </w:r>
-      <w:r>
-        <w:rPr>
-          <w:b/>
-          <w:bCs/>
-        </w:rPr>
-        <w:t>Configure IIS7 module?</w:t>
-      </w:r>
-      <w:r>
-        <w:rPr>
-          <w:b/>
-          <w:bCs/>
-        </w:rPr>
-        <w:t>（</w:t>
-      </w:r>
-      <w:r>
-        <w:rPr>
-          <w:b/>
-          <w:bCs/>
-        </w:rPr>
-        <w:t xml:space="preserve">IIS </w:t>
-      </w:r>
-      <w:r>
-        <w:rPr>
-          <w:b/>
-          <w:bCs/>
-        </w:rPr>
-        <w:t>サポートの構成）」にチェック</w:t>
-      </w:r>
-      <w:r>
-        <w:rPr/>
-        <w:t>（</w:t>
-      </w:r>
-      <w:r>
-        <w:rPr/>
-        <w:t xml:space="preserve">IIS </w:t>
-      </w:r>
-      <w:r>
-        <w:rPr/>
-        <w:t>ネイティブモジュールを自動構成）。</w:t>
-      </w:r>
-    </w:p>
-    <w:p>
-      <w:pPr>
-        <w:pStyle w:val="Compact"/>
-        <w:numPr>
-          <w:ilvl w:val="1"/>
-          <w:numId w:val="57"/>
-        </w:numPr>
-        <w:rPr/>
-      </w:pPr>
-      <w:r>
-        <w:rPr/>
-        <w:t>完了後、</w:t>
-      </w:r>
-      <w:r>
-        <w:rPr>
-          <w:b/>
-          <w:bCs/>
-        </w:rPr>
-        <w:t>再起動</w:t>
-      </w:r>
-      <w:r>
-        <w:rPr/>
-        <w:t>を求められるので再起動する。</w:t>
-      </w:r>
-    </w:p>
-    <w:p>
-      <w:pPr>
-        <w:pStyle w:val="BlockText"/>
-        <w:rPr/>
-      </w:pPr>
-      <w:r>
-        <w:rPr>
-          <w:b/>
-          <w:bCs/>
-        </w:rPr>
-        <w:t>配置の注記（設計上の推奨）</w:t>
-      </w:r>
-      <w:r>
-        <w:rPr/>
-        <w:t>：インストール先は</w:t>
-      </w:r>
-      <w:r>
-        <w:rPr>
-          <w:b/>
-          <w:bCs/>
-        </w:rPr>
-        <w:t xml:space="preserve">デフォルトの </w:t>
-      </w:r>
-      <w:r>
-        <w:rPr>
-          <w:rStyle w:val="VerbatimChar"/>
-          <w:b/>
-          <w:bCs/>
-        </w:rPr>
-        <w:t>C:\opt\shibboleth-sp</w:t>
-      </w:r>
-      <w:r>
-        <w:rPr>
-          <w:b/>
-          <w:bCs/>
-        </w:rPr>
-        <w:t xml:space="preserve"> </w:t>
-      </w:r>
-      <w:r>
-        <w:rPr>
-          <w:b/>
-          <w:bCs/>
-        </w:rPr>
-        <w:t>を推奨</w:t>
-      </w:r>
-      <w:r>
-        <w:rPr/>
-        <w:t>。</w:t>
-      </w:r>
-      <w:r>
-        <w:rPr>
-          <w:rStyle w:val="VerbatimChar"/>
-        </w:rPr>
-        <w:t>C:\inetpub</w:t>
-      </w:r>
-      <w:r>
-        <w:rPr/>
-        <w:t xml:space="preserve"> </w:t>
-      </w:r>
-      <w:r>
-        <w:rPr/>
-        <w:t>配下は、</w:t>
-      </w:r>
-      <w:r>
-        <w:rPr/>
-        <w:t xml:space="preserve">SP </w:t>
-      </w:r>
-      <w:r>
-        <w:rPr/>
-        <w:t xml:space="preserve">の秘密鍵・設定が </w:t>
-      </w:r>
-      <w:r>
-        <w:rPr/>
-        <w:t xml:space="preserve">Web </w:t>
-      </w:r>
-      <w:r>
-        <w:rPr/>
-        <w:t>公開領域に入り漏洩リスクがあるため</w:t>
-      </w:r>
-      <w:r>
-        <w:rPr>
-          <w:b/>
-          <w:bCs/>
-        </w:rPr>
-        <w:t>不可</w:t>
-      </w:r>
-      <w:r>
-        <w:rPr/>
-        <w:t xml:space="preserve">。組織のポリシーで配置を集約する場合も、空白を含まないパス（例 </w:t>
-      </w:r>
-      <w:r>
-        <w:rPr>
-          <w:rStyle w:val="VerbatimChar"/>
-        </w:rPr>
-        <w:t>C:\app\shibboleth-sp</w:t>
-      </w:r>
-      <w:r>
-        <w:rPr/>
-        <w:t>）にとどめ、</w:t>
-      </w:r>
-      <w:r>
-        <w:rPr>
-          <w:rStyle w:val="VerbatimChar"/>
-        </w:rPr>
-        <w:t>shibboleth2.xml</w:t>
-      </w:r>
-      <w:r>
-        <w:rPr/>
-        <w:t xml:space="preserve"> </w:t>
-      </w:r>
-      <w:r>
-        <w:rPr/>
-        <w:t>内のパス・</w:t>
-      </w:r>
-      <w:r>
-        <w:rPr>
-          <w:rStyle w:val="VerbatimChar"/>
-        </w:rPr>
-        <w:t>keygen</w:t>
-      </w:r>
-      <w:r>
-        <w:rPr/>
-        <w:t xml:space="preserve"> </w:t>
-      </w:r>
-      <w:r>
-        <w:rPr/>
-        <w:t>出力先・ログ</w:t>
-      </w:r>
-      <w:r>
-        <w:rPr/>
-        <w:t>/</w:t>
-      </w:r>
-      <w:r>
-        <w:rPr/>
-        <w:t>鍵のパスを一斉に読み替える必要がある。学習・検証ではデフォルトが最も安全で、ドキュメントとの整合も良い。</w:t>
-      </w:r>
-      <w:bookmarkEnd w:id="76"/>
-    </w:p>
-    <w:p>
-      <w:pPr>
-        <w:pStyle w:val="Heading3"/>
-        <w:rPr/>
-      </w:pPr>
-      <w:bookmarkStart w:id="77" w:name="インストールの確認"/>
-      <w:r>
-        <w:rPr/>
-        <w:t xml:space="preserve">12.2 </w:t>
-      </w:r>
-      <w:r>
-        <w:rPr/>
-        <w:t>インストールの確認</w:t>
-      </w:r>
-    </w:p>
-    <w:p>
-      <w:pPr>
-        <w:pStyle w:val="Compact"/>
-        <w:numPr>
-          <w:ilvl w:val="0"/>
-          <w:numId w:val="58"/>
-        </w:numPr>
-        <w:rPr/>
-      </w:pPr>
-      <w:r>
-        <w:rPr/>
-        <w:t xml:space="preserve">サービス：「サービス」管理コンソールで </w:t>
-      </w:r>
-      <w:r>
-        <w:rPr>
-          <w:b/>
-          <w:bCs/>
-        </w:rPr>
-        <w:t>Shibboleth 3 Daemon</w:t>
-      </w:r>
-      <w:r>
-        <w:rPr/>
-        <w:t xml:space="preserve"> </w:t>
-      </w:r>
-      <w:r>
-        <w:rPr/>
-        <w:t>が「実行中／自動／</w:t>
-      </w:r>
-      <w:r>
-        <w:rPr/>
-        <w:t>Local System</w:t>
-      </w:r>
-      <w:r>
-        <w:rPr/>
-        <w:t>」であること。</w:t>
       </w:r>
     </w:p>
     <w:p>
@@ -42787,27 +42778,25 @@
       </w:pPr>
       <w:r>
         <w:rPr/>
-        <w:t>IIS</w:t>
-      </w:r>
-      <w:r>
-        <w:rPr/>
-        <w:t>（</w:t>
-      </w:r>
-      <w:r>
-        <w:rPr/>
-        <w:t xml:space="preserve">SP3 </w:t>
-      </w:r>
-      <w:r>
-        <w:rPr/>
-        <w:t>のネイティブモジュール方式）：</w:t>
-      </w:r>
-      <w:r>
-        <w:rPr/>
-        <w:t xml:space="preserve">IIS </w:t>
-      </w:r>
-      <w:r>
-        <w:rPr/>
-        <w:t xml:space="preserve">マネージャーでサーバーを選択 →「モジュール」に </w:t>
+        <w:t xml:space="preserve">MSI </w:t>
+      </w:r>
+      <w:r>
+        <w:rPr/>
+        <w:t>を実行し、既定のまま進める。要点：</w:t>
+      </w:r>
+    </w:p>
+    <w:p>
+      <w:pPr>
+        <w:pStyle w:val="Compact"/>
+        <w:numPr>
+          <w:ilvl w:val="1"/>
+          <w:numId w:val="60"/>
+        </w:numPr>
+        <w:rPr/>
+      </w:pPr>
+      <w:r>
+        <w:rPr/>
+        <w:t xml:space="preserve">インストール先は既定の </w:t>
       </w:r>
       <w:r>
         <w:rPr>
@@ -42815,14 +42804,117 @@
           <w:b/>
           <w:bCs/>
         </w:rPr>
-        <w:t>ShibNative</w:t>
-      </w:r>
+        <w:t>C:\opt\shibboleth-sp</w:t>
+      </w:r>
+      <w:r>
+        <w:rPr/>
+        <w:t>。</w:t>
+      </w:r>
+    </w:p>
+    <w:p>
+      <w:pPr>
+        <w:pStyle w:val="Compact"/>
+        <w:numPr>
+          <w:ilvl w:val="1"/>
+          <w:numId w:val="61"/>
+        </w:numPr>
+        <w:rPr/>
+      </w:pPr>
       <w:r>
         <w:rPr>
           <w:b/>
           <w:bCs/>
         </w:rPr>
-        <w:t>／</w:t>
+        <w:t>「</w:t>
+      </w:r>
+      <w:r>
+        <w:rPr>
+          <w:b/>
+          <w:bCs/>
+        </w:rPr>
+        <w:t>Configure IIS7 module?</w:t>
+      </w:r>
+      <w:r>
+        <w:rPr>
+          <w:b/>
+          <w:bCs/>
+        </w:rPr>
+        <w:t>（</w:t>
+      </w:r>
+      <w:r>
+        <w:rPr>
+          <w:b/>
+          <w:bCs/>
+        </w:rPr>
+        <w:t xml:space="preserve">IIS </w:t>
+      </w:r>
+      <w:r>
+        <w:rPr>
+          <w:b/>
+          <w:bCs/>
+        </w:rPr>
+        <w:t>サポートの構成）」にチェック</w:t>
+      </w:r>
+      <w:r>
+        <w:rPr/>
+        <w:t>（</w:t>
+      </w:r>
+      <w:r>
+        <w:rPr/>
+        <w:t xml:space="preserve">IIS </w:t>
+      </w:r>
+      <w:r>
+        <w:rPr/>
+        <w:t>ネイティブモジュールを自動構成）。</w:t>
+      </w:r>
+    </w:p>
+    <w:p>
+      <w:pPr>
+        <w:pStyle w:val="Compact"/>
+        <w:numPr>
+          <w:ilvl w:val="1"/>
+          <w:numId w:val="62"/>
+        </w:numPr>
+        <w:rPr/>
+      </w:pPr>
+      <w:r>
+        <w:rPr/>
+        <w:t>完了後、</w:t>
+      </w:r>
+      <w:r>
+        <w:rPr>
+          <w:b/>
+          <w:bCs/>
+        </w:rPr>
+        <w:t>再起動</w:t>
+      </w:r>
+      <w:r>
+        <w:rPr/>
+        <w:t>を求められるので再起動する。</w:t>
+      </w:r>
+    </w:p>
+    <w:p>
+      <w:pPr>
+        <w:pStyle w:val="BlockText"/>
+        <w:rPr/>
+      </w:pPr>
+      <w:r>
+        <w:rPr>
+          <w:b/>
+          <w:bCs/>
+        </w:rPr>
+        <w:t>配置の注記（設計上の推奨）</w:t>
+      </w:r>
+      <w:r>
+        <w:rPr/>
+        <w:t>：インストール先は</w:t>
+      </w:r>
+      <w:r>
+        <w:rPr>
+          <w:b/>
+          <w:bCs/>
+        </w:rPr>
+        <w:t xml:space="preserve">デフォルトの </w:t>
       </w:r>
       <w:r>
         <w:rPr>
@@ -42830,74 +42922,128 @@
           <w:b/>
           <w:bCs/>
         </w:rPr>
-        <w:t>ShibNative32</w:t>
-      </w:r>
-      <w:r>
-        <w:rPr/>
-        <w:t>（</w:t>
-      </w:r>
-      <w:r>
-        <w:rPr>
-          <w:rStyle w:val="VerbatimChar"/>
-        </w:rPr>
-        <w:t>C:\opt\shibboleth-sp\lib64\shibboleth\iis7_shib.dll</w:t>
-      </w:r>
-      <w:r>
-        <w:rPr/>
-        <w:t xml:space="preserve"> </w:t>
-      </w:r>
-      <w:r>
-        <w:rPr/>
-        <w:t>等、</w:t>
-      </w:r>
-      <w:r>
-        <w:rPr/>
-        <w:t>Native/Local</w:t>
-      </w:r>
-      <w:r>
-        <w:rPr/>
-        <w:t xml:space="preserve">）があること。※ </w:t>
-      </w:r>
-      <w:r>
-        <w:rPr/>
-        <w:t xml:space="preserve">SP3 </w:t>
-      </w:r>
-      <w:r>
-        <w:rPr/>
-        <w:t xml:space="preserve">はネイティブモジュール方式のため、旧 </w:t>
-      </w:r>
-      <w:r>
-        <w:rPr/>
-        <w:t xml:space="preserve">ISAPI </w:t>
-      </w:r>
-      <w:r>
-        <w:rPr/>
-        <w:t xml:space="preserve">方式の </w:t>
-      </w:r>
-      <w:r>
-        <w:rPr>
-          <w:rStyle w:val="VerbatimChar"/>
-        </w:rPr>
-        <w:t>*.sso</w:t>
-      </w:r>
-      <w:r>
-        <w:rPr/>
-        <w:t xml:space="preserve"> </w:t>
-      </w:r>
-      <w:r>
-        <w:rPr/>
-        <w:t>ハンドラーマッピングは</w:t>
+        <w:t>C:\opt\shibboleth-sp</w:t>
       </w:r>
       <w:r>
         <w:rPr>
           <w:b/>
           <w:bCs/>
         </w:rPr>
-        <w:t>表示されないのが正常</w:t>
-      </w:r>
-      <w:r>
-        <w:rPr/>
-        <w:t>。下のステータス確認が通れば実質確認済み。</w:t>
+        <w:t xml:space="preserve"> </w:t>
+      </w:r>
+      <w:r>
+        <w:rPr>
+          <w:b/>
+          <w:bCs/>
+        </w:rPr>
+        <w:t>を推奨</w:t>
+      </w:r>
+      <w:r>
+        <w:rPr/>
+        <w:t>。</w:t>
+      </w:r>
+      <w:r>
+        <w:rPr>
+          <w:rStyle w:val="VerbatimChar"/>
+        </w:rPr>
+        <w:t>C:\inetpub</w:t>
+      </w:r>
+      <w:r>
+        <w:rPr/>
+        <w:t xml:space="preserve"> </w:t>
+      </w:r>
+      <w:r>
+        <w:rPr/>
+        <w:t>配下は、</w:t>
+      </w:r>
+      <w:r>
+        <w:rPr/>
+        <w:t xml:space="preserve">SP </w:t>
+      </w:r>
+      <w:r>
+        <w:rPr/>
+        <w:t xml:space="preserve">の秘密鍵・設定が </w:t>
+      </w:r>
+      <w:r>
+        <w:rPr/>
+        <w:t xml:space="preserve">Web </w:t>
+      </w:r>
+      <w:r>
+        <w:rPr/>
+        <w:t>公開領域に入り漏洩リスクがあるため</w:t>
+      </w:r>
+      <w:r>
+        <w:rPr>
+          <w:b/>
+          <w:bCs/>
+        </w:rPr>
+        <w:t>不可</w:t>
+      </w:r>
+      <w:r>
+        <w:rPr/>
+        <w:t xml:space="preserve">。組織のポリシーで配置を集約する場合も、空白を含まないパス（例 </w:t>
+      </w:r>
+      <w:r>
+        <w:rPr>
+          <w:rStyle w:val="VerbatimChar"/>
+        </w:rPr>
+        <w:t>C:\app\shibboleth-sp</w:t>
+      </w:r>
+      <w:r>
+        <w:rPr/>
+        <w:t>）にとどめ、</w:t>
+      </w:r>
+      <w:r>
+        <w:rPr>
+          <w:rStyle w:val="VerbatimChar"/>
+        </w:rPr>
+        <w:t>shibboleth2.xml</w:t>
+      </w:r>
+      <w:r>
+        <w:rPr/>
+        <w:t xml:space="preserve"> </w:t>
+      </w:r>
+      <w:r>
+        <w:rPr/>
+        <w:t>内のパス・</w:t>
+      </w:r>
+      <w:r>
+        <w:rPr>
+          <w:rStyle w:val="VerbatimChar"/>
+        </w:rPr>
+        <w:t>keygen</w:t>
+      </w:r>
+      <w:r>
+        <w:rPr/>
+        <w:t xml:space="preserve"> </w:t>
+      </w:r>
+      <w:r>
+        <w:rPr/>
+        <w:t>出力先・ログ</w:t>
+      </w:r>
+      <w:r>
+        <w:rPr/>
+        <w:t>/</w:t>
+      </w:r>
+      <w:r>
+        <w:rPr/>
+        <w:t>鍵のパスを一斉に読み替える必要がある。学習・検証ではデフォルトが最も安全で、ドキュメントとの整合も良い。</w:t>
+      </w:r>
+      <w:bookmarkEnd w:id="76"/>
+    </w:p>
+    <w:p>
+      <w:pPr>
+        <w:pStyle w:val="Heading3"/>
+        <w:rPr/>
+      </w:pPr>
+      <w:bookmarkStart w:id="77" w:name="インストールの確認"/>
+      <w:r>
+        <w:rPr/>
+        <w:t xml:space="preserve">12.2 </w:t>
+      </w:r>
+      <w:r>
+        <w:rPr/>
+        <w:t>インストールの確認</w:t>
       </w:r>
     </w:p>
     <w:p>
@@ -42905,7 +43051,168 @@
         <w:pStyle w:val="Compact"/>
         <w:numPr>
           <w:ilvl w:val="0"/>
-          <w:numId w:val="60"/>
+          <w:numId w:val="63"/>
+        </w:numPr>
+        <w:rPr/>
+      </w:pPr>
+      <w:r>
+        <w:rPr/>
+        <w:t xml:space="preserve">サービス：「サービス」管理コンソールで </w:t>
+      </w:r>
+      <w:r>
+        <w:rPr>
+          <w:b/>
+          <w:bCs/>
+        </w:rPr>
+        <w:t>Shibboleth 3 Daemon</w:t>
+      </w:r>
+      <w:r>
+        <w:rPr/>
+        <w:t xml:space="preserve"> </w:t>
+      </w:r>
+      <w:r>
+        <w:rPr/>
+        <w:t>が「実行中／自動／</w:t>
+      </w:r>
+      <w:r>
+        <w:rPr/>
+        <w:t>Local System</w:t>
+      </w:r>
+      <w:r>
+        <w:rPr/>
+        <w:t>」であること。</w:t>
+      </w:r>
+    </w:p>
+    <w:p>
+      <w:pPr>
+        <w:pStyle w:val="Compact"/>
+        <w:numPr>
+          <w:ilvl w:val="0"/>
+          <w:numId w:val="64"/>
+        </w:numPr>
+        <w:rPr/>
+      </w:pPr>
+      <w:r>
+        <w:rPr/>
+        <w:t>IIS</w:t>
+      </w:r>
+      <w:r>
+        <w:rPr/>
+        <w:t>（</w:t>
+      </w:r>
+      <w:r>
+        <w:rPr/>
+        <w:t xml:space="preserve">SP3 </w:t>
+      </w:r>
+      <w:r>
+        <w:rPr/>
+        <w:t>のネイティブモジュール方式）：</w:t>
+      </w:r>
+      <w:r>
+        <w:rPr/>
+        <w:t xml:space="preserve">IIS </w:t>
+      </w:r>
+      <w:r>
+        <w:rPr/>
+        <w:t xml:space="preserve">マネージャーでサーバーを選択 →「モジュール」に </w:t>
+      </w:r>
+      <w:r>
+        <w:rPr>
+          <w:rStyle w:val="VerbatimChar"/>
+          <w:b/>
+          <w:bCs/>
+        </w:rPr>
+        <w:t>ShibNative</w:t>
+      </w:r>
+      <w:r>
+        <w:rPr>
+          <w:b/>
+          <w:bCs/>
+        </w:rPr>
+        <w:t>／</w:t>
+      </w:r>
+      <w:r>
+        <w:rPr>
+          <w:rStyle w:val="VerbatimChar"/>
+          <w:b/>
+          <w:bCs/>
+        </w:rPr>
+        <w:t>ShibNative32</w:t>
+      </w:r>
+      <w:r>
+        <w:rPr/>
+        <w:t>（</w:t>
+      </w:r>
+      <w:r>
+        <w:rPr>
+          <w:rStyle w:val="VerbatimChar"/>
+        </w:rPr>
+        <w:t>C:\opt\shibboleth-sp\lib64\shibboleth\iis7_shib.dll</w:t>
+      </w:r>
+      <w:r>
+        <w:rPr/>
+        <w:t xml:space="preserve"> </w:t>
+      </w:r>
+      <w:r>
+        <w:rPr/>
+        <w:t>等、</w:t>
+      </w:r>
+      <w:r>
+        <w:rPr/>
+        <w:t>Native/Local</w:t>
+      </w:r>
+      <w:r>
+        <w:rPr/>
+        <w:t xml:space="preserve">）があること。※ </w:t>
+      </w:r>
+      <w:r>
+        <w:rPr/>
+        <w:t xml:space="preserve">SP3 </w:t>
+      </w:r>
+      <w:r>
+        <w:rPr/>
+        <w:t xml:space="preserve">はネイティブモジュール方式のため、旧 </w:t>
+      </w:r>
+      <w:r>
+        <w:rPr/>
+        <w:t xml:space="preserve">ISAPI </w:t>
+      </w:r>
+      <w:r>
+        <w:rPr/>
+        <w:t xml:space="preserve">方式の </w:t>
+      </w:r>
+      <w:r>
+        <w:rPr>
+          <w:rStyle w:val="VerbatimChar"/>
+        </w:rPr>
+        <w:t>*.sso</w:t>
+      </w:r>
+      <w:r>
+        <w:rPr/>
+        <w:t xml:space="preserve"> </w:t>
+      </w:r>
+      <w:r>
+        <w:rPr/>
+        <w:t>ハンドラーマッピングは</w:t>
+      </w:r>
+      <w:r>
+        <w:rPr>
+          <w:b/>
+          <w:bCs/>
+        </w:rPr>
+        <w:t>表示されないのが正常</w:t>
+      </w:r>
+      <w:r>
+        <w:rPr/>
+        <w:t>。下のステータス確認が通れば実質確認済み。</w:t>
+      </w:r>
+    </w:p>
+    <w:p>
+      <w:pPr>
+        <w:pStyle w:val="Compact"/>
+        <w:numPr>
+          <w:ilvl w:val="0"/>
+          <w:numId w:val="65"/>
         </w:numPr>
         <w:rPr/>
       </w:pPr>
@@ -48519,7 +48826,7 @@
         <w:pStyle w:val="Compact"/>
         <w:numPr>
           <w:ilvl w:val="0"/>
-          <w:numId w:val="61"/>
+          <w:numId w:val="66"/>
         </w:numPr>
         <w:rPr/>
       </w:pPr>
@@ -48543,7 +48850,7 @@
         <w:pStyle w:val="Compact"/>
         <w:numPr>
           <w:ilvl w:val="0"/>
-          <w:numId w:val="62"/>
+          <w:numId w:val="67"/>
         </w:numPr>
         <w:rPr/>
       </w:pPr>
@@ -48586,7 +48893,7 @@
         <w:pStyle w:val="Compact"/>
         <w:numPr>
           <w:ilvl w:val="0"/>
-          <w:numId w:val="63"/>
+          <w:numId w:val="68"/>
         </w:numPr>
         <w:rPr/>
       </w:pPr>
@@ -48618,7 +48925,7 @@
         <w:pStyle w:val="Compact"/>
         <w:numPr>
           <w:ilvl w:val="0"/>
-          <w:numId w:val="64"/>
+          <w:numId w:val="69"/>
         </w:numPr>
         <w:rPr/>
       </w:pPr>
@@ -49279,7 +49586,7 @@
                 <w:szCs w:val="20"/>
                 <w:lang w:val="ja-JP" w:eastAsia="ja-JP" w:bidi="ar-SA"/>
               </w:rPr>
-              <w:t>https://localhost/Shibboleth.sso/Session</w:t>
+              <w:t>https://sp.plm-lab.local/Shibboleth.sso/Session</w:t>
             </w:r>
             <w:r>
               <w:rPr>
@@ -49299,7 +49606,27 @@
                 <w:szCs w:val="20"/>
                 <w:lang w:val="ja-JP" w:eastAsia="ja-JP" w:bidi="ar-SA"/>
               </w:rPr>
-              <w:t>に有効なセッションが見える</w:t>
+              <w:t>に有効なセッションが見える（</w:t>
+            </w:r>
+            <w:r>
+              <w:rPr>
+                <w:rFonts w:eastAsia="Noto Sans CJK JP" w:cs=""/>
+                <w:kern w:val="0"/>
+                <w:sz w:val="20"/>
+                <w:szCs w:val="20"/>
+                <w:lang w:val="ja-JP" w:eastAsia="ja-JP" w:bidi="ar-SA"/>
+              </w:rPr>
+              <w:t xml:space="preserve">localhost </w:t>
+            </w:r>
+            <w:r>
+              <w:rPr>
+                <w:rFonts w:ascii="Cambria" w:hAnsi="Cambria" w:cs=""/>
+                <w:kern w:val="0"/>
+                <w:sz w:val="20"/>
+                <w:szCs w:val="20"/>
+                <w:lang w:val="ja-JP" w:eastAsia="ja-JP" w:bidi="ar-SA"/>
+              </w:rPr>
+              <w:t>では不可）</w:t>
             </w:r>
           </w:p>
         </w:tc>
@@ -49372,7 +49699,7 @@
         <w:pStyle w:val="Compact"/>
         <w:numPr>
           <w:ilvl w:val="0"/>
-          <w:numId w:val="65"/>
+          <w:numId w:val="70"/>
         </w:numPr>
         <w:rPr/>
       </w:pPr>
@@ -49466,7 +49793,7 @@
         <w:pStyle w:val="Compact"/>
         <w:numPr>
           <w:ilvl w:val="0"/>
-          <w:numId w:val="66"/>
+          <w:numId w:val="71"/>
         </w:numPr>
         <w:rPr/>
       </w:pPr>
@@ -49576,7 +49903,7 @@
         <w:pStyle w:val="Compact"/>
         <w:numPr>
           <w:ilvl w:val="0"/>
-          <w:numId w:val="67"/>
+          <w:numId w:val="72"/>
         </w:numPr>
         <w:rPr/>
       </w:pPr>
@@ -49635,7 +49962,7 @@
         <w:pStyle w:val="Compact"/>
         <w:numPr>
           <w:ilvl w:val="0"/>
-          <w:numId w:val="68"/>
+          <w:numId w:val="73"/>
         </w:numPr>
         <w:rPr/>
       </w:pPr>
@@ -49664,7 +49991,7 @@
         <w:pStyle w:val="Compact"/>
         <w:numPr>
           <w:ilvl w:val="0"/>
-          <w:numId w:val="69"/>
+          <w:numId w:val="74"/>
         </w:numPr>
         <w:rPr/>
       </w:pPr>
@@ -51989,7 +52316,7 @@
         <w:pStyle w:val="Compact"/>
         <w:numPr>
           <w:ilvl w:val="0"/>
-          <w:numId w:val="70"/>
+          <w:numId w:val="75"/>
         </w:numPr>
         <w:rPr/>
       </w:pPr>
@@ -52013,7 +52340,7 @@
         <w:pStyle w:val="Compact"/>
         <w:numPr>
           <w:ilvl w:val="0"/>
-          <w:numId w:val="71"/>
+          <w:numId w:val="76"/>
         </w:numPr>
         <w:rPr/>
       </w:pPr>
@@ -52053,7 +52380,7 @@
         <w:pStyle w:val="Compact"/>
         <w:numPr>
           <w:ilvl w:val="0"/>
-          <w:numId w:val="72"/>
+          <w:numId w:val="77"/>
         </w:numPr>
         <w:rPr/>
       </w:pPr>
@@ -52548,7 +52875,7 @@
                 <w:szCs w:val="20"/>
                 <w:lang w:val="ja-JP" w:eastAsia="ja-JP" w:bidi="ar-SA"/>
               </w:rPr>
-              <w:t>https://localhost/Shibboleth.sso/Session</w:t>
+              <w:t>https://sp.plm-lab.local/Shibboleth.sso/Session</w:t>
             </w:r>
             <w:r>
               <w:rPr>
@@ -52588,7 +52915,27 @@
                 <w:szCs w:val="20"/>
                 <w:lang w:val="ja-JP" w:eastAsia="ja-JP" w:bidi="ar-SA"/>
               </w:rPr>
-              <w:t>属性が見える</w:t>
+              <w:t>属性が見える（</w:t>
+            </w:r>
+            <w:r>
+              <w:rPr>
+                <w:rFonts w:eastAsia="Noto Sans CJK JP" w:cs=""/>
+                <w:kern w:val="0"/>
+                <w:sz w:val="20"/>
+                <w:szCs w:val="20"/>
+                <w:lang w:val="ja-JP" w:eastAsia="ja-JP" w:bidi="ar-SA"/>
+              </w:rPr>
+              <w:t xml:space="preserve">localhost </w:t>
+            </w:r>
+            <w:r>
+              <w:rPr>
+                <w:rFonts w:ascii="Cambria" w:hAnsi="Cambria" w:cs=""/>
+                <w:kern w:val="0"/>
+                <w:sz w:val="20"/>
+                <w:szCs w:val="20"/>
+                <w:lang w:val="ja-JP" w:eastAsia="ja-JP" w:bidi="ar-SA"/>
+              </w:rPr>
+              <w:t>では不可）</w:t>
             </w:r>
           </w:p>
         </w:tc>
@@ -52646,7 +52993,7 @@
         <w:pStyle w:val="Compact"/>
         <w:numPr>
           <w:ilvl w:val="0"/>
-          <w:numId w:val="73"/>
+          <w:numId w:val="78"/>
         </w:numPr>
         <w:rPr/>
       </w:pPr>
@@ -52794,7 +53141,7 @@
         <w:pStyle w:val="Compact"/>
         <w:numPr>
           <w:ilvl w:val="0"/>
-          <w:numId w:val="74"/>
+          <w:numId w:val="79"/>
         </w:numPr>
         <w:rPr/>
       </w:pPr>
@@ -52895,7 +53242,7 @@
         <w:pStyle w:val="Compact"/>
         <w:numPr>
           <w:ilvl w:val="0"/>
-          <w:numId w:val="75"/>
+          <w:numId w:val="80"/>
         </w:numPr>
         <w:rPr/>
       </w:pPr>
@@ -52985,7 +53332,7 @@
         <w:pStyle w:val="Compact"/>
         <w:numPr>
           <w:ilvl w:val="0"/>
-          <w:numId w:val="76"/>
+          <w:numId w:val="81"/>
         </w:numPr>
         <w:rPr/>
       </w:pPr>
@@ -53058,7 +53405,7 @@
         <w:pStyle w:val="Compact"/>
         <w:numPr>
           <w:ilvl w:val="0"/>
-          <w:numId w:val="77"/>
+          <w:numId w:val="82"/>
         </w:numPr>
         <w:rPr/>
       </w:pPr>
@@ -53401,284 +53748,6 @@
         <w:pStyle w:val="Compact"/>
         <w:numPr>
           <w:ilvl w:val="0"/>
-          <w:numId w:val="78"/>
-        </w:numPr>
-        <w:rPr/>
-      </w:pPr>
-      <w:r>
-        <w:rPr>
-          <w:rStyle w:val="VerbatimChar"/>
-        </w:rPr>
-        <w:t>https://sp.plm-lab.local/whoami.asp</w:t>
-      </w:r>
-      <w:r>
-        <w:rPr/>
-        <w:t xml:space="preserve"> </w:t>
-      </w:r>
-      <w:r>
-        <w:rPr/>
-        <w:t xml:space="preserve">を開く → </w:t>
-      </w:r>
-      <w:r>
-        <w:rPr/>
-        <w:t xml:space="preserve">IdP </w:t>
-      </w:r>
-      <w:r>
-        <w:rPr/>
-        <w:t>ログイン画面（</w:t>
-      </w:r>
-      <w:r>
-        <w:rPr/>
-        <w:t>8443</w:t>
-      </w:r>
-      <w:r>
-        <w:rPr/>
-        <w:t>）へ遷移</w:t>
-      </w:r>
-    </w:p>
-    <w:p>
-      <w:pPr>
-        <w:pStyle w:val="Compact"/>
-        <w:numPr>
-          <w:ilvl w:val="0"/>
-          <w:numId w:val="79"/>
-        </w:numPr>
-        <w:rPr/>
-      </w:pPr>
-      <w:r>
-        <w:rPr>
-          <w:rStyle w:val="VerbatimChar"/>
-        </w:rPr>
-        <w:t>90001</w:t>
-      </w:r>
-      <w:r>
-        <w:rPr/>
-        <w:t xml:space="preserve"> </w:t>
-      </w:r>
-      <w:r>
-        <w:rPr/>
-        <w:t>とパスワードでログイン</w:t>
-      </w:r>
-    </w:p>
-    <w:p>
-      <w:pPr>
-        <w:pStyle w:val="Compact"/>
-        <w:numPr>
-          <w:ilvl w:val="0"/>
-          <w:numId w:val="80"/>
-        </w:numPr>
-        <w:rPr/>
-      </w:pPr>
-      <w:r>
-        <w:rPr>
-          <w:rStyle w:val="VerbatimChar"/>
-        </w:rPr>
-        <w:t>whoami.asp</w:t>
-      </w:r>
-      <w:r>
-        <w:rPr/>
-        <w:t xml:space="preserve"> </w:t>
-      </w:r>
-      <w:r>
-        <w:rPr/>
-        <w:t xml:space="preserve">に戻り </w:t>
-      </w:r>
-      <w:r>
-        <w:rPr>
-          <w:rStyle w:val="VerbatimChar"/>
-          <w:b/>
-          <w:bCs/>
-        </w:rPr>
-        <w:t>REMOTE_USER = [90001]</w:t>
-      </w:r>
-      <w:r>
-        <w:rPr/>
-        <w:t xml:space="preserve"> </w:t>
-      </w:r>
-      <w:r>
-        <w:rPr/>
-        <w:t>が表示される</w:t>
-      </w:r>
-      <w:bookmarkEnd w:id="108"/>
-    </w:p>
-    <w:p>
-      <w:pPr>
-        <w:pStyle w:val="Heading3"/>
-        <w:rPr/>
-      </w:pPr>
-      <w:bookmarkStart w:id="109" w:name="別ユーザーでの再現性"/>
-      <w:r>
-        <w:rPr/>
-        <w:t xml:space="preserve">15.2 </w:t>
-      </w:r>
-      <w:r>
-        <w:rPr/>
-        <w:t>別ユーザーでの再現性</w:t>
-      </w:r>
-    </w:p>
-    <w:p>
-      <w:pPr>
-        <w:pStyle w:val="FirstParagraph"/>
-        <w:rPr/>
-      </w:pPr>
-      <w:r>
-        <w:rPr/>
-        <w:t>値が固定でなく、認証したユーザーの個人番号が反映されることを確認します。別のプライベートウィンドウで、</w:t>
-      </w:r>
-      <w:r>
-        <w:rPr>
-          <w:rStyle w:val="VerbatimChar"/>
-          <w:b/>
-          <w:bCs/>
-        </w:rPr>
-        <w:t>90002</w:t>
-      </w:r>
-      <w:r>
-        <w:rPr/>
-        <w:t>（フェーズ</w:t>
-      </w:r>
-      <w:r>
-        <w:rPr/>
-        <w:t>3</w:t>
-      </w:r>
-      <w:r>
-        <w:rPr/>
-        <w:t>で作成した</w:t>
-      </w:r>
-      <w:r>
-        <w:rPr/>
-        <w:t>2</w:t>
-      </w:r>
-      <w:r>
-        <w:rPr/>
-        <w:t>人目）でログインし、</w:t>
-      </w:r>
-      <w:r>
-        <w:rPr>
-          <w:rStyle w:val="VerbatimChar"/>
-        </w:rPr>
-        <w:t>REMOTE_USER = [90002]</w:t>
-      </w:r>
-      <w:r>
-        <w:rPr/>
-        <w:t xml:space="preserve"> </w:t>
-      </w:r>
-      <w:r>
-        <w:rPr/>
-        <w:t>になることを確認します。</w:t>
-      </w:r>
-      <w:bookmarkEnd w:id="109"/>
-    </w:p>
-    <w:p>
-      <w:pPr>
-        <w:pStyle w:val="Heading3"/>
-        <w:rPr/>
-      </w:pPr>
-      <w:bookmarkStart w:id="110" w:name="セッションの確認"/>
-      <w:r>
-        <w:rPr/>
-        <w:t xml:space="preserve">15.3 </w:t>
-      </w:r>
-      <w:r>
-        <w:rPr/>
-        <w:t>セッションの確認</w:t>
-      </w:r>
-    </w:p>
-    <w:p>
-      <w:pPr>
-        <w:pStyle w:val="Compact"/>
-        <w:numPr>
-          <w:ilvl w:val="0"/>
-          <w:numId w:val="81"/>
-        </w:numPr>
-        <w:rPr/>
-      </w:pPr>
-      <w:r>
-        <w:rPr>
-          <w:rStyle w:val="VerbatimChar"/>
-        </w:rPr>
-        <w:t>https://localhost/Shibboleth.sso/Session</w:t>
-      </w:r>
-      <w:r>
-        <w:rPr/>
-        <w:t xml:space="preserve"> … </w:t>
-      </w:r>
-      <w:r>
-        <w:rPr/>
-        <w:t xml:space="preserve">現在のセッションの </w:t>
-      </w:r>
-      <w:r>
-        <w:rPr/>
-        <w:t>NameID</w:t>
-      </w:r>
-      <w:r>
-        <w:rPr/>
-        <w:t>・属性・</w:t>
-      </w:r>
-      <w:r>
-        <w:rPr/>
-        <w:t xml:space="preserve">IdP entityID </w:t>
-      </w:r>
-      <w:r>
-        <w:rPr/>
-        <w:t>などが確認できる。</w:t>
-      </w:r>
-    </w:p>
-    <w:p>
-      <w:pPr>
-        <w:pStyle w:val="Compact"/>
-        <w:numPr>
-          <w:ilvl w:val="0"/>
-          <w:numId w:val="82"/>
-        </w:numPr>
-        <w:rPr/>
-      </w:pPr>
-      <w:r>
-        <w:rPr>
-          <w:rStyle w:val="VerbatimChar"/>
-        </w:rPr>
-        <w:t>https://localhost/Shibboleth.sso/Status</w:t>
-      </w:r>
-      <w:r>
-        <w:rPr/>
-        <w:t xml:space="preserve"> … SP </w:t>
-      </w:r>
-      <w:r>
-        <w:rPr/>
-        <w:t>の稼働状態（</w:t>
-      </w:r>
-      <w:r>
-        <w:rPr>
-          <w:rStyle w:val="VerbatimChar"/>
-        </w:rPr>
-        <w:t>&lt;OK/&gt;</w:t>
-      </w:r>
-      <w:r>
-        <w:rPr/>
-        <w:t>）。</w:t>
-      </w:r>
-      <w:bookmarkEnd w:id="110"/>
-    </w:p>
-    <w:p>
-      <w:pPr>
-        <w:pStyle w:val="Heading3"/>
-        <w:rPr/>
-      </w:pPr>
-      <w:bookmarkStart w:id="111" w:name="ログアウト"/>
-      <w:r>
-        <w:rPr/>
-        <w:t xml:space="preserve">15.4 </w:t>
-      </w:r>
-      <w:r>
-        <w:rPr/>
-        <w:t>ログアウト</w:t>
-      </w:r>
-    </w:p>
-    <w:p>
-      <w:pPr>
-        <w:pStyle w:val="Compact"/>
-        <w:numPr>
-          <w:ilvl w:val="0"/>
           <w:numId w:val="83"/>
         </w:numPr>
         <w:rPr/>
@@ -53687,7 +53756,7 @@
         <w:rPr>
           <w:rStyle w:val="VerbatimChar"/>
         </w:rPr>
-        <w:t>https://sp.plm-lab.local/Shibboleth.sso/Logout</w:t>
+        <w:t>https://sp.plm-lab.local/whoami.asp</w:t>
       </w:r>
       <w:r>
         <w:rPr/>
@@ -53695,15 +53764,23 @@
       </w:r>
       <w:r>
         <w:rPr/>
-        <w:t xml:space="preserve">にアクセスすると </w:t>
-      </w:r>
-      <w:r>
-        <w:rPr/>
-        <w:t xml:space="preserve">SP </w:t>
-      </w:r>
-      <w:r>
-        <w:rPr/>
-        <w:t>セッションが破棄される。</w:t>
+        <w:t xml:space="preserve">を開く → </w:t>
+      </w:r>
+      <w:r>
+        <w:rPr/>
+        <w:t xml:space="preserve">IdP </w:t>
+      </w:r>
+      <w:r>
+        <w:rPr/>
+        <w:t>ログイン画面（</w:t>
+      </w:r>
+      <w:r>
+        <w:rPr/>
+        <w:t>8443</w:t>
+      </w:r>
+      <w:r>
+        <w:rPr/>
+        <w:t>）へ遷移</w:t>
       </w:r>
     </w:p>
     <w:p>
@@ -53716,14 +53793,10 @@
         <w:rPr/>
       </w:pPr>
       <w:r>
-        <w:rPr/>
-        <w:t xml:space="preserve">その後 </w:t>
-      </w:r>
-      <w:r>
         <w:rPr>
           <w:rStyle w:val="VerbatimChar"/>
         </w:rPr>
-        <w:t>whoami.asp</w:t>
+        <w:t>90001</w:t>
       </w:r>
       <w:r>
         <w:rPr/>
@@ -53731,433 +53804,7 @@
       </w:r>
       <w:r>
         <w:rPr/>
-        <w:t>に再アクセスすると、再びログインが要求される（未認証に戻っている）ことを確認。</w:t>
-      </w:r>
-    </w:p>
-    <w:p>
-      <w:pPr>
-        <w:pStyle w:val="BlockText"/>
-        <w:rPr/>
-      </w:pPr>
-      <w:r>
-        <w:rPr/>
-        <w:t xml:space="preserve">本構成は </w:t>
-      </w:r>
-      <w:r>
-        <w:rPr/>
-        <w:t xml:space="preserve">SP </w:t>
-      </w:r>
-      <w:r>
-        <w:rPr/>
-        <w:t>ローカルのログアウト（</w:t>
-      </w:r>
-      <w:r>
-        <w:rPr>
-          <w:rStyle w:val="VerbatimChar"/>
-        </w:rPr>
-        <w:t>Logout&gt;SAML2 Local</w:t>
-      </w:r>
-      <w:r>
-        <w:rPr/>
-        <w:t>）。</w:t>
-      </w:r>
-      <w:r>
-        <w:rPr/>
-        <w:t xml:space="preserve">IdP </w:t>
-      </w:r>
-      <w:r>
-        <w:rPr/>
-        <w:t>側のセッションは残るため、ログアウト直後の再ログインでパスワード入力を求められないことがある（</w:t>
-      </w:r>
-      <w:r>
-        <w:rPr/>
-        <w:t xml:space="preserve">IdP </w:t>
-      </w:r>
-      <w:r>
-        <w:rPr/>
-        <w:t>セッション有効中のため）。完全に切るにはブラウザを閉じる（プライベートウィンドウを閉じる）のが確実。</w:t>
-      </w:r>
-      <w:bookmarkEnd w:id="111"/>
-    </w:p>
-    <w:p>
-      <w:pPr>
-        <w:pStyle w:val="Heading3"/>
-        <w:rPr/>
-      </w:pPr>
-      <w:bookmarkStart w:id="112" w:name="ログの読み方"/>
-      <w:r>
-        <w:rPr/>
-        <w:t xml:space="preserve">15.5 </w:t>
-      </w:r>
-      <w:r>
-        <w:rPr/>
-        <w:t>ログの読み方</w:t>
-      </w:r>
-    </w:p>
-    <w:p>
-      <w:pPr>
-        <w:pStyle w:val="FirstParagraph"/>
-        <w:rPr/>
-      </w:pPr>
-      <w:r>
-        <w:rPr>
-          <w:b/>
-          <w:bCs/>
-        </w:rPr>
-        <w:t>IdP</w:t>
-      </w:r>
-      <w:r>
-        <w:rPr>
-          <w:b/>
-          <w:bCs/>
-        </w:rPr>
-        <w:t>（</w:t>
-      </w:r>
-      <w:r>
-        <w:rPr>
-          <w:b/>
-          <w:bCs/>
-        </w:rPr>
-        <w:t>WSL2</w:t>
-      </w:r>
-      <w:r>
-        <w:rPr>
-          <w:b/>
-          <w:bCs/>
-        </w:rPr>
-        <w:t>）</w:t>
-      </w:r>
-      <w:r>
-        <w:rPr/>
-        <w:t>：</w:t>
-      </w:r>
-      <w:r>
-        <w:rPr>
-          <w:rStyle w:val="VerbatimChar"/>
-        </w:rPr>
-        <w:t>/opt/shibboleth-idp/logs/</w:t>
-      </w:r>
-      <w:r>
-        <w:rPr/>
-        <w:t xml:space="preserve"> - </w:t>
-      </w:r>
-      <w:r>
-        <w:rPr>
-          <w:rStyle w:val="VerbatimChar"/>
-        </w:rPr>
-        <w:t>idp-process.log</w:t>
-      </w:r>
-      <w:r>
-        <w:rPr/>
-        <w:t xml:space="preserve"> … </w:t>
-      </w:r>
-      <w:r>
-        <w:rPr/>
-        <w:t xml:space="preserve">一般的な処理ログ。エラー調査の起点。 </w:t>
-      </w:r>
-      <w:r>
-        <w:rPr/>
-        <w:t xml:space="preserve">- </w:t>
-      </w:r>
-      <w:r>
-        <w:rPr>
-          <w:rStyle w:val="VerbatimChar"/>
-        </w:rPr>
-        <w:t>idp-audit.log</w:t>
-      </w:r>
-      <w:r>
-        <w:rPr/>
-        <w:t xml:space="preserve"> … </w:t>
-      </w:r>
-      <w:r>
-        <w:rPr>
-          <w:b/>
-          <w:bCs/>
-        </w:rPr>
-        <w:t>監査ログ</w:t>
-      </w:r>
-      <w:r>
-        <w:rPr/>
-        <w:t>。</w:t>
-      </w:r>
-      <w:r>
-        <w:rPr/>
-        <w:t>1</w:t>
-      </w:r>
-      <w:r>
-        <w:rPr/>
-        <w:t>行</w:t>
-      </w:r>
-      <w:r>
-        <w:rPr/>
-        <w:t>1</w:t>
-      </w:r>
-      <w:r>
-        <w:rPr/>
-        <w:t xml:space="preserve">認証で、いつ・どの利用者が・どの </w:t>
-      </w:r>
-      <w:r>
-        <w:rPr/>
-        <w:t xml:space="preserve">SP </w:t>
-      </w:r>
-      <w:r>
-        <w:rPr/>
-        <w:t>へ・何を出したかが分かる（例：認証時刻、</w:t>
-      </w:r>
-      <w:r>
-        <w:rPr>
-          <w:rStyle w:val="VerbatimChar"/>
-        </w:rPr>
-        <w:t>https://sp.plm-lab.local/shibboleth</w:t>
-      </w:r>
-      <w:r>
-        <w:rPr/>
-        <w:t>、</w:t>
-      </w:r>
-      <w:r>
-        <w:rPr/>
-        <w:t xml:space="preserve">NameID </w:t>
-      </w:r>
-      <w:r>
-        <w:rPr/>
-        <w:t xml:space="preserve">など）。「誰がログインしたか」を追うのに最適。 </w:t>
-      </w:r>
-      <w:r>
-        <w:rPr/>
-        <w:t xml:space="preserve">- </w:t>
-      </w:r>
-      <w:r>
-        <w:rPr>
-          <w:rStyle w:val="VerbatimChar"/>
-        </w:rPr>
-        <w:t>idp-warn.log</w:t>
-      </w:r>
-      <w:r>
-        <w:rPr/>
-        <w:t xml:space="preserve"> … </w:t>
-      </w:r>
-      <w:r>
-        <w:rPr/>
-        <w:t>警告のみ抽出。</w:t>
-      </w:r>
-    </w:p>
-    <w:p>
-      <w:pPr>
-        <w:pStyle w:val="BodyText"/>
-        <w:rPr/>
-      </w:pPr>
-      <w:r>
-        <w:rPr>
-          <w:b/>
-          <w:bCs/>
-        </w:rPr>
-        <w:t>SP</w:t>
-      </w:r>
-      <w:r>
-        <w:rPr>
-          <w:b/>
-          <w:bCs/>
-        </w:rPr>
-        <w:t>（</w:t>
-      </w:r>
-      <w:r>
-        <w:rPr>
-          <w:b/>
-          <w:bCs/>
-        </w:rPr>
-        <w:t>Windows</w:t>
-      </w:r>
-      <w:r>
-        <w:rPr>
-          <w:b/>
-          <w:bCs/>
-        </w:rPr>
-        <w:t>）</w:t>
-      </w:r>
-      <w:r>
-        <w:rPr/>
-        <w:t>：</w:t>
-      </w:r>
-      <w:r>
-        <w:rPr>
-          <w:rStyle w:val="VerbatimChar"/>
-        </w:rPr>
-        <w:t>C:\opt\shibboleth-sp\var\log\shibboleth\</w:t>
-      </w:r>
-      <w:r>
-        <w:rPr/>
-        <w:t xml:space="preserve"> - </w:t>
-      </w:r>
-      <w:r>
-        <w:rPr>
-          <w:rStyle w:val="VerbatimChar"/>
-        </w:rPr>
-        <w:t>shibd.log</w:t>
-      </w:r>
-      <w:r>
-        <w:rPr/>
-        <w:t xml:space="preserve"> … SP </w:t>
-      </w:r>
-      <w:r>
-        <w:rPr/>
-        <w:t xml:space="preserve">デーモンのログ。アサーション受領・セッション確立・エラーはここ。 </w:t>
-      </w:r>
-      <w:r>
-        <w:rPr/>
-        <w:t xml:space="preserve">- </w:t>
-      </w:r>
-      <w:r>
-        <w:rPr>
-          <w:rStyle w:val="VerbatimChar"/>
-        </w:rPr>
-        <w:t>transaction.log</w:t>
-      </w:r>
-      <w:r>
-        <w:rPr/>
-        <w:t xml:space="preserve"> … </w:t>
-      </w:r>
-      <w:r>
-        <w:rPr/>
-        <w:t>セッション単位の記録。</w:t>
-      </w:r>
-    </w:p>
-    <w:p>
-      <w:pPr>
-        <w:pStyle w:val="BlockText"/>
-        <w:rPr/>
-      </w:pPr>
-      <w:r>
-        <w:rPr/>
-        <w:t>成功時の典型：</w:t>
-      </w:r>
-      <w:r>
-        <w:rPr/>
-        <w:t xml:space="preserve">IdP </w:t>
-      </w:r>
-      <w:r>
-        <w:rPr/>
-        <w:t xml:space="preserve">の </w:t>
-      </w:r>
-      <w:r>
-        <w:rPr>
-          <w:rStyle w:val="VerbatimChar"/>
-        </w:rPr>
-        <w:t>idp-audit.log</w:t>
-      </w:r>
-      <w:r>
-        <w:rPr/>
-        <w:t xml:space="preserve"> </w:t>
-      </w:r>
-      <w:r>
-        <w:rPr/>
-        <w:t xml:space="preserve">に </w:t>
-      </w:r>
-      <w:r>
-        <w:rPr/>
-        <w:t xml:space="preserve">90001 </w:t>
-      </w:r>
-      <w:r>
-        <w:rPr/>
-        <w:t>の認証行が出て、</w:t>
-      </w:r>
-      <w:r>
-        <w:rPr/>
-        <w:t xml:space="preserve">SP </w:t>
-      </w:r>
-      <w:r>
-        <w:rPr/>
-        <w:t xml:space="preserve">の </w:t>
-      </w:r>
-      <w:r>
-        <w:rPr>
-          <w:rStyle w:val="VerbatimChar"/>
-        </w:rPr>
-        <w:t>shibd.log</w:t>
-      </w:r>
-      <w:r>
-        <w:rPr/>
-        <w:t xml:space="preserve"> </w:t>
-      </w:r>
-      <w:r>
-        <w:rPr/>
-        <w:t>に「</w:t>
-      </w:r>
-      <w:r>
-        <w:rPr/>
-        <w:t>new session created</w:t>
-      </w:r>
-      <w:r>
-        <w:rPr/>
-        <w:t xml:space="preserve">」相当の行が出る。うまくいかないときは、まず </w:t>
-      </w:r>
-      <w:r>
-        <w:rPr/>
-        <w:t xml:space="preserve">IdP </w:t>
-      </w:r>
-      <w:r>
-        <w:rPr/>
-        <w:t>監査ログで「認証・解放まで到達しているか」を見て、</w:t>
-      </w:r>
-      <w:r>
-        <w:rPr/>
-        <w:t xml:space="preserve">IdP </w:t>
-      </w:r>
-      <w:r>
-        <w:rPr/>
-        <w:t xml:space="preserve">側か </w:t>
-      </w:r>
-      <w:r>
-        <w:rPr/>
-        <w:t xml:space="preserve">SP </w:t>
-      </w:r>
-      <w:r>
-        <w:rPr/>
-        <w:t>側かを切り分ける。</w:t>
-      </w:r>
-      <w:bookmarkEnd w:id="112"/>
-    </w:p>
-    <w:p>
-      <w:pPr>
-        <w:pStyle w:val="Heading3"/>
-        <w:rPr/>
-      </w:pPr>
-      <w:bookmarkStart w:id="113" w:name="再起動後の堅牢性重要"/>
-      <w:r>
-        <w:rPr/>
-        <w:t xml:space="preserve">15.6 </w:t>
-      </w:r>
-      <w:r>
-        <w:rPr/>
-        <w:t>再起動後の堅牢性（重要）</w:t>
-      </w:r>
-    </w:p>
-    <w:p>
-      <w:pPr>
-        <w:pStyle w:val="FirstParagraph"/>
-        <w:rPr/>
-      </w:pPr>
-      <w:r>
-        <w:rPr/>
-        <w:t>学習環境はスリープ無効（</w:t>
-      </w:r>
-      <w:r>
-        <w:rPr/>
-        <w:t>§1</w:t>
-      </w:r>
-      <w:r>
-        <w:rPr/>
-        <w:t>）だが、</w:t>
-      </w:r>
-      <w:r>
-        <w:rPr>
-          <w:b/>
-          <w:bCs/>
-        </w:rPr>
-        <w:t>再起動しても自動復旧する</w:t>
-      </w:r>
-      <w:r>
-        <w:rPr/>
-        <w:t>ことを確認しておくと安心です。各サービスが自動起動設定になっているか：</w:t>
+        <w:t>とパスワードでログイン</w:t>
       </w:r>
     </w:p>
     <w:p>
@@ -54170,32 +53817,118 @@
         <w:rPr/>
       </w:pPr>
       <w:r>
-        <w:rPr/>
-        <w:t>WSL2</w:t>
-      </w:r>
-      <w:r>
-        <w:rPr/>
-        <w:t>：</w:t>
-      </w:r>
-      <w:r>
         <w:rPr>
           <w:rStyle w:val="VerbatimChar"/>
         </w:rPr>
-        <w:t>sudo systemctl is-enabled slapd tomcat apache2</w:t>
-      </w:r>
-      <w:r>
-        <w:rPr/>
-        <w:t xml:space="preserve">（いずれも </w:t>
+        <w:t>whoami.asp</w:t>
+      </w:r>
+      <w:r>
+        <w:rPr/>
+        <w:t xml:space="preserve"> </w:t>
+      </w:r>
+      <w:r>
+        <w:rPr/>
+        <w:t xml:space="preserve">に戻り </w:t>
       </w:r>
       <w:r>
         <w:rPr>
           <w:rStyle w:val="VerbatimChar"/>
-        </w:rPr>
-        <w:t>enabled</w:t>
-      </w:r>
-      <w:r>
-        <w:rPr/>
-        <w:t>）</w:t>
+          <w:b/>
+          <w:bCs/>
+        </w:rPr>
+        <w:t>REMOTE_USER = [90001]</w:t>
+      </w:r>
+      <w:r>
+        <w:rPr/>
+        <w:t xml:space="preserve"> </w:t>
+      </w:r>
+      <w:r>
+        <w:rPr/>
+        <w:t>が表示される</w:t>
+      </w:r>
+      <w:bookmarkEnd w:id="108"/>
+    </w:p>
+    <w:p>
+      <w:pPr>
+        <w:pStyle w:val="Heading3"/>
+        <w:rPr/>
+      </w:pPr>
+      <w:bookmarkStart w:id="109" w:name="別ユーザーでの再現性"/>
+      <w:r>
+        <w:rPr/>
+        <w:t xml:space="preserve">15.2 </w:t>
+      </w:r>
+      <w:r>
+        <w:rPr/>
+        <w:t>別ユーザーでの再現性</w:t>
+      </w:r>
+    </w:p>
+    <w:p>
+      <w:pPr>
+        <w:pStyle w:val="FirstParagraph"/>
+        <w:rPr/>
+      </w:pPr>
+      <w:r>
+        <w:rPr/>
+        <w:t>値が固定でなく、認証したユーザーの個人番号が反映されることを確認します。別のプライベートウィンドウで、</w:t>
+      </w:r>
+      <w:r>
+        <w:rPr>
+          <w:rStyle w:val="VerbatimChar"/>
+          <w:b/>
+          <w:bCs/>
+        </w:rPr>
+        <w:t>90002</w:t>
+      </w:r>
+      <w:r>
+        <w:rPr/>
+        <w:t>（フェーズ</w:t>
+      </w:r>
+      <w:r>
+        <w:rPr/>
+        <w:t>3</w:t>
+      </w:r>
+      <w:r>
+        <w:rPr/>
+        <w:t>で作成した</w:t>
+      </w:r>
+      <w:r>
+        <w:rPr/>
+        <w:t>2</w:t>
+      </w:r>
+      <w:r>
+        <w:rPr/>
+        <w:t>人目）でログインし、</w:t>
+      </w:r>
+      <w:r>
+        <w:rPr>
+          <w:rStyle w:val="VerbatimChar"/>
+        </w:rPr>
+        <w:t>REMOTE_USER = [90002]</w:t>
+      </w:r>
+      <w:r>
+        <w:rPr/>
+        <w:t xml:space="preserve"> </w:t>
+      </w:r>
+      <w:r>
+        <w:rPr/>
+        <w:t>になることを確認します。</w:t>
+      </w:r>
+      <w:bookmarkEnd w:id="109"/>
+    </w:p>
+    <w:p>
+      <w:pPr>
+        <w:pStyle w:val="Heading3"/>
+        <w:rPr/>
+      </w:pPr>
+      <w:bookmarkStart w:id="110" w:name="セッションの確認"/>
+      <w:r>
+        <w:rPr/>
+        <w:t xml:space="preserve">15.3 </w:t>
+      </w:r>
+      <w:r>
+        <w:rPr/>
+        <w:t>セッションの確認</w:t>
       </w:r>
     </w:p>
     <w:p>
@@ -54208,106 +53941,2089 @@
         <w:rPr/>
       </w:pPr>
       <w:r>
-        <w:rPr/>
-        <w:t>Windows</w:t>
-      </w:r>
-      <w:r>
-        <w:rPr/>
-        <w:t>：</w:t>
-      </w:r>
-      <w:r>
         <w:rPr>
           <w:rStyle w:val="VerbatimChar"/>
         </w:rPr>
-        <w:t>Shibboleth 3 Daemon</w:t>
-      </w:r>
-      <w:r>
-        <w:rPr/>
-        <w:t>（自動）、</w:t>
-      </w:r>
-      <w:r>
-        <w:rPr/>
-        <w:t>IIS</w:t>
-      </w:r>
-      <w:r>
-        <w:rPr/>
-        <w:t>（自動）</w:t>
+        <w:t>https://sp.plm-lab.local/Shibboleth.sso/Session</w:t>
+      </w:r>
+      <w:r>
+        <w:rPr/>
+        <w:t xml:space="preserve"> … </w:t>
+      </w:r>
+      <w:r>
+        <w:rPr/>
+        <w:t xml:space="preserve">現在のセッションの </w:t>
+      </w:r>
+      <w:r>
+        <w:rPr/>
+        <w:t>NameID</w:t>
+      </w:r>
+      <w:r>
+        <w:rPr/>
+        <w:t>・属性・</w:t>
+      </w:r>
+      <w:r>
+        <w:rPr/>
+        <w:t xml:space="preserve">IdP entityID </w:t>
+      </w:r>
+      <w:r>
+        <w:rPr/>
+        <w:t>などが確認できる。</w:t>
+      </w:r>
+      <w:r>
+        <w:rPr>
+          <w:b/>
+          <w:bCs/>
+        </w:rPr>
+        <w:t>必ずログインしたホスト名（</w:t>
+      </w:r>
+      <w:r>
+        <w:rPr>
+          <w:rStyle w:val="VerbatimChar"/>
+          <w:b/>
+          <w:bCs/>
+        </w:rPr>
+        <w:t>sp.plm-lab.local</w:t>
+      </w:r>
+      <w:r>
+        <w:rPr>
+          <w:b/>
+          <w:bCs/>
+        </w:rPr>
+        <w:t>）で開く</w:t>
+      </w:r>
+      <w:r>
+        <w:rPr/>
+        <w:t>こと。</w:t>
+      </w:r>
+      <w:r>
+        <w:rPr>
+          <w:rStyle w:val="VerbatimChar"/>
+        </w:rPr>
+        <w:t>https://localhost/...</w:t>
+      </w:r>
+      <w:r>
+        <w:rPr/>
+        <w:t xml:space="preserve"> </w:t>
+      </w:r>
+      <w:r>
+        <w:rPr/>
+        <w:t xml:space="preserve">で開くと、セッション </w:t>
+      </w:r>
+      <w:r>
+        <w:rPr/>
+        <w:t xml:space="preserve">Cookie </w:t>
+      </w:r>
+      <w:r>
+        <w:rPr/>
+        <w:t xml:space="preserve">は </w:t>
+      </w:r>
+      <w:r>
+        <w:rPr>
+          <w:rStyle w:val="VerbatimChar"/>
+        </w:rPr>
+        <w:t>sp.plm-lab.local</w:t>
+      </w:r>
+      <w:r>
+        <w:rPr/>
+        <w:t xml:space="preserve"> </w:t>
+      </w:r>
+      <w:r>
+        <w:rPr/>
+        <w:t xml:space="preserve">に紐づいているため送られず </w:t>
+      </w:r>
+      <w:r>
+        <w:rPr>
+          <w:rStyle w:val="VerbatimChar"/>
+        </w:rPr>
+        <w:t>A valid session was not found.</w:t>
+      </w:r>
+      <w:r>
+        <w:rPr/>
+        <w:t xml:space="preserve"> </w:t>
+      </w:r>
+      <w:r>
+        <w:rPr/>
+        <w:t xml:space="preserve">になる（セッションが無いのではなく、ホスト名違いで </w:t>
+      </w:r>
+      <w:r>
+        <w:rPr/>
+        <w:t xml:space="preserve">Cookie </w:t>
+      </w:r>
+      <w:r>
+        <w:rPr/>
+        <w:t>が届かないだけ）。</w:t>
       </w:r>
     </w:p>
     <w:p>
       <w:pPr>
-        <w:pStyle w:val="FirstParagraph"/>
-        <w:rPr/>
-      </w:pPr>
-      <w:r>
-        <w:rPr/>
-        <w:t xml:space="preserve">ゲスト </w:t>
-      </w:r>
-      <w:r>
-        <w:rPr/>
-        <w:t xml:space="preserve">Windows </w:t>
-      </w:r>
-      <w:r>
-        <w:rPr/>
-        <w:t xml:space="preserve">を再起動 → </w:t>
-      </w:r>
-      <w:r>
-        <w:rPr/>
-        <w:t xml:space="preserve">WSL2 </w:t>
-      </w:r>
-      <w:r>
-        <w:rPr/>
-        <w:t xml:space="preserve">が起動 → 各サービスが上がる → </w:t>
-      </w:r>
+        <w:pStyle w:val="Compact"/>
+        <w:numPr>
+          <w:ilvl w:val="0"/>
+          <w:numId w:val="87"/>
+        </w:numPr>
+        <w:rPr/>
+      </w:pPr>
       <w:r>
         <w:rPr>
           <w:rStyle w:val="VerbatimChar"/>
         </w:rPr>
-        <w:t>https://sp.plm-lab.local/whoami.asp</w:t>
-      </w:r>
-      <w:r>
-        <w:rPr/>
-        <w:t xml:space="preserve"> </w:t>
-      </w:r>
-      <w:r>
-        <w:rPr/>
-        <w:t xml:space="preserve">で再び </w:t>
-      </w:r>
-      <w:r>
-        <w:rPr/>
-        <w:t xml:space="preserve">SSO </w:t>
-      </w:r>
-      <w:r>
-        <w:rPr/>
-        <w:t>が通ることを確認します。</w:t>
-      </w:r>
+        <w:t>https://localhost/Shibboleth.sso/Status</w:t>
+      </w:r>
+      <w:r>
+        <w:rPr/>
+        <w:t xml:space="preserve"> … SP </w:t>
+      </w:r>
+      <w:r>
+        <w:rPr/>
+        <w:t>の稼働状態（</w:t>
+      </w:r>
+      <w:r>
+        <w:rPr>
+          <w:rStyle w:val="VerbatimChar"/>
+        </w:rPr>
+        <w:t>&lt;OK/&gt;</w:t>
+      </w:r>
+      <w:r>
+        <w:rPr/>
+        <w:t>）。</w:t>
+      </w:r>
+      <w:r>
+        <w:rPr>
+          <w:b/>
+          <w:bCs/>
+        </w:rPr>
+        <w:t xml:space="preserve">Status </w:t>
+      </w:r>
+      <w:r>
+        <w:rPr>
+          <w:b/>
+          <w:bCs/>
+        </w:rPr>
+        <w:t xml:space="preserve">は </w:t>
+      </w:r>
+      <w:r>
+        <w:rPr>
+          <w:b/>
+          <w:bCs/>
+        </w:rPr>
+        <w:t xml:space="preserve">localhost </w:t>
+      </w:r>
+      <w:r>
+        <w:rPr>
+          <w:b/>
+          <w:bCs/>
+        </w:rPr>
+        <w:t>で可</w:t>
+      </w:r>
+      <w:r>
+        <w:rPr/>
+        <w:t>（</w:t>
+      </w:r>
+      <w:r>
+        <w:rPr/>
+        <w:t xml:space="preserve">acl </w:t>
+      </w:r>
+      <w:r>
+        <w:rPr/>
+        <w:t xml:space="preserve">が </w:t>
+      </w:r>
+      <w:r>
+        <w:rPr>
+          <w:rStyle w:val="VerbatimChar"/>
+        </w:rPr>
+        <w:t>127.0.0.1 ::1</w:t>
+      </w:r>
+      <w:r>
+        <w:rPr/>
+        <w:t>）。</w:t>
+      </w:r>
+      <w:r>
+        <w:rPr/>
+        <w:t xml:space="preserve">Status </w:t>
+      </w:r>
+      <w:r>
+        <w:rPr/>
+        <w:t xml:space="preserve">と </w:t>
+      </w:r>
+      <w:r>
+        <w:rPr/>
+        <w:t xml:space="preserve">Session </w:t>
+      </w:r>
+      <w:r>
+        <w:rPr/>
+        <w:t>でアクセスすべきホスト名が異なる点に注意。</w:t>
+      </w:r>
+      <w:bookmarkEnd w:id="110"/>
     </w:p>
     <w:p>
       <w:pPr>
+        <w:pStyle w:val="Heading3"/>
+        <w:rPr/>
+      </w:pPr>
+      <w:bookmarkStart w:id="111" w:name="ログアウト本手順の学習範囲では対象外"/>
+      <w:r>
+        <w:rPr/>
+        <w:t xml:space="preserve">15.4 </w:t>
+      </w:r>
+      <w:r>
+        <w:rPr/>
+        <w:t>ログアウト（本手順の学習範囲では対象外）</w:t>
+      </w:r>
+    </w:p>
+    <w:p>
+      <w:pPr>
+        <w:pStyle w:val="FirstParagraph"/>
+        <w:rPr/>
+      </w:pPr>
+      <w:r>
+        <w:rPr/>
+        <w:t>本手順書の学習目的は「</w:t>
+      </w:r>
+      <w:r>
+        <w:rPr/>
+        <w:t>SSO</w:t>
+      </w:r>
+      <w:r>
+        <w:rPr/>
+        <w:t>（シングルサインオン）の成立」であり、</w:t>
+      </w:r>
+      <w:r>
+        <w:rPr>
+          <w:b/>
+          <w:bCs/>
+        </w:rPr>
+        <w:t xml:space="preserve">ログアウト（特に </w:t>
+      </w:r>
+      <w:r>
+        <w:rPr>
+          <w:b/>
+          <w:bCs/>
+        </w:rPr>
+        <w:t>SLO</w:t>
+      </w:r>
+      <w:r>
+        <w:rPr>
+          <w:b/>
+          <w:bCs/>
+        </w:rPr>
+        <w:t>：シングルログアウト）は対象外</w:t>
+      </w:r>
+      <w:r>
+        <w:rPr/>
+        <w:t>とする。終了する場合は</w:t>
+      </w:r>
+      <w:r>
+        <w:rPr>
+          <w:b/>
+          <w:bCs/>
+        </w:rPr>
+        <w:t>ブラウザ（プライベートウィンドウ）を閉じる</w:t>
+      </w:r>
+      <w:r>
+        <w:rPr/>
+        <w:t>ことで足りる。</w:t>
+      </w:r>
+    </w:p>
+    <w:p>
+      <w:pPr>
+        <w:pStyle w:val="BodyText"/>
+        <w:rPr/>
+      </w:pPr>
+      <w:r>
+        <w:rPr/>
+        <w:t>補足（仕組み）：</w:t>
+      </w:r>
+    </w:p>
+    <w:p>
+      <w:pPr>
+        <w:pStyle w:val="Compact"/>
+        <w:numPr>
+          <w:ilvl w:val="0"/>
+          <w:numId w:val="88"/>
+        </w:numPr>
+        <w:rPr/>
+      </w:pPr>
+      <w:r>
+        <w:rPr>
+          <w:rStyle w:val="VerbatimChar"/>
+        </w:rPr>
+        <w:t>&lt;Logout&gt;SAML2 Local&lt;/Logout&gt;</w:t>
+      </w:r>
+      <w:r>
+        <w:rPr/>
+        <w:t xml:space="preserve">（既定）は「まず </w:t>
+      </w:r>
+      <w:r>
+        <w:rPr/>
+        <w:t xml:space="preserve">SAML2 </w:t>
+      </w:r>
+      <w:r>
+        <w:rPr/>
+        <w:t xml:space="preserve">の </w:t>
+      </w:r>
+      <w:r>
+        <w:rPr/>
+        <w:t xml:space="preserve">SLO </w:t>
+      </w:r>
+      <w:r>
+        <w:rPr/>
+        <w:t xml:space="preserve">を試み、だめなら </w:t>
+      </w:r>
+      <w:r>
+        <w:rPr/>
+        <w:t>Local</w:t>
+      </w:r>
+      <w:r>
+        <w:rPr/>
+        <w:t>」という設定。</w:t>
+      </w:r>
+      <w:r>
+        <w:rPr>
+          <w:rStyle w:val="VerbatimChar"/>
+        </w:rPr>
+        <w:t>/Shibboleth.sso/Logout</w:t>
+      </w:r>
+      <w:r>
+        <w:rPr/>
+        <w:t xml:space="preserve"> </w:t>
+      </w:r>
+      <w:r>
+        <w:rPr/>
+        <w:t xml:space="preserve">にアクセスすると </w:t>
+      </w:r>
+      <w:r>
+        <w:rPr/>
+        <w:t xml:space="preserve">SP </w:t>
+      </w:r>
+      <w:r>
+        <w:rPr/>
+        <w:t xml:space="preserve">は </w:t>
+      </w:r>
+      <w:r>
+        <w:rPr/>
+        <w:t xml:space="preserve">IdP </w:t>
+      </w:r>
+      <w:r>
+        <w:rPr/>
+        <w:t xml:space="preserve">の </w:t>
+      </w:r>
+      <w:r>
+        <w:rPr/>
+        <w:t xml:space="preserve">SLO </w:t>
+      </w:r>
+      <w:r>
+        <w:rPr/>
+        <w:t xml:space="preserve">エンドポイントへ </w:t>
+      </w:r>
+      <w:r>
+        <w:rPr/>
+        <w:t xml:space="preserve">LogoutRequest </w:t>
+      </w:r>
+      <w:r>
+        <w:rPr/>
+        <w:t>を送るが、</w:t>
+      </w:r>
+      <w:r>
+        <w:rPr>
+          <w:b/>
+          <w:bCs/>
+        </w:rPr>
+        <w:t xml:space="preserve">IdP 5 </w:t>
+      </w:r>
+      <w:r>
+        <w:rPr>
+          <w:b/>
+          <w:bCs/>
+        </w:rPr>
+        <w:t xml:space="preserve">は既定で </w:t>
+      </w:r>
+      <w:r>
+        <w:rPr>
+          <w:b/>
+          <w:bCs/>
+        </w:rPr>
+        <w:t xml:space="preserve">SLO </w:t>
+      </w:r>
+      <w:r>
+        <w:rPr>
+          <w:b/>
+          <w:bCs/>
+        </w:rPr>
+        <w:t>プロファイルが整備されていない</w:t>
+      </w:r>
+      <w:r>
+        <w:rPr/>
+        <w:t>ため、</w:t>
+      </w:r>
+      <w:r>
+        <w:rPr/>
+        <w:t xml:space="preserve">IdP </w:t>
+      </w:r>
+      <w:r>
+        <w:rPr/>
+        <w:t xml:space="preserve">側が </w:t>
+      </w:r>
+      <w:r>
+        <w:rPr>
+          <w:rStyle w:val="VerbatimChar"/>
+        </w:rPr>
+        <w:t>Web Login Service - Error: NoHandlerFoundException</w:t>
+      </w:r>
+      <w:r>
+        <w:rPr/>
+        <w:t>（＝</w:t>
+      </w:r>
+      <w:r>
+        <w:rPr/>
+        <w:t xml:space="preserve">IdP </w:t>
+      </w:r>
+      <w:r>
+        <w:rPr/>
+        <w:t xml:space="preserve">が出す </w:t>
+      </w:r>
+      <w:r>
+        <w:rPr/>
+        <w:t xml:space="preserve">Java/Spring </w:t>
+      </w:r>
+      <w:r>
+        <w:rPr/>
+        <w:t>の例外）を返す。</w:t>
+      </w:r>
+    </w:p>
+    <w:p>
+      <w:pPr>
+        <w:pStyle w:val="Compact"/>
+        <w:numPr>
+          <w:ilvl w:val="0"/>
+          <w:numId w:val="89"/>
+        </w:numPr>
+        <w:rPr/>
+      </w:pPr>
+      <w:r>
+        <w:rPr/>
+        <w:t xml:space="preserve">ログアウトを </w:t>
+      </w:r>
+      <w:r>
+        <w:rPr/>
+        <w:t xml:space="preserve">SP </w:t>
+      </w:r>
+      <w:r>
+        <w:rPr/>
+        <w:t xml:space="preserve">のローカルのみで完結させたい場合は </w:t>
+      </w:r>
+      <w:r>
+        <w:rPr>
+          <w:rStyle w:val="VerbatimChar"/>
+        </w:rPr>
+        <w:t>&lt;Logout&gt;Local&lt;/Logout&gt;</w:t>
+      </w:r>
+      <w:r>
+        <w:rPr/>
+        <w:t xml:space="preserve"> </w:t>
+      </w:r>
+      <w:r>
+        <w:rPr/>
+        <w:t xml:space="preserve">に変更すると </w:t>
+      </w:r>
+      <w:r>
+        <w:rPr>
+          <w:rStyle w:val="VerbatimChar"/>
+        </w:rPr>
+        <w:t>/Shibboleth.sso/Logout</w:t>
+      </w:r>
+      <w:r>
+        <w:rPr/>
+        <w:t xml:space="preserve"> </w:t>
+      </w:r>
+      <w:r>
+        <w:rPr/>
+        <w:t xml:space="preserve">がエラーなく </w:t>
+      </w:r>
+      <w:r>
+        <w:rPr/>
+        <w:t xml:space="preserve">SP </w:t>
+      </w:r>
+      <w:r>
+        <w:rPr/>
+        <w:t xml:space="preserve">セッションを破棄する。ただし </w:t>
+      </w:r>
+      <w:r>
+        <w:rPr>
+          <w:b/>
+          <w:bCs/>
+        </w:rPr>
+        <w:t xml:space="preserve">IdP </w:t>
+      </w:r>
+      <w:r>
+        <w:rPr>
+          <w:b/>
+          <w:bCs/>
+        </w:rPr>
+        <w:t>側のセッションは残る</w:t>
+      </w:r>
+      <w:r>
+        <w:rPr/>
+        <w:t xml:space="preserve">ため、直後に </w:t>
+      </w:r>
+      <w:r>
+        <w:rPr>
+          <w:rStyle w:val="VerbatimChar"/>
+        </w:rPr>
+        <w:t>whoami.asp</w:t>
+      </w:r>
+      <w:r>
+        <w:rPr/>
+        <w:t xml:space="preserve"> </w:t>
+      </w:r>
+      <w:r>
+        <w:rPr/>
+        <w:t>へ再アクセスするとパスワードなしで再ログインされる（</w:t>
+      </w:r>
+      <w:r>
+        <w:rPr/>
+        <w:t xml:space="preserve">SSO </w:t>
+      </w:r>
+      <w:r>
+        <w:rPr/>
+        <w:t>本来の挙動）。完全に切るにはブラウザを閉じる。</w:t>
+      </w:r>
+    </w:p>
+    <w:p>
+      <w:pPr>
+        <w:pStyle w:val="Compact"/>
+        <w:numPr>
+          <w:ilvl w:val="0"/>
+          <w:numId w:val="90"/>
+        </w:numPr>
+        <w:rPr/>
+      </w:pPr>
+      <w:r>
+        <w:rPr/>
+        <w:t xml:space="preserve">完全な </w:t>
+      </w:r>
+      <w:r>
+        <w:rPr/>
+        <w:t>SLO</w:t>
+      </w:r>
+      <w:r>
+        <w:rPr/>
+        <w:t>（</w:t>
+      </w:r>
+      <w:r>
+        <w:rPr/>
+        <w:t>IdP</w:t>
+      </w:r>
+      <w:r>
+        <w:rPr/>
+        <w:t>・</w:t>
+      </w:r>
+      <w:r>
+        <w:rPr/>
+        <w:t xml:space="preserve">SP </w:t>
+      </w:r>
+      <w:r>
+        <w:rPr/>
+        <w:t xml:space="preserve">を横断する単一ログアウト）は </w:t>
+      </w:r>
+      <w:r>
+        <w:rPr/>
+        <w:t xml:space="preserve">IdP </w:t>
+      </w:r>
+      <w:r>
+        <w:rPr/>
+        <w:t>側の追加設定が必要で、本手順の範囲外とする。</w:t>
+      </w:r>
+      <w:bookmarkEnd w:id="111"/>
+    </w:p>
+    <w:p>
+      <w:pPr>
+        <w:pStyle w:val="Heading3"/>
+        <w:rPr/>
+      </w:pPr>
+      <w:bookmarkStart w:id="112" w:name="ログの読み方"/>
+      <w:r>
+        <w:rPr/>
+        <w:t xml:space="preserve">15.5 </w:t>
+      </w:r>
+      <w:r>
+        <w:rPr/>
+        <w:t>ログの読み方</w:t>
+      </w:r>
+    </w:p>
+    <w:p>
+      <w:pPr>
+        <w:pStyle w:val="FirstParagraph"/>
+        <w:rPr/>
+      </w:pPr>
+      <w:r>
+        <w:rPr>
+          <w:b/>
+          <w:bCs/>
+        </w:rPr>
+        <w:t>IdP</w:t>
+      </w:r>
+      <w:r>
+        <w:rPr>
+          <w:b/>
+          <w:bCs/>
+        </w:rPr>
+        <w:t>（</w:t>
+      </w:r>
+      <w:r>
+        <w:rPr>
+          <w:b/>
+          <w:bCs/>
+        </w:rPr>
+        <w:t>WSL2</w:t>
+      </w:r>
+      <w:r>
+        <w:rPr>
+          <w:b/>
+          <w:bCs/>
+        </w:rPr>
+        <w:t>）</w:t>
+      </w:r>
+      <w:r>
+        <w:rPr/>
+        <w:t>：</w:t>
+      </w:r>
+      <w:r>
+        <w:rPr>
+          <w:rStyle w:val="VerbatimChar"/>
+        </w:rPr>
+        <w:t>/opt/shibboleth-idp/logs/</w:t>
+      </w:r>
+      <w:r>
+        <w:rPr/>
+        <w:t xml:space="preserve"> - </w:t>
+      </w:r>
+      <w:r>
+        <w:rPr>
+          <w:rStyle w:val="VerbatimChar"/>
+        </w:rPr>
+        <w:t>idp-process.log</w:t>
+      </w:r>
+      <w:r>
+        <w:rPr/>
+        <w:t xml:space="preserve"> … </w:t>
+      </w:r>
+      <w:r>
+        <w:rPr/>
+        <w:t xml:space="preserve">一般的な処理ログ。エラー調査の起点。 </w:t>
+      </w:r>
+      <w:r>
+        <w:rPr/>
+        <w:t xml:space="preserve">- </w:t>
+      </w:r>
+      <w:r>
+        <w:rPr>
+          <w:rStyle w:val="VerbatimChar"/>
+        </w:rPr>
+        <w:t>idp-audit.log</w:t>
+      </w:r>
+      <w:r>
+        <w:rPr/>
+        <w:t xml:space="preserve"> … </w:t>
+      </w:r>
+      <w:r>
+        <w:rPr>
+          <w:b/>
+          <w:bCs/>
+        </w:rPr>
+        <w:t>監査ログ</w:t>
+      </w:r>
+      <w:r>
+        <w:rPr/>
+        <w:t>。</w:t>
+      </w:r>
+      <w:r>
+        <w:rPr/>
+        <w:t>1</w:t>
+      </w:r>
+      <w:r>
+        <w:rPr/>
+        <w:t>行</w:t>
+      </w:r>
+      <w:r>
+        <w:rPr/>
+        <w:t>1</w:t>
+      </w:r>
+      <w:r>
+        <w:rPr/>
+        <w:t xml:space="preserve">認証で、いつ・どの利用者が・どの </w:t>
+      </w:r>
+      <w:r>
+        <w:rPr/>
+        <w:t xml:space="preserve">SP </w:t>
+      </w:r>
+      <w:r>
+        <w:rPr/>
+        <w:t>へ・何を出したかが分かる（例：認証時刻、</w:t>
+      </w:r>
+      <w:r>
+        <w:rPr>
+          <w:rStyle w:val="VerbatimChar"/>
+        </w:rPr>
+        <w:t>https://sp.plm-lab.local/shibboleth</w:t>
+      </w:r>
+      <w:r>
+        <w:rPr/>
+        <w:t>、</w:t>
+      </w:r>
+      <w:r>
+        <w:rPr/>
+        <w:t xml:space="preserve">NameID </w:t>
+      </w:r>
+      <w:r>
+        <w:rPr/>
+        <w:t xml:space="preserve">など）。「誰がログインしたか」を追うのに最適。 </w:t>
+      </w:r>
+      <w:r>
+        <w:rPr/>
+        <w:t xml:space="preserve">- </w:t>
+      </w:r>
+      <w:r>
+        <w:rPr>
+          <w:rStyle w:val="VerbatimChar"/>
+        </w:rPr>
+        <w:t>idp-warn.log</w:t>
+      </w:r>
+      <w:r>
+        <w:rPr/>
+        <w:t xml:space="preserve"> … </w:t>
+      </w:r>
+      <w:r>
+        <w:rPr/>
+        <w:t>警告のみ抽出。</w:t>
+      </w:r>
+    </w:p>
+    <w:p>
+      <w:pPr>
+        <w:pStyle w:val="BodyText"/>
+        <w:rPr/>
+      </w:pPr>
+      <w:r>
+        <w:rPr>
+          <w:b/>
+          <w:bCs/>
+        </w:rPr>
+        <w:t>SP</w:t>
+      </w:r>
+      <w:r>
+        <w:rPr>
+          <w:b/>
+          <w:bCs/>
+        </w:rPr>
+        <w:t>（</w:t>
+      </w:r>
+      <w:r>
+        <w:rPr>
+          <w:b/>
+          <w:bCs/>
+        </w:rPr>
+        <w:t>Windows</w:t>
+      </w:r>
+      <w:r>
+        <w:rPr>
+          <w:b/>
+          <w:bCs/>
+        </w:rPr>
+        <w:t>）</w:t>
+      </w:r>
+      <w:r>
+        <w:rPr/>
+        <w:t>：</w:t>
+      </w:r>
+      <w:r>
+        <w:rPr>
+          <w:rStyle w:val="VerbatimChar"/>
+        </w:rPr>
+        <w:t>C:\opt\shibboleth-sp\var\log\shibboleth\</w:t>
+      </w:r>
+      <w:r>
+        <w:rPr/>
+        <w:t xml:space="preserve"> - </w:t>
+      </w:r>
+      <w:r>
+        <w:rPr>
+          <w:rStyle w:val="VerbatimChar"/>
+        </w:rPr>
+        <w:t>shibd.log</w:t>
+      </w:r>
+      <w:r>
+        <w:rPr/>
+        <w:t xml:space="preserve"> … SP </w:t>
+      </w:r>
+      <w:r>
+        <w:rPr/>
+        <w:t xml:space="preserve">デーモンのログ。アサーション受領・セッション確立・エラーはここ。 </w:t>
+      </w:r>
+      <w:r>
+        <w:rPr/>
+        <w:t xml:space="preserve">- </w:t>
+      </w:r>
+      <w:r>
+        <w:rPr>
+          <w:rStyle w:val="VerbatimChar"/>
+        </w:rPr>
+        <w:t>transaction.log</w:t>
+      </w:r>
+      <w:r>
+        <w:rPr/>
+        <w:t xml:space="preserve"> … </w:t>
+      </w:r>
+      <w:r>
+        <w:rPr/>
+        <w:t>セッション単位の記録。</w:t>
+      </w:r>
+    </w:p>
+    <w:p>
+      <w:pPr>
         <w:pStyle w:val="BlockText"/>
         <w:rPr/>
       </w:pPr>
       <w:r>
         <w:rPr/>
+        <w:t>成功時の典型：</w:t>
+      </w:r>
+      <w:r>
+        <w:rPr/>
+        <w:t xml:space="preserve">IdP </w:t>
+      </w:r>
+      <w:r>
+        <w:rPr/>
+        <w:t xml:space="preserve">の </w:t>
+      </w:r>
+      <w:r>
+        <w:rPr>
+          <w:rStyle w:val="VerbatimChar"/>
+        </w:rPr>
+        <w:t>idp-audit.log</w:t>
+      </w:r>
+      <w:r>
+        <w:rPr/>
+        <w:t xml:space="preserve"> </w:t>
+      </w:r>
+      <w:r>
+        <w:rPr/>
+        <w:t xml:space="preserve">に </w:t>
+      </w:r>
+      <w:r>
+        <w:rPr/>
+        <w:t xml:space="preserve">90001 </w:t>
+      </w:r>
+      <w:r>
+        <w:rPr/>
+        <w:t>の認証行が出て、</w:t>
+      </w:r>
+      <w:r>
+        <w:rPr/>
+        <w:t xml:space="preserve">SP </w:t>
+      </w:r>
+      <w:r>
+        <w:rPr/>
+        <w:t xml:space="preserve">の </w:t>
+      </w:r>
+      <w:r>
+        <w:rPr>
+          <w:rStyle w:val="VerbatimChar"/>
+        </w:rPr>
+        <w:t>shibd.log</w:t>
+      </w:r>
+      <w:r>
+        <w:rPr/>
+        <w:t xml:space="preserve"> </w:t>
+      </w:r>
+      <w:r>
+        <w:rPr/>
+        <w:t>に「</w:t>
+      </w:r>
+      <w:r>
+        <w:rPr/>
+        <w:t>new session created</w:t>
+      </w:r>
+      <w:r>
+        <w:rPr/>
+        <w:t xml:space="preserve">」相当の行が出る。うまくいかないときは、まず </w:t>
+      </w:r>
+      <w:r>
+        <w:rPr/>
+        <w:t xml:space="preserve">IdP </w:t>
+      </w:r>
+      <w:r>
+        <w:rPr/>
+        <w:t>監査ログで「認証・解放まで到達しているか」を見て、</w:t>
+      </w:r>
+      <w:r>
+        <w:rPr/>
+        <w:t xml:space="preserve">IdP </w:t>
+      </w:r>
+      <w:r>
+        <w:rPr/>
+        <w:t xml:space="preserve">側か </w:t>
+      </w:r>
+      <w:r>
+        <w:rPr/>
+        <w:t xml:space="preserve">SP </w:t>
+      </w:r>
+      <w:r>
+        <w:rPr/>
+        <w:t>側かを切り分ける。</w:t>
+      </w:r>
+      <w:bookmarkEnd w:id="112"/>
+    </w:p>
+    <w:p>
+      <w:pPr>
+        <w:pStyle w:val="Heading3"/>
+        <w:rPr/>
+      </w:pPr>
+      <w:bookmarkStart w:id="113" w:name="再起動後の堅牢性重要"/>
+      <w:r>
+        <w:rPr/>
+        <w:t xml:space="preserve">15.6 </w:t>
+      </w:r>
+      <w:r>
+        <w:rPr/>
+        <w:t>再起動後の堅牢性（重要）</w:t>
+      </w:r>
+    </w:p>
+    <w:p>
+      <w:pPr>
+        <w:pStyle w:val="FirstParagraph"/>
+        <w:rPr/>
+      </w:pPr>
+      <w:r>
+        <w:rPr/>
+        <w:t>学習環境はスリープ無効（</w:t>
+      </w:r>
+      <w:r>
+        <w:rPr/>
+        <w:t>§1</w:t>
+      </w:r>
+      <w:r>
+        <w:rPr/>
+        <w:t>）だが、</w:t>
+      </w:r>
+      <w:r>
+        <w:rPr>
+          <w:b/>
+          <w:bCs/>
+        </w:rPr>
+        <w:t>再起動後の挙動</w:t>
+      </w:r>
+      <w:r>
+        <w:rPr/>
+        <w:t>を理解しておく。各サービスが自動起動設定になっているか：</w:t>
+      </w:r>
+    </w:p>
+    <w:p>
+      <w:pPr>
+        <w:pStyle w:val="Compact"/>
+        <w:numPr>
+          <w:ilvl w:val="0"/>
+          <w:numId w:val="91"/>
+        </w:numPr>
+        <w:rPr/>
+      </w:pPr>
+      <w:r>
+        <w:rPr/>
+        <w:t>WSL2</w:t>
+      </w:r>
+      <w:r>
+        <w:rPr/>
+        <w:t>：</w:t>
+      </w:r>
+      <w:r>
+        <w:rPr>
+          <w:rStyle w:val="VerbatimChar"/>
+        </w:rPr>
+        <w:t>sudo systemctl is-enabled slapd tomcat apache2</w:t>
+      </w:r>
+      <w:r>
+        <w:rPr/>
+        <w:t xml:space="preserve">（いずれも </w:t>
+      </w:r>
+      <w:r>
+        <w:rPr>
+          <w:rStyle w:val="VerbatimChar"/>
+        </w:rPr>
+        <w:t>enabled</w:t>
+      </w:r>
+      <w:r>
+        <w:rPr/>
+        <w:t>）</w:t>
+      </w:r>
+    </w:p>
+    <w:p>
+      <w:pPr>
+        <w:pStyle w:val="Compact"/>
+        <w:numPr>
+          <w:ilvl w:val="0"/>
+          <w:numId w:val="92"/>
+        </w:numPr>
+        <w:rPr/>
+      </w:pPr>
+      <w:r>
+        <w:rPr/>
+        <w:t>Windows</w:t>
+      </w:r>
+      <w:r>
+        <w:rPr/>
+        <w:t>：</w:t>
+      </w:r>
+      <w:r>
+        <w:rPr>
+          <w:rStyle w:val="VerbatimChar"/>
+        </w:rPr>
+        <w:t>Shibboleth 3 Daemon</w:t>
+      </w:r>
+      <w:r>
+        <w:rPr/>
+        <w:t>（自動）、</w:t>
+      </w:r>
+      <w:r>
+        <w:rPr/>
+        <w:t>IIS</w:t>
+      </w:r>
+      <w:r>
+        <w:rPr/>
+        <w:t>（自動）</w:t>
+      </w:r>
+    </w:p>
+    <w:p>
+      <w:pPr>
+        <w:pStyle w:val="FirstParagraph"/>
+        <w:rPr/>
+      </w:pPr>
+      <w:r>
+        <w:rPr>
+          <w:b/>
+          <w:bCs/>
+        </w:rPr>
+        <w:t>重要（</w:t>
+      </w:r>
+      <w:r>
+        <w:rPr>
+          <w:b/>
+          <w:bCs/>
+        </w:rPr>
+        <w:t xml:space="preserve">WSL2 </w:t>
+      </w:r>
+      <w:r>
+        <w:rPr>
+          <w:b/>
+          <w:bCs/>
+        </w:rPr>
+        <w:t>はオンデマンド起動）</w:t>
+      </w:r>
+      <w:r>
+        <w:rPr/>
+        <w:t>：</w:t>
+      </w:r>
+      <w:r>
+        <w:rPr/>
+        <w:t xml:space="preserve">Windows </w:t>
+      </w:r>
+      <w:r>
+        <w:rPr/>
+        <w:t>を再起動した直後は、</w:t>
+      </w:r>
+      <w:r>
+        <w:rPr>
+          <w:b/>
+          <w:bCs/>
+        </w:rPr>
+        <w:t xml:space="preserve">WSL2 </w:t>
+      </w:r>
+      <w:r>
+        <w:rPr>
+          <w:b/>
+          <w:bCs/>
+        </w:rPr>
+        <w:t>がまだ起動していない</w:t>
+      </w:r>
+      <w:r>
+        <w:rPr/>
+        <w:t>。</w:t>
+      </w:r>
+      <w:r>
+        <w:rPr/>
+        <w:t xml:space="preserve">WSL2 </w:t>
+      </w:r>
+      <w:r>
+        <w:rPr/>
+        <w:t xml:space="preserve">は </w:t>
+      </w:r>
+      <w:r>
+        <w:rPr>
+          <w:rStyle w:val="VerbatimChar"/>
+        </w:rPr>
+        <w:t>wsl.exe</w:t>
+      </w:r>
+      <w:r>
+        <w:rPr/>
+        <w:t xml:space="preserve"> </w:t>
+      </w:r>
+      <w:r>
+        <w:rPr/>
+        <w:t xml:space="preserve">の実行や </w:t>
+      </w:r>
+      <w:r>
+        <w:rPr/>
+        <w:t xml:space="preserve">Ubuntu </w:t>
+      </w:r>
+      <w:r>
+        <w:rPr/>
+        <w:t xml:space="preserve">ターミナルを開いたタイミングで初めて起動する“オンデマンド”方式のため、それまでは中で動く </w:t>
+      </w:r>
+      <w:r>
+        <w:rPr/>
+        <w:t>IdP</w:t>
+      </w:r>
+      <w:r>
+        <w:rPr/>
+        <w:t>（</w:t>
+      </w:r>
+      <w:r>
+        <w:rPr/>
+        <w:t>Tomcat/Apache 8443</w:t>
+      </w:r>
+      <w:r>
+        <w:rPr/>
+        <w:t>）・</w:t>
+      </w:r>
+      <w:r>
+        <w:rPr/>
+        <w:t xml:space="preserve">OpenLDAP </w:t>
+      </w:r>
+      <w:r>
+        <w:rPr/>
+        <w:t>も動いておらず、ブラウザからは次のようになる：</w:t>
+      </w:r>
+    </w:p>
+    <w:p>
+      <w:pPr>
+        <w:pStyle w:val="SourceCode"/>
+        <w:rPr/>
+      </w:pPr>
+      <w:r>
+        <w:rPr>
+          <w:rStyle w:val="VerbatimChar"/>
+        </w:rPr>
+        <w:t>https://sp.plm-lab.local/whoami.asp</w:t>
+      </w:r>
+      <w:r>
+        <w:rPr/>
+        <w:br/>
+      </w:r>
+      <w:r>
+        <w:rPr>
+          <w:rStyle w:val="VerbatimChar"/>
+        </w:rPr>
+        <w:t>→ idp.plm-lab.local refused to connect</w:t>
+      </w:r>
+      <w:r>
+        <w:rPr>
+          <w:rStyle w:val="VerbatimChar"/>
+        </w:rPr>
+        <w:t>（</w:t>
+      </w:r>
+      <w:r>
+        <w:rPr>
+          <w:rStyle w:val="VerbatimChar"/>
+        </w:rPr>
+        <w:t>ERR_CONNECTION_REFUSED</w:t>
+      </w:r>
+      <w:r>
+        <w:rPr>
+          <w:rStyle w:val="VerbatimChar"/>
+        </w:rPr>
+        <w:t>）</w:t>
+      </w:r>
+    </w:p>
+    <w:p>
+      <w:pPr>
+        <w:pStyle w:val="FirstParagraph"/>
+        <w:rPr/>
+      </w:pPr>
+      <w:r>
+        <w:rPr/>
+        <w:t>これは故障ではない。</w:t>
+      </w:r>
+      <w:r>
+        <w:rPr>
+          <w:b/>
+          <w:bCs/>
+        </w:rPr>
+        <w:t xml:space="preserve">Ubuntu </w:t>
+      </w:r>
+      <w:r>
+        <w:rPr>
+          <w:b/>
+          <w:bCs/>
+        </w:rPr>
+        <w:t>ターミナルを</w:t>
+      </w:r>
+      <w:r>
+        <w:rPr>
+          <w:b/>
+          <w:bCs/>
+        </w:rPr>
+        <w:t>1</w:t>
+      </w:r>
+      <w:r>
+        <w:rPr>
+          <w:b/>
+          <w:bCs/>
+        </w:rPr>
+        <w:t xml:space="preserve">回開く（または </w:t>
+      </w:r>
+      <w:r>
+        <w:rPr>
+          <w:rStyle w:val="VerbatimChar"/>
+          <w:b/>
+          <w:bCs/>
+        </w:rPr>
+        <w:t>wsl</w:t>
+      </w:r>
+      <w:r>
+        <w:rPr>
+          <w:b/>
+          <w:bCs/>
+        </w:rPr>
+        <w:t xml:space="preserve"> </w:t>
+      </w:r>
+      <w:r>
+        <w:rPr>
+          <w:b/>
+          <w:bCs/>
+        </w:rPr>
+        <w:t xml:space="preserve">を実行する）と </w:t>
+      </w:r>
+      <w:r>
+        <w:rPr>
+          <w:b/>
+          <w:bCs/>
+        </w:rPr>
+        <w:t xml:space="preserve">WSL2 </w:t>
+      </w:r>
+      <w:r>
+        <w:rPr>
+          <w:b/>
+          <w:bCs/>
+        </w:rPr>
+        <w:t>が起動し、</w:t>
+      </w:r>
+      <w:r>
+        <w:rPr>
+          <w:b/>
+          <w:bCs/>
+        </w:rPr>
+        <w:t xml:space="preserve">systemd </w:t>
+      </w:r>
+      <w:r>
+        <w:rPr>
+          <w:b/>
+          <w:bCs/>
+        </w:rPr>
+        <w:t xml:space="preserve">により </w:t>
+      </w:r>
+      <w:r>
+        <w:rPr>
+          <w:b/>
+          <w:bCs/>
+        </w:rPr>
+        <w:t>slapd</w:t>
+      </w:r>
+      <w:r>
+        <w:rPr>
+          <w:b/>
+          <w:bCs/>
+        </w:rPr>
+        <w:t>・</w:t>
+      </w:r>
+      <w:r>
+        <w:rPr>
+          <w:b/>
+          <w:bCs/>
+        </w:rPr>
+        <w:t>tomcat</w:t>
+      </w:r>
+      <w:r>
+        <w:rPr>
+          <w:b/>
+          <w:bCs/>
+        </w:rPr>
+        <w:t>・</w:t>
+      </w:r>
+      <w:r>
+        <w:rPr>
+          <w:b/>
+          <w:bCs/>
+        </w:rPr>
+        <w:t xml:space="preserve">apache2 </w:t>
+      </w:r>
+      <w:r>
+        <w:rPr>
+          <w:b/>
+          <w:bCs/>
+        </w:rPr>
+        <w:t xml:space="preserve">が自動起動 → </w:t>
+      </w:r>
+      <w:r>
+        <w:rPr>
+          <w:b/>
+          <w:bCs/>
+        </w:rPr>
+        <w:t xml:space="preserve">IdP </w:t>
+      </w:r>
+      <w:r>
+        <w:rPr>
+          <w:b/>
+          <w:bCs/>
+        </w:rPr>
+        <w:t xml:space="preserve">が応答 → </w:t>
+      </w:r>
+      <w:r>
+        <w:rPr>
+          <w:b/>
+          <w:bCs/>
+        </w:rPr>
+        <w:t xml:space="preserve">SSO </w:t>
+      </w:r>
+      <w:r>
+        <w:rPr>
+          <w:b/>
+          <w:bCs/>
+        </w:rPr>
+        <w:t>が通る</w:t>
+      </w:r>
+      <w:r>
+        <w:rPr/>
+        <w:t>。</w:t>
+      </w:r>
+      <w:r>
+        <w:rPr>
+          <w:rStyle w:val="VerbatimChar"/>
+        </w:rPr>
+        <w:t>is-enabled</w:t>
+      </w:r>
+      <w:r>
+        <w:rPr/>
+        <w:t xml:space="preserve"> </w:t>
+      </w:r>
+      <w:r>
+        <w:rPr/>
+        <w:t xml:space="preserve">が </w:t>
+      </w:r>
+      <w:r>
+        <w:rPr>
+          <w:rStyle w:val="VerbatimChar"/>
+        </w:rPr>
+        <w:t>enabled</w:t>
+      </w:r>
+      <w:r>
+        <w:rPr/>
+        <w:t xml:space="preserve"> </w:t>
+      </w:r>
+      <w:r>
+        <w:rPr/>
+        <w:t>であれば、</w:t>
+      </w:r>
+      <w:r>
+        <w:rPr/>
+        <w:t xml:space="preserve">WSL2 </w:t>
+      </w:r>
+      <w:r>
+        <w:rPr/>
+        <w:t>さえ起動すれば中のサービスは自動で上がる（＝再起動堅牢性としては正常）。</w:t>
+      </w:r>
+    </w:p>
+    <w:p>
+      <w:pPr>
+        <w:pStyle w:val="BodyText"/>
+        <w:rPr/>
+      </w:pPr>
+      <w:r>
+        <w:rPr>
+          <w:b/>
+          <w:bCs/>
+        </w:rPr>
+        <w:t>対処：</w:t>
+      </w:r>
+      <w:r>
+        <w:rPr>
+          <w:b/>
+          <w:bCs/>
+        </w:rPr>
+        <w:t xml:space="preserve">Windows </w:t>
+      </w:r>
+      <w:r>
+        <w:rPr>
+          <w:b/>
+          <w:bCs/>
+        </w:rPr>
+        <w:t xml:space="preserve">起動時に </w:t>
+      </w:r>
+      <w:r>
+        <w:rPr>
+          <w:b/>
+          <w:bCs/>
+        </w:rPr>
+        <w:t xml:space="preserve">WSL2 </w:t>
+      </w:r>
+      <w:r>
+        <w:rPr>
+          <w:b/>
+          <w:bCs/>
+        </w:rPr>
+        <w:t>を自動起動させる</w:t>
+      </w:r>
+      <w:r>
+        <w:rPr/>
+        <w:t xml:space="preserve">（ターミナルを開かなくても </w:t>
+      </w:r>
+      <w:r>
+        <w:rPr/>
+        <w:t xml:space="preserve">SSO </w:t>
+      </w:r>
+      <w:r>
+        <w:rPr/>
+        <w:t>が通るようにする場合）</w:t>
+      </w:r>
+    </w:p>
+    <w:p>
+      <w:pPr>
+        <w:pStyle w:val="Normal"/>
+        <w:numPr>
+          <w:ilvl w:val="0"/>
+          <w:numId w:val="93"/>
+        </w:numPr>
+        <w:rPr/>
+      </w:pPr>
+      <w:r>
+        <w:rPr>
+          <w:b/>
+          <w:bCs/>
+        </w:rPr>
+        <w:t>方法</w:t>
+      </w:r>
+      <w:r>
+        <w:rPr>
+          <w:b/>
+          <w:bCs/>
+        </w:rPr>
+        <w:t>A</w:t>
+      </w:r>
+      <w:r>
+        <w:rPr>
+          <w:b/>
+          <w:bCs/>
+        </w:rPr>
+        <w:t>（推奨・確実）</w:t>
+      </w:r>
+      <w:r>
+        <w:rPr/>
+        <w:t xml:space="preserve">：タスクスケジューラで、ログオン時に </w:t>
+      </w:r>
+      <w:r>
+        <w:rPr/>
+        <w:t xml:space="preserve">WSL2 </w:t>
+      </w:r>
+      <w:r>
+        <w:rPr/>
+        <w:t xml:space="preserve">を常駐起動する。管理者 </w:t>
+      </w:r>
+      <w:r>
+        <w:rPr/>
+        <w:t>PowerShell</w:t>
+      </w:r>
+      <w:r>
+        <w:rPr/>
+        <w:t>：</w:t>
+      </w:r>
+    </w:p>
+    <w:p>
+      <w:pPr>
+        <w:pStyle w:val="SourceCode"/>
+        <w:numPr>
+          <w:ilvl w:val="0"/>
+          <w:numId w:val="1"/>
+        </w:numPr>
+        <w:rPr/>
+      </w:pPr>
+      <w:r>
+        <w:rPr>
+          <w:rStyle w:val="VariableTok"/>
+        </w:rPr>
+        <w:t>$action</w:t>
+      </w:r>
+      <w:r>
+        <w:rPr>
+          <w:rStyle w:val="NormalTok"/>
+        </w:rPr>
+        <w:t xml:space="preserve">  </w:t>
+      </w:r>
+      <w:r>
+        <w:rPr>
+          <w:rStyle w:val="OperatorTok"/>
+        </w:rPr>
+        <w:t>=</w:t>
+      </w:r>
+      <w:r>
+        <w:rPr>
+          <w:rStyle w:val="NormalTok"/>
+        </w:rPr>
+        <w:t xml:space="preserve"> New</w:t>
+      </w:r>
+      <w:r>
+        <w:rPr>
+          <w:rStyle w:val="OperatorTok"/>
+        </w:rPr>
+        <w:t>-</w:t>
+      </w:r>
+      <w:r>
+        <w:rPr>
+          <w:rStyle w:val="NormalTok"/>
+        </w:rPr>
+        <w:t xml:space="preserve">ScheduledTaskAction </w:t>
+      </w:r>
+      <w:r>
+        <w:rPr>
+          <w:rStyle w:val="OperatorTok"/>
+        </w:rPr>
+        <w:t>-</w:t>
+      </w:r>
+      <w:r>
+        <w:rPr>
+          <w:rStyle w:val="NormalTok"/>
+        </w:rPr>
+        <w:t xml:space="preserve">Execute </w:t>
+      </w:r>
+      <w:r>
+        <w:rPr>
+          <w:rStyle w:val="StringTok"/>
+        </w:rPr>
+        <w:t>"wsl.exe"</w:t>
+      </w:r>
+      <w:r>
+        <w:rPr>
+          <w:rStyle w:val="NormalTok"/>
+        </w:rPr>
+        <w:t xml:space="preserve"> </w:t>
+      </w:r>
+      <w:r>
+        <w:rPr>
+          <w:rStyle w:val="OperatorTok"/>
+        </w:rPr>
+        <w:t>-</w:t>
+      </w:r>
+      <w:r>
+        <w:rPr>
+          <w:rStyle w:val="NormalTok"/>
+        </w:rPr>
+        <w:t xml:space="preserve">Argument </w:t>
+      </w:r>
+      <w:r>
+        <w:rPr>
+          <w:rStyle w:val="StringTok"/>
+        </w:rPr>
+        <w:t>"-d Ubuntu-24.04 -u root -e sleep infinity"</w:t>
+      </w:r>
+      <w:r>
+        <w:rPr/>
+        <w:br/>
+      </w:r>
+      <w:r>
+        <w:rPr>
+          <w:rStyle w:val="VariableTok"/>
+        </w:rPr>
+        <w:t>$trigger</w:t>
+      </w:r>
+      <w:r>
+        <w:rPr>
+          <w:rStyle w:val="NormalTok"/>
+        </w:rPr>
+        <w:t xml:space="preserve"> </w:t>
+      </w:r>
+      <w:r>
+        <w:rPr>
+          <w:rStyle w:val="OperatorTok"/>
+        </w:rPr>
+        <w:t>=</w:t>
+      </w:r>
+      <w:r>
+        <w:rPr>
+          <w:rStyle w:val="NormalTok"/>
+        </w:rPr>
+        <w:t xml:space="preserve"> New</w:t>
+      </w:r>
+      <w:r>
+        <w:rPr>
+          <w:rStyle w:val="OperatorTok"/>
+        </w:rPr>
+        <w:t>-</w:t>
+      </w:r>
+      <w:r>
+        <w:rPr>
+          <w:rStyle w:val="NormalTok"/>
+        </w:rPr>
+        <w:t xml:space="preserve">ScheduledTaskTrigger </w:t>
+      </w:r>
+      <w:r>
+        <w:rPr>
+          <w:rStyle w:val="OperatorTok"/>
+        </w:rPr>
+        <w:t>-</w:t>
+      </w:r>
+      <w:r>
+        <w:rPr>
+          <w:rStyle w:val="NormalTok"/>
+        </w:rPr>
+        <w:t>AtLogOn</w:t>
+      </w:r>
+      <w:r>
+        <w:rPr/>
+        <w:br/>
+      </w:r>
+      <w:r>
+        <w:rPr>
+          <w:rStyle w:val="VariableTok"/>
+        </w:rPr>
+        <w:t>$principal</w:t>
+      </w:r>
+      <w:r>
+        <w:rPr>
+          <w:rStyle w:val="NormalTok"/>
+        </w:rPr>
+        <w:t xml:space="preserve"> </w:t>
+      </w:r>
+      <w:r>
+        <w:rPr>
+          <w:rStyle w:val="OperatorTok"/>
+        </w:rPr>
+        <w:t>=</w:t>
+      </w:r>
+      <w:r>
+        <w:rPr>
+          <w:rStyle w:val="NormalTok"/>
+        </w:rPr>
+        <w:t xml:space="preserve"> New</w:t>
+      </w:r>
+      <w:r>
+        <w:rPr>
+          <w:rStyle w:val="OperatorTok"/>
+        </w:rPr>
+        <w:t>-</w:t>
+      </w:r>
+      <w:r>
+        <w:rPr>
+          <w:rStyle w:val="NormalTok"/>
+        </w:rPr>
+        <w:t xml:space="preserve">ScheduledTaskPrincipal </w:t>
+      </w:r>
+      <w:r>
+        <w:rPr>
+          <w:rStyle w:val="OperatorTok"/>
+        </w:rPr>
+        <w:t>-</w:t>
+      </w:r>
+      <w:r>
+        <w:rPr>
+          <w:rStyle w:val="NormalTok"/>
+        </w:rPr>
+        <w:t xml:space="preserve">UserId </w:t>
+      </w:r>
+      <w:r>
+        <w:rPr>
+          <w:rStyle w:val="StringTok"/>
+        </w:rPr>
+        <w:t>"$env:USERNAME"</w:t>
+      </w:r>
+      <w:r>
+        <w:rPr>
+          <w:rStyle w:val="NormalTok"/>
+        </w:rPr>
+        <w:t xml:space="preserve"> </w:t>
+      </w:r>
+      <w:r>
+        <w:rPr>
+          <w:rStyle w:val="OperatorTok"/>
+        </w:rPr>
+        <w:t>-</w:t>
+      </w:r>
+      <w:r>
+        <w:rPr>
+          <w:rStyle w:val="NormalTok"/>
+        </w:rPr>
+        <w:t xml:space="preserve">LogonType Interactive </w:t>
+      </w:r>
+      <w:r>
+        <w:rPr>
+          <w:rStyle w:val="OperatorTok"/>
+        </w:rPr>
+        <w:t>-</w:t>
+      </w:r>
+      <w:r>
+        <w:rPr>
+          <w:rStyle w:val="NormalTok"/>
+        </w:rPr>
+        <w:t>RunLevel Highest</w:t>
+      </w:r>
+      <w:r>
+        <w:rPr/>
+        <w:br/>
+      </w:r>
+      <w:r>
+        <w:rPr>
+          <w:rStyle w:val="NormalTok"/>
+        </w:rPr>
+        <w:t>Register</w:t>
+      </w:r>
+      <w:r>
+        <w:rPr>
+          <w:rStyle w:val="OperatorTok"/>
+        </w:rPr>
+        <w:t>-</w:t>
+      </w:r>
+      <w:r>
+        <w:rPr>
+          <w:rStyle w:val="NormalTok"/>
+        </w:rPr>
+        <w:t xml:space="preserve">ScheduledTask </w:t>
+      </w:r>
+      <w:r>
+        <w:rPr>
+          <w:rStyle w:val="OperatorTok"/>
+        </w:rPr>
+        <w:t>-</w:t>
+      </w:r>
+      <w:r>
+        <w:rPr>
+          <w:rStyle w:val="NormalTok"/>
+        </w:rPr>
+        <w:t xml:space="preserve">TaskName </w:t>
+      </w:r>
+      <w:r>
+        <w:rPr>
+          <w:rStyle w:val="StringTok"/>
+        </w:rPr>
+        <w:t>"Start-WSL2"</w:t>
+      </w:r>
+      <w:r>
+        <w:rPr>
+          <w:rStyle w:val="NormalTok"/>
+        </w:rPr>
+        <w:t xml:space="preserve"> </w:t>
+      </w:r>
+      <w:r>
+        <w:rPr>
+          <w:rStyle w:val="OperatorTok"/>
+        </w:rPr>
+        <w:t>-</w:t>
+      </w:r>
+      <w:r>
+        <w:rPr>
+          <w:rStyle w:val="NormalTok"/>
+        </w:rPr>
+        <w:t xml:space="preserve">Action </w:t>
+      </w:r>
+      <w:r>
+        <w:rPr>
+          <w:rStyle w:val="VariableTok"/>
+        </w:rPr>
+        <w:t>$action</w:t>
+      </w:r>
+      <w:r>
+        <w:rPr>
+          <w:rStyle w:val="NormalTok"/>
+        </w:rPr>
+        <w:t xml:space="preserve"> </w:t>
+      </w:r>
+      <w:r>
+        <w:rPr>
+          <w:rStyle w:val="OperatorTok"/>
+        </w:rPr>
+        <w:t>-</w:t>
+      </w:r>
+      <w:r>
+        <w:rPr>
+          <w:rStyle w:val="NormalTok"/>
+        </w:rPr>
+        <w:t xml:space="preserve">Trigger </w:t>
+      </w:r>
+      <w:r>
+        <w:rPr>
+          <w:rStyle w:val="VariableTok"/>
+        </w:rPr>
+        <w:t>$trigger</w:t>
+      </w:r>
+      <w:r>
+        <w:rPr>
+          <w:rStyle w:val="NormalTok"/>
+        </w:rPr>
+        <w:t xml:space="preserve"> </w:t>
+      </w:r>
+      <w:r>
+        <w:rPr>
+          <w:rStyle w:val="OperatorTok"/>
+        </w:rPr>
+        <w:t>-</w:t>
+      </w:r>
+      <w:r>
+        <w:rPr>
+          <w:rStyle w:val="NormalTok"/>
+        </w:rPr>
+        <w:t xml:space="preserve">Principal </w:t>
+      </w:r>
+      <w:r>
+        <w:rPr>
+          <w:rStyle w:val="VariableTok"/>
+        </w:rPr>
+        <w:t>$principal</w:t>
+      </w:r>
+    </w:p>
+    <w:p>
+      <w:pPr>
+        <w:pStyle w:val="Normal"/>
+        <w:numPr>
+          <w:ilvl w:val="0"/>
+          <w:numId w:val="1"/>
+        </w:numPr>
+        <w:rPr/>
+      </w:pPr>
+      <w:r>
+        <w:rPr>
+          <w:rStyle w:val="VerbatimChar"/>
+        </w:rPr>
+        <w:t>sleep infinity</w:t>
+      </w:r>
+      <w:r>
+        <w:rPr/>
+        <w:t xml:space="preserve"> </w:t>
+      </w:r>
+      <w:r>
+        <w:rPr/>
+        <w:t xml:space="preserve">の常駐で </w:t>
+      </w:r>
+      <w:r>
+        <w:rPr/>
+        <w:t xml:space="preserve">WSL2 </w:t>
+      </w:r>
+      <w:r>
+        <w:rPr/>
+        <w:t>を起動しっぱなしにする。</w:t>
+      </w:r>
+      <w:r>
+        <w:rPr>
+          <w:rStyle w:val="VerbatimChar"/>
+        </w:rPr>
+        <w:t>-AtLogOn</w:t>
+      </w:r>
+      <w:r>
+        <w:rPr/>
+        <w:t xml:space="preserve"> </w:t>
+      </w:r>
+      <w:r>
+        <w:rPr/>
+        <w:t>はログオン時。</w:t>
+      </w:r>
+      <w:r>
+        <w:rPr>
+          <w:rStyle w:val="VerbatimChar"/>
+        </w:rPr>
+        <w:t>-AtStartup</w:t>
+      </w:r>
+      <w:r>
+        <w:rPr/>
+        <w:t xml:space="preserve">（ログオン前）にする場合はタスクのユーザーを </w:t>
+      </w:r>
+      <w:r>
+        <w:rPr/>
+        <w:t xml:space="preserve">SYSTEM </w:t>
+      </w:r>
+      <w:r>
+        <w:rPr/>
+        <w:t>等にする必要があり、</w:t>
+      </w:r>
+      <w:r>
+        <w:rPr/>
         <w:t xml:space="preserve">mirrored </w:t>
       </w:r>
       <w:r>
         <w:rPr/>
-        <w:t xml:space="preserve">ネットワークや </w:t>
-      </w:r>
+        <w:t xml:space="preserve">との相性で挙動が変わることがあるため、学習用途では </w:t>
+      </w:r>
+      <w:r>
+        <w:rPr>
+          <w:rStyle w:val="VerbatimChar"/>
+        </w:rPr>
+        <w:t>-AtLogOn</w:t>
+      </w:r>
+      <w:r>
+        <w:rPr/>
+        <w:t xml:space="preserve"> </w:t>
+      </w:r>
+      <w:r>
+        <w:rPr/>
+        <w:t>が扱いやすい。</w:t>
+      </w:r>
+    </w:p>
+    <w:p>
+      <w:pPr>
+        <w:pStyle w:val="Normal"/>
+        <w:numPr>
+          <w:ilvl w:val="0"/>
+          <w:numId w:val="94"/>
+        </w:numPr>
+        <w:rPr/>
+      </w:pPr>
+      <w:r>
+        <w:rPr>
+          <w:b/>
+          <w:bCs/>
+        </w:rPr>
+        <w:t>方法</w:t>
+      </w:r>
+      <w:r>
+        <w:rPr>
+          <w:b/>
+          <w:bCs/>
+        </w:rPr>
+        <w:t>B</w:t>
+      </w:r>
+      <w:r>
+        <w:rPr>
+          <w:b/>
+          <w:bCs/>
+        </w:rPr>
+        <w:t>（簡易）</w:t>
+      </w:r>
+      <w:r>
+        <w:rPr/>
+        <w:t>：</w:t>
+      </w:r>
+      <w:r>
+        <w:rPr>
+          <w:rStyle w:val="VerbatimChar"/>
+        </w:rPr>
+        <w:t>shell:startup</w:t>
+      </w:r>
+      <w:r>
+        <w:rPr/>
+        <w:t xml:space="preserve"> </w:t>
+      </w:r>
+      <w:r>
+        <w:rPr/>
+        <w:t>フォルダに、</w:t>
+      </w:r>
+      <w:r>
+        <w:rPr>
+          <w:rStyle w:val="VerbatimChar"/>
+        </w:rPr>
+        <w:t>wsl -d Ubuntu-24.04 -u root -e sleep infinity</w:t>
+      </w:r>
+      <w:r>
+        <w:rPr/>
+        <w:t xml:space="preserve"> </w:t>
+      </w:r>
+      <w:r>
+        <w:rPr/>
+        <w:t>を実行するショートカット／バッチを置く。</w:t>
+      </w:r>
+    </w:p>
+    <w:p>
+      <w:pPr>
+        <w:pStyle w:val="Normal"/>
+        <w:numPr>
+          <w:ilvl w:val="0"/>
+          <w:numId w:val="95"/>
+        </w:numPr>
+        <w:rPr/>
+      </w:pPr>
+      <w:r>
+        <w:rPr>
+          <w:b/>
+          <w:bCs/>
+        </w:rPr>
+        <w:t>方法</w:t>
+      </w:r>
+      <w:r>
+        <w:rPr>
+          <w:b/>
+          <w:bCs/>
+        </w:rPr>
+        <w:t>C</w:t>
+      </w:r>
+      <w:r>
+        <w:rPr>
+          <w:b/>
+          <w:bCs/>
+        </w:rPr>
+        <w:t>（最も手軽・運用でカバー）</w:t>
+      </w:r>
+      <w:r>
+        <w:rPr/>
+        <w:t>：「</w:t>
+      </w:r>
+      <w:r>
+        <w:rPr/>
+        <w:t xml:space="preserve">Windows </w:t>
+      </w:r>
+      <w:r>
+        <w:rPr/>
+        <w:t xml:space="preserve">を再起動したら、まず </w:t>
+      </w:r>
+      <w:r>
+        <w:rPr/>
+        <w:t xml:space="preserve">Ubuntu </w:t>
+      </w:r>
+      <w:r>
+        <w:rPr/>
+        <w:t>ターミナルを</w:t>
+      </w:r>
+      <w:r>
+        <w:rPr/>
+        <w:t>1</w:t>
+      </w:r>
+      <w:r>
+        <w:rPr/>
+        <w:t xml:space="preserve">回開く（または </w:t>
+      </w:r>
+      <w:r>
+        <w:rPr>
+          <w:rStyle w:val="VerbatimChar"/>
+        </w:rPr>
+        <w:t>wsl</w:t>
+      </w:r>
+      <w:r>
+        <w:rPr/>
+        <w:t xml:space="preserve"> </w:t>
+      </w:r>
+      <w:r>
+        <w:rPr/>
+        <w:t>を実行する）」という運用にする。学習・検証環境ならこれで十分実用的。</w:t>
+      </w:r>
+    </w:p>
+    <w:p>
+      <w:pPr>
+        <w:pStyle w:val="BlockText"/>
+        <w:rPr/>
+      </w:pPr>
       <w:r>
         <w:rPr/>
         <w:t xml:space="preserve">WSL2 </w:t>
       </w:r>
       <w:r>
         <w:rPr/>
-        <w:t>のサービスは、</w:t>
+        <w:t xml:space="preserve">起動後にサービスが上がっていなければ </w:t>
       </w:r>
       <w:r>
         <w:rPr>
           <w:rStyle w:val="VerbatimChar"/>
         </w:rPr>
-        <w:t>wsl --shutdown</w:t>
+        <w:t>sudo systemctl start slapd tomcat apache2</w:t>
       </w:r>
       <w:r>
         <w:rPr/>
@@ -54315,29 +56031,7 @@
       </w:r>
       <w:r>
         <w:rPr/>
-        <w:t xml:space="preserve">や再起動のたびに立ち上がるはず。もし </w:t>
-      </w:r>
-      <w:r>
-        <w:rPr/>
-        <w:t xml:space="preserve">WSL2 </w:t>
-      </w:r>
-      <w:r>
-        <w:rPr/>
-        <w:t>のサービスが上がっていなければ、</w:t>
-      </w:r>
-      <w:r>
-        <w:rPr>
-          <w:rStyle w:val="VerbatimChar"/>
-        </w:rPr>
-        <w:t>sudo systemctl start slapd tomcat apache2</w:t>
-      </w:r>
-      <w:r>
-        <w:rPr/>
-        <w:t xml:space="preserve"> </w:t>
-      </w:r>
-      <w:r>
-        <w:rPr/>
-        <w:t>で起動し、</w:t>
+        <w:t xml:space="preserve">で起動し </w:t>
       </w:r>
       <w:r>
         <w:rPr>
@@ -54781,33 +56475,33 @@
             </w:pPr>
             <w:r>
               <w:rPr>
-                <w:rFonts w:eastAsia="Noto Sans CJK JP" w:cs=""/>
-                <w:kern w:val="0"/>
-                <w:sz w:val="20"/>
-                <w:szCs w:val="20"/>
-                <w:lang w:val="ja-JP" w:eastAsia="ja-JP" w:bidi="ar-SA"/>
-              </w:rPr>
-              <w:t xml:space="preserve">Apache </w:t>
-            </w:r>
-            <w:r>
-              <w:rPr>
                 <w:rFonts w:ascii="Cambria" w:hAnsi="Cambria" w:cs=""/>
                 <w:kern w:val="0"/>
                 <w:sz w:val="20"/>
                 <w:szCs w:val="20"/>
                 <w:lang w:val="ja-JP" w:eastAsia="ja-JP" w:bidi="ar-SA"/>
               </w:rPr>
-              <w:t xml:space="preserve">が </w:t>
-            </w:r>
-            <w:r>
-              <w:rPr>
-                <w:rStyle w:val="VerbatimChar"/>
-                <w:rFonts w:eastAsia="Noto Sans CJK JP" w:cs=""/>
-                <w:kern w:val="0"/>
-                <w:szCs w:val="20"/>
-                <w:lang w:val="ja-JP" w:eastAsia="ja-JP" w:bidi="ar-SA"/>
-              </w:rPr>
-              <w:t>Address already in use</w:t>
+              <w:t xml:space="preserve">再起動直後だけ </w:t>
+            </w:r>
+            <w:r>
+              <w:rPr>
+                <w:rFonts w:eastAsia="Noto Sans CJK JP" w:cs=""/>
+                <w:kern w:val="0"/>
+                <w:sz w:val="20"/>
+                <w:szCs w:val="20"/>
+                <w:lang w:val="ja-JP" w:eastAsia="ja-JP" w:bidi="ar-SA"/>
+              </w:rPr>
+              <w:t xml:space="preserve">IdP </w:t>
+            </w:r>
+            <w:r>
+              <w:rPr>
+                <w:rFonts w:ascii="Cambria" w:hAnsi="Cambria" w:cs=""/>
+                <w:kern w:val="0"/>
+                <w:sz w:val="20"/>
+                <w:szCs w:val="20"/>
+                <w:lang w:val="ja-JP" w:eastAsia="ja-JP" w:bidi="ar-SA"/>
+              </w:rPr>
+              <w:t>に「接続拒否」</w:t>
             </w:r>
           </w:p>
         </w:tc>
@@ -54838,7 +56532,7 @@
                 <w:szCs w:val="20"/>
                 <w:lang w:val="ja-JP" w:eastAsia="ja-JP" w:bidi="ar-SA"/>
               </w:rPr>
-              <w:t xml:space="preserve">IIS </w:t>
+              <w:t xml:space="preserve">WSL2 </w:t>
             </w:r>
             <w:r>
               <w:rPr>
@@ -54848,47 +56542,7 @@
                 <w:szCs w:val="20"/>
                 <w:lang w:val="ja-JP" w:eastAsia="ja-JP" w:bidi="ar-SA"/>
               </w:rPr>
-              <w:t xml:space="preserve">と </w:t>
-            </w:r>
-            <w:r>
-              <w:rPr>
-                <w:rFonts w:eastAsia="Noto Sans CJK JP" w:cs=""/>
-                <w:kern w:val="0"/>
-                <w:sz w:val="20"/>
-                <w:szCs w:val="20"/>
-                <w:lang w:val="ja-JP" w:eastAsia="ja-JP" w:bidi="ar-SA"/>
-              </w:rPr>
-              <w:t xml:space="preserve">80/443 </w:t>
-            </w:r>
-            <w:r>
-              <w:rPr>
-                <w:rFonts w:ascii="Cambria" w:hAnsi="Cambria" w:cs=""/>
-                <w:kern w:val="0"/>
-                <w:sz w:val="20"/>
-                <w:szCs w:val="20"/>
-                <w:lang w:val="ja-JP" w:eastAsia="ja-JP" w:bidi="ar-SA"/>
-              </w:rPr>
-              <w:t>衝突（</w:t>
-            </w:r>
-            <w:r>
-              <w:rPr>
-                <w:rFonts w:eastAsia="Noto Sans CJK JP" w:cs=""/>
-                <w:kern w:val="0"/>
-                <w:sz w:val="20"/>
-                <w:szCs w:val="20"/>
-                <w:lang w:val="ja-JP" w:eastAsia="ja-JP" w:bidi="ar-SA"/>
-              </w:rPr>
-              <w:t>mirrored</w:t>
-            </w:r>
-            <w:r>
-              <w:rPr>
-                <w:rFonts w:ascii="Cambria" w:hAnsi="Cambria" w:cs=""/>
-                <w:kern w:val="0"/>
-                <w:sz w:val="20"/>
-                <w:szCs w:val="20"/>
-                <w:lang w:val="ja-JP" w:eastAsia="ja-JP" w:bidi="ar-SA"/>
-              </w:rPr>
-              <w:t>）</w:t>
+              <w:t>未起動（オンデマンド）</w:t>
             </w:r>
           </w:p>
         </w:tc>
@@ -54913,13 +56567,23 @@
             </w:pPr>
             <w:r>
               <w:rPr>
+                <w:rFonts w:ascii="Cambria" w:hAnsi="Cambria" w:cs=""/>
+                <w:kern w:val="0"/>
+                <w:sz w:val="20"/>
+                <w:szCs w:val="20"/>
+                <w:lang w:val="ja-JP" w:eastAsia="ja-JP" w:bidi="ar-SA"/>
+              </w:rPr>
+              <w:t>ターミナルを開く／</w:t>
+            </w:r>
+            <w:r>
+              <w:rPr>
                 <w:rStyle w:val="VerbatimChar"/>
                 <w:rFonts w:eastAsia="Noto Sans CJK JP" w:cs=""/>
                 <w:kern w:val="0"/>
                 <w:szCs w:val="20"/>
                 <w:lang w:val="ja-JP" w:eastAsia="ja-JP" w:bidi="ar-SA"/>
               </w:rPr>
-              <w:t>Listen 80/443</w:t>
+              <w:t>wsl</w:t>
             </w:r>
             <w:r>
               <w:rPr>
@@ -54939,17 +56603,57 @@
                 <w:szCs w:val="20"/>
                 <w:lang w:val="ja-JP" w:eastAsia="ja-JP" w:bidi="ar-SA"/>
               </w:rPr>
-              <w:t>をコメントアウト（</w:t>
-            </w:r>
-            <w:r>
-              <w:rPr>
-                <w:rFonts w:eastAsia="Noto Sans CJK JP" w:cs=""/>
-                <w:kern w:val="0"/>
-                <w:sz w:val="20"/>
-                <w:szCs w:val="20"/>
-                <w:lang w:val="ja-JP" w:eastAsia="ja-JP" w:bidi="ar-SA"/>
-              </w:rPr>
-              <w:t>§10.4</w:t>
+              <w:t>実行、または自動起動（</w:t>
+            </w:r>
+            <w:r>
+              <w:rPr>
+                <w:rFonts w:eastAsia="Noto Sans CJK JP" w:cs=""/>
+                <w:kern w:val="0"/>
+                <w:sz w:val="20"/>
+                <w:szCs w:val="20"/>
+                <w:lang w:val="ja-JP" w:eastAsia="ja-JP" w:bidi="ar-SA"/>
+              </w:rPr>
+              <w:t xml:space="preserve">§15.6 </w:t>
+            </w:r>
+            <w:r>
+              <w:rPr>
+                <w:rFonts w:ascii="Cambria" w:hAnsi="Cambria" w:cs=""/>
+                <w:kern w:val="0"/>
+                <w:sz w:val="20"/>
+                <w:szCs w:val="20"/>
+                <w:lang w:val="ja-JP" w:eastAsia="ja-JP" w:bidi="ar-SA"/>
+              </w:rPr>
+              <w:t>方法</w:t>
+            </w:r>
+            <w:r>
+              <w:rPr>
+                <w:rFonts w:eastAsia="Noto Sans CJK JP" w:cs=""/>
+                <w:kern w:val="0"/>
+                <w:sz w:val="20"/>
+                <w:szCs w:val="20"/>
+                <w:lang w:val="ja-JP" w:eastAsia="ja-JP" w:bidi="ar-SA"/>
+              </w:rPr>
+              <w:t>A</w:t>
+            </w:r>
+            <w:r>
+              <w:rPr>
+                <w:rFonts w:ascii="Cambria" w:hAnsi="Cambria" w:cs=""/>
+                <w:kern w:val="0"/>
+                <w:sz w:val="20"/>
+                <w:szCs w:val="20"/>
+                <w:lang w:val="ja-JP" w:eastAsia="ja-JP" w:bidi="ar-SA"/>
+              </w:rPr>
+              <w:t>〜</w:t>
+            </w:r>
+            <w:r>
+              <w:rPr>
+                <w:rFonts w:eastAsia="Noto Sans CJK JP" w:cs=""/>
+                <w:kern w:val="0"/>
+                <w:sz w:val="20"/>
+                <w:szCs w:val="20"/>
+                <w:lang w:val="ja-JP" w:eastAsia="ja-JP" w:bidi="ar-SA"/>
+              </w:rPr>
+              <w:t>C</w:t>
             </w:r>
             <w:r>
               <w:rPr>
@@ -54993,7 +56697,7 @@
                 <w:szCs w:val="20"/>
                 <w:lang w:val="ja-JP" w:eastAsia="ja-JP" w:bidi="ar-SA"/>
               </w:rPr>
-              <w:t xml:space="preserve">IdP </w:t>
+              <w:t xml:space="preserve">Apache </w:t>
             </w:r>
             <w:r>
               <w:rPr>
@@ -55003,27 +56707,17 @@
                 <w:szCs w:val="20"/>
                 <w:lang w:val="ja-JP" w:eastAsia="ja-JP" w:bidi="ar-SA"/>
               </w:rPr>
-              <w:t xml:space="preserve">ログイン後 </w:t>
-            </w:r>
-            <w:r>
-              <w:rPr>
-                <w:rFonts w:eastAsia="Noto Sans CJK JP" w:cs=""/>
-                <w:kern w:val="0"/>
-                <w:sz w:val="20"/>
-                <w:szCs w:val="20"/>
-                <w:lang w:val="ja-JP" w:eastAsia="ja-JP" w:bidi="ar-SA"/>
-              </w:rPr>
-              <w:t xml:space="preserve">443 </w:t>
-            </w:r>
-            <w:r>
-              <w:rPr>
-                <w:rFonts w:ascii="Cambria" w:hAnsi="Cambria" w:cs=""/>
-                <w:kern w:val="0"/>
-                <w:sz w:val="20"/>
-                <w:szCs w:val="20"/>
-                <w:lang w:val="ja-JP" w:eastAsia="ja-JP" w:bidi="ar-SA"/>
-              </w:rPr>
-              <w:t>に飛ぶ</w:t>
+              <w:t xml:space="preserve">が </w:t>
+            </w:r>
+            <w:r>
+              <w:rPr>
+                <w:rStyle w:val="VerbatimChar"/>
+                <w:rFonts w:eastAsia="Noto Sans CJK JP" w:cs=""/>
+                <w:kern w:val="0"/>
+                <w:szCs w:val="20"/>
+                <w:lang w:val="ja-JP" w:eastAsia="ja-JP" w:bidi="ar-SA"/>
+              </w:rPr>
+              <w:t>Address already in use</w:t>
             </w:r>
           </w:p>
         </w:tc>
@@ -55054,7 +56748,7 @@
                 <w:szCs w:val="20"/>
                 <w:lang w:val="ja-JP" w:eastAsia="ja-JP" w:bidi="ar-SA"/>
               </w:rPr>
-              <w:t xml:space="preserve">IdP </w:t>
+              <w:t xml:space="preserve">IIS </w:t>
             </w:r>
             <w:r>
               <w:rPr>
@@ -55064,7 +56758,47 @@
                 <w:szCs w:val="20"/>
                 <w:lang w:val="ja-JP" w:eastAsia="ja-JP" w:bidi="ar-SA"/>
               </w:rPr>
-              <w:t>メタデータのポート未補正</w:t>
+              <w:t xml:space="preserve">と </w:t>
+            </w:r>
+            <w:r>
+              <w:rPr>
+                <w:rFonts w:eastAsia="Noto Sans CJK JP" w:cs=""/>
+                <w:kern w:val="0"/>
+                <w:sz w:val="20"/>
+                <w:szCs w:val="20"/>
+                <w:lang w:val="ja-JP" w:eastAsia="ja-JP" w:bidi="ar-SA"/>
+              </w:rPr>
+              <w:t xml:space="preserve">80/443 </w:t>
+            </w:r>
+            <w:r>
+              <w:rPr>
+                <w:rFonts w:ascii="Cambria" w:hAnsi="Cambria" w:cs=""/>
+                <w:kern w:val="0"/>
+                <w:sz w:val="20"/>
+                <w:szCs w:val="20"/>
+                <w:lang w:val="ja-JP" w:eastAsia="ja-JP" w:bidi="ar-SA"/>
+              </w:rPr>
+              <w:t>衝突（</w:t>
+            </w:r>
+            <w:r>
+              <w:rPr>
+                <w:rFonts w:eastAsia="Noto Sans CJK JP" w:cs=""/>
+                <w:kern w:val="0"/>
+                <w:sz w:val="20"/>
+                <w:szCs w:val="20"/>
+                <w:lang w:val="ja-JP" w:eastAsia="ja-JP" w:bidi="ar-SA"/>
+              </w:rPr>
+              <w:t>mirrored</w:t>
+            </w:r>
+            <w:r>
+              <w:rPr>
+                <w:rFonts w:ascii="Cambria" w:hAnsi="Cambria" w:cs=""/>
+                <w:kern w:val="0"/>
+                <w:sz w:val="20"/>
+                <w:szCs w:val="20"/>
+                <w:lang w:val="ja-JP" w:eastAsia="ja-JP" w:bidi="ar-SA"/>
+              </w:rPr>
+              <w:t>）</w:t>
             </w:r>
           </w:p>
         </w:tc>
@@ -55089,43 +56823,43 @@
             </w:pPr>
             <w:r>
               <w:rPr>
+                <w:rStyle w:val="VerbatimChar"/>
+                <w:rFonts w:eastAsia="Noto Sans CJK JP" w:cs=""/>
+                <w:kern w:val="0"/>
+                <w:szCs w:val="20"/>
+                <w:lang w:val="ja-JP" w:eastAsia="ja-JP" w:bidi="ar-SA"/>
+              </w:rPr>
+              <w:t>Listen 80/443</w:t>
+            </w:r>
+            <w:r>
+              <w:rPr>
+                <w:rFonts w:eastAsia="Noto Sans CJK JP" w:cs=""/>
+                <w:kern w:val="0"/>
+                <w:sz w:val="20"/>
+                <w:szCs w:val="20"/>
+                <w:lang w:val="ja-JP" w:eastAsia="ja-JP" w:bidi="ar-SA"/>
+              </w:rPr>
+              <w:t xml:space="preserve"> </w:t>
+            </w:r>
+            <w:r>
+              <w:rPr>
                 <w:rFonts w:ascii="Cambria" w:hAnsi="Cambria" w:cs=""/>
                 <w:kern w:val="0"/>
                 <w:sz w:val="20"/>
                 <w:szCs w:val="20"/>
                 <w:lang w:val="ja-JP" w:eastAsia="ja-JP" w:bidi="ar-SA"/>
               </w:rPr>
-              <w:t xml:space="preserve">エンドポイントを </w:t>
-            </w:r>
-            <w:r>
-              <w:rPr>
-                <w:rFonts w:eastAsia="Noto Sans CJK JP" w:cs=""/>
-                <w:kern w:val="0"/>
-                <w:sz w:val="20"/>
-                <w:szCs w:val="20"/>
-                <w:lang w:val="ja-JP" w:eastAsia="ja-JP" w:bidi="ar-SA"/>
-              </w:rPr>
-              <w:t xml:space="preserve">:8443 </w:t>
-            </w:r>
-            <w:r>
-              <w:rPr>
-                <w:rFonts w:ascii="Cambria" w:hAnsi="Cambria" w:cs=""/>
-                <w:kern w:val="0"/>
-                <w:sz w:val="20"/>
-                <w:szCs w:val="20"/>
-                <w:lang w:val="ja-JP" w:eastAsia="ja-JP" w:bidi="ar-SA"/>
-              </w:rPr>
-              <w:t>に（</w:t>
-            </w:r>
-            <w:r>
-              <w:rPr>
-                <w:rFonts w:eastAsia="Noto Sans CJK JP" w:cs=""/>
-                <w:kern w:val="0"/>
-                <w:sz w:val="20"/>
-                <w:szCs w:val="20"/>
-                <w:lang w:val="ja-JP" w:eastAsia="ja-JP" w:bidi="ar-SA"/>
-              </w:rPr>
-              <w:t>§13.1</w:t>
+              <w:t>をコメントアウト（</w:t>
+            </w:r>
+            <w:r>
+              <w:rPr>
+                <w:rFonts w:eastAsia="Noto Sans CJK JP" w:cs=""/>
+                <w:kern w:val="0"/>
+                <w:sz w:val="20"/>
+                <w:szCs w:val="20"/>
+                <w:lang w:val="ja-JP" w:eastAsia="ja-JP" w:bidi="ar-SA"/>
+              </w:rPr>
+              <w:t>§10.4</w:t>
             </w:r>
             <w:r>
               <w:rPr>
@@ -55169,7 +56903,7 @@
                 <w:szCs w:val="20"/>
                 <w:lang w:val="ja-JP" w:eastAsia="ja-JP" w:bidi="ar-SA"/>
               </w:rPr>
-              <w:t xml:space="preserve">shibd </w:t>
+              <w:t xml:space="preserve">IdP </w:t>
             </w:r>
             <w:r>
               <w:rPr>
@@ -55179,17 +56913,17 @@
                 <w:szCs w:val="20"/>
                 <w:lang w:val="ja-JP" w:eastAsia="ja-JP" w:bidi="ar-SA"/>
               </w:rPr>
-              <w:t>起動失敗（</w:t>
-            </w:r>
-            <w:r>
-              <w:rPr>
-                <w:rFonts w:eastAsia="Noto Sans CJK JP" w:cs=""/>
-                <w:kern w:val="0"/>
-                <w:sz w:val="20"/>
-                <w:szCs w:val="20"/>
-                <w:lang w:val="ja-JP" w:eastAsia="ja-JP" w:bidi="ar-SA"/>
-              </w:rPr>
-              <w:t xml:space="preserve">content model </w:t>
+              <w:t xml:space="preserve">ログイン後 </w:t>
+            </w:r>
+            <w:r>
+              <w:rPr>
+                <w:rFonts w:eastAsia="Noto Sans CJK JP" w:cs=""/>
+                <w:kern w:val="0"/>
+                <w:sz w:val="20"/>
+                <w:szCs w:val="20"/>
+                <w:lang w:val="ja-JP" w:eastAsia="ja-JP" w:bidi="ar-SA"/>
+              </w:rPr>
+              <w:t xml:space="preserve">443 </w:t>
             </w:r>
             <w:r>
               <w:rPr>
@@ -55199,7 +56933,7 @@
                 <w:szCs w:val="20"/>
                 <w:lang w:val="ja-JP" w:eastAsia="ja-JP" w:bidi="ar-SA"/>
               </w:rPr>
-              <w:t>エラー）</w:t>
+              <w:t>に飛ぶ</w:t>
             </w:r>
           </w:p>
         </w:tc>
@@ -55224,23 +56958,13 @@
             </w:pPr>
             <w:r>
               <w:rPr>
-                <w:rStyle w:val="VerbatimChar"/>
-                <w:rFonts w:eastAsia="Noto Sans CJK JP" w:cs=""/>
-                <w:kern w:val="0"/>
-                <w:szCs w:val="20"/>
-                <w:lang w:val="ja-JP" w:eastAsia="ja-JP" w:bidi="ar-SA"/>
-              </w:rPr>
-              <w:t>&lt;MetadataProvider&gt;</w:t>
-            </w:r>
-            <w:r>
-              <w:rPr>
-                <w:rFonts w:eastAsia="Noto Sans CJK JP" w:cs=""/>
-                <w:kern w:val="0"/>
-                <w:sz w:val="20"/>
-                <w:szCs w:val="20"/>
-                <w:lang w:val="ja-JP" w:eastAsia="ja-JP" w:bidi="ar-SA"/>
-              </w:rPr>
-              <w:t xml:space="preserve"> </w:t>
+                <w:rFonts w:eastAsia="Noto Sans CJK JP" w:cs=""/>
+                <w:kern w:val="0"/>
+                <w:sz w:val="20"/>
+                <w:szCs w:val="20"/>
+                <w:lang w:val="ja-JP" w:eastAsia="ja-JP" w:bidi="ar-SA"/>
+              </w:rPr>
+              <w:t xml:space="preserve">IdP </w:t>
             </w:r>
             <w:r>
               <w:rPr>
@@ -55250,27 +56974,7 @@
                 <w:szCs w:val="20"/>
                 <w:lang w:val="ja-JP" w:eastAsia="ja-JP" w:bidi="ar-SA"/>
               </w:rPr>
-              <w:t xml:space="preserve">を </w:t>
-            </w:r>
-            <w:r>
-              <w:rPr>
-                <w:rFonts w:eastAsia="Noto Sans CJK JP" w:cs=""/>
-                <w:kern w:val="0"/>
-                <w:sz w:val="20"/>
-                <w:szCs w:val="20"/>
-                <w:lang w:val="ja-JP" w:eastAsia="ja-JP" w:bidi="ar-SA"/>
-              </w:rPr>
-              <w:t xml:space="preserve">Sessions </w:t>
-            </w:r>
-            <w:r>
-              <w:rPr>
-                <w:rFonts w:ascii="Cambria" w:hAnsi="Cambria" w:cs=""/>
-                <w:kern w:val="0"/>
-                <w:sz w:val="20"/>
-                <w:szCs w:val="20"/>
-                <w:lang w:val="ja-JP" w:eastAsia="ja-JP" w:bidi="ar-SA"/>
-              </w:rPr>
-              <w:t>内に配置</w:t>
+              <w:t>メタデータのポート未補正</w:t>
             </w:r>
           </w:p>
         </w:tc>
@@ -55295,53 +56999,23 @@
             </w:pPr>
             <w:r>
               <w:rPr>
-                <w:rStyle w:val="VerbatimChar"/>
-                <w:rFonts w:eastAsia="Noto Sans CJK JP" w:cs=""/>
-                <w:kern w:val="0"/>
-                <w:szCs w:val="20"/>
-                <w:lang w:val="ja-JP" w:eastAsia="ja-JP" w:bidi="ar-SA"/>
-              </w:rPr>
-              <w:t>&lt;/Sessions&gt;</w:t>
-            </w:r>
-            <w:r>
-              <w:rPr>
-                <w:rFonts w:eastAsia="Noto Sans CJK JP" w:cs=""/>
-                <w:kern w:val="0"/>
-                <w:sz w:val="20"/>
-                <w:szCs w:val="20"/>
-                <w:lang w:val="ja-JP" w:eastAsia="ja-JP" w:bidi="ar-SA"/>
-              </w:rPr>
-              <w:t xml:space="preserve"> </w:t>
-            </w:r>
-            <w:r>
-              <w:rPr>
                 <w:rFonts w:ascii="Cambria" w:hAnsi="Cambria" w:cs=""/>
                 <w:kern w:val="0"/>
                 <w:sz w:val="20"/>
                 <w:szCs w:val="20"/>
                 <w:lang w:val="ja-JP" w:eastAsia="ja-JP" w:bidi="ar-SA"/>
               </w:rPr>
-              <w:t>の後・</w:t>
-            </w:r>
-            <w:r>
-              <w:rPr>
-                <w:rStyle w:val="VerbatimChar"/>
-                <w:rFonts w:eastAsia="Noto Sans CJK JP" w:cs=""/>
-                <w:kern w:val="0"/>
-                <w:szCs w:val="20"/>
-                <w:lang w:val="ja-JP" w:eastAsia="ja-JP" w:bidi="ar-SA"/>
-              </w:rPr>
-              <w:t>&lt;Errors&gt;</w:t>
-            </w:r>
-            <w:r>
-              <w:rPr>
-                <w:rFonts w:eastAsia="Noto Sans CJK JP" w:cs=""/>
-                <w:kern w:val="0"/>
-                <w:sz w:val="20"/>
-                <w:szCs w:val="20"/>
-                <w:lang w:val="ja-JP" w:eastAsia="ja-JP" w:bidi="ar-SA"/>
-              </w:rPr>
-              <w:t xml:space="preserve"> </w:t>
+              <w:t xml:space="preserve">エンドポイントを </w:t>
+            </w:r>
+            <w:r>
+              <w:rPr>
+                <w:rFonts w:eastAsia="Noto Sans CJK JP" w:cs=""/>
+                <w:kern w:val="0"/>
+                <w:sz w:val="20"/>
+                <w:szCs w:val="20"/>
+                <w:lang w:val="ja-JP" w:eastAsia="ja-JP" w:bidi="ar-SA"/>
+              </w:rPr>
+              <w:t xml:space="preserve">:8443 </w:t>
             </w:r>
             <w:r>
               <w:rPr>
@@ -55351,17 +57025,17 @@
                 <w:szCs w:val="20"/>
                 <w:lang w:val="ja-JP" w:eastAsia="ja-JP" w:bidi="ar-SA"/>
               </w:rPr>
-              <w:t>の下へ（</w:t>
-            </w:r>
-            <w:r>
-              <w:rPr>
-                <w:rFonts w:eastAsia="Noto Sans CJK JP" w:cs=""/>
-                <w:kern w:val="0"/>
-                <w:sz w:val="20"/>
-                <w:szCs w:val="20"/>
-                <w:lang w:val="ja-JP" w:eastAsia="ja-JP" w:bidi="ar-SA"/>
-              </w:rPr>
-              <w:t>§13.2</w:t>
+              <w:t>に（</w:t>
+            </w:r>
+            <w:r>
+              <w:rPr>
+                <w:rFonts w:eastAsia="Noto Sans CJK JP" w:cs=""/>
+                <w:kern w:val="0"/>
+                <w:sz w:val="20"/>
+                <w:szCs w:val="20"/>
+                <w:lang w:val="ja-JP" w:eastAsia="ja-JP" w:bidi="ar-SA"/>
+              </w:rPr>
+              <w:t>§13.1</w:t>
             </w:r>
             <w:r>
               <w:rPr>
@@ -55399,23 +57073,13 @@
             </w:pPr>
             <w:r>
               <w:rPr>
-                <w:rStyle w:val="VerbatimChar"/>
-                <w:rFonts w:eastAsia="Noto Sans CJK JP" w:cs=""/>
-                <w:kern w:val="0"/>
-                <w:szCs w:val="20"/>
-                <w:lang w:val="ja-JP" w:eastAsia="ja-JP" w:bidi="ar-SA"/>
-              </w:rPr>
-              <w:t>REMOTE_USER</w:t>
-            </w:r>
-            <w:r>
-              <w:rPr>
-                <w:rFonts w:eastAsia="Noto Sans CJK JP" w:cs=""/>
-                <w:kern w:val="0"/>
-                <w:sz w:val="20"/>
-                <w:szCs w:val="20"/>
-                <w:lang w:val="ja-JP" w:eastAsia="ja-JP" w:bidi="ar-SA"/>
-              </w:rPr>
-              <w:t xml:space="preserve"> </w:t>
+                <w:rFonts w:eastAsia="Noto Sans CJK JP" w:cs=""/>
+                <w:kern w:val="0"/>
+                <w:sz w:val="20"/>
+                <w:szCs w:val="20"/>
+                <w:lang w:val="ja-JP" w:eastAsia="ja-JP" w:bidi="ar-SA"/>
+              </w:rPr>
+              <w:t xml:space="preserve">shibd </w:t>
             </w:r>
             <w:r>
               <w:rPr>
@@ -55425,7 +57089,27 @@
                 <w:szCs w:val="20"/>
                 <w:lang w:val="ja-JP" w:eastAsia="ja-JP" w:bidi="ar-SA"/>
               </w:rPr>
-              <w:t>が空</w:t>
+              <w:t>起動失敗（</w:t>
+            </w:r>
+            <w:r>
+              <w:rPr>
+                <w:rFonts w:eastAsia="Noto Sans CJK JP" w:cs=""/>
+                <w:kern w:val="0"/>
+                <w:sz w:val="20"/>
+                <w:szCs w:val="20"/>
+                <w:lang w:val="ja-JP" w:eastAsia="ja-JP" w:bidi="ar-SA"/>
+              </w:rPr>
+              <w:t xml:space="preserve">content model </w:t>
+            </w:r>
+            <w:r>
+              <w:rPr>
+                <w:rFonts w:ascii="Cambria" w:hAnsi="Cambria" w:cs=""/>
+                <w:kern w:val="0"/>
+                <w:sz w:val="20"/>
+                <w:szCs w:val="20"/>
+                <w:lang w:val="ja-JP" w:eastAsia="ja-JP" w:bidi="ar-SA"/>
+              </w:rPr>
+              <w:t>エラー）</w:t>
             </w:r>
           </w:p>
         </w:tc>
@@ -55450,13 +57134,23 @@
             </w:pPr>
             <w:r>
               <w:rPr>
-                <w:rFonts w:eastAsia="Noto Sans CJK JP" w:cs=""/>
-                <w:kern w:val="0"/>
-                <w:sz w:val="20"/>
-                <w:szCs w:val="20"/>
-                <w:lang w:val="ja-JP" w:eastAsia="ja-JP" w:bidi="ar-SA"/>
-              </w:rPr>
-              <w:t xml:space="preserve">NameID </w:t>
+                <w:rStyle w:val="VerbatimChar"/>
+                <w:rFonts w:eastAsia="Noto Sans CJK JP" w:cs=""/>
+                <w:kern w:val="0"/>
+                <w:szCs w:val="20"/>
+                <w:lang w:val="ja-JP" w:eastAsia="ja-JP" w:bidi="ar-SA"/>
+              </w:rPr>
+              <w:t>&lt;MetadataProvider&gt;</w:t>
+            </w:r>
+            <w:r>
+              <w:rPr>
+                <w:rFonts w:eastAsia="Noto Sans CJK JP" w:cs=""/>
+                <w:kern w:val="0"/>
+                <w:sz w:val="20"/>
+                <w:szCs w:val="20"/>
+                <w:lang w:val="ja-JP" w:eastAsia="ja-JP" w:bidi="ar-SA"/>
+              </w:rPr>
+              <w:t xml:space="preserve"> </w:t>
             </w:r>
             <w:r>
               <w:rPr>
@@ -55466,17 +57160,17 @@
                 <w:szCs w:val="20"/>
                 <w:lang w:val="ja-JP" w:eastAsia="ja-JP" w:bidi="ar-SA"/>
               </w:rPr>
-              <w:t>未生成／</w:t>
-            </w:r>
-            <w:r>
-              <w:rPr>
-                <w:rFonts w:eastAsia="Noto Sans CJK JP" w:cs=""/>
-                <w:kern w:val="0"/>
-                <w:sz w:val="20"/>
-                <w:szCs w:val="20"/>
-                <w:lang w:val="ja-JP" w:eastAsia="ja-JP" w:bidi="ar-SA"/>
-              </w:rPr>
-              <w:t xml:space="preserve">SP </w:t>
+              <w:t xml:space="preserve">を </w:t>
+            </w:r>
+            <w:r>
+              <w:rPr>
+                <w:rFonts w:eastAsia="Noto Sans CJK JP" w:cs=""/>
+                <w:kern w:val="0"/>
+                <w:sz w:val="20"/>
+                <w:szCs w:val="20"/>
+                <w:lang w:val="ja-JP" w:eastAsia="ja-JP" w:bidi="ar-SA"/>
+              </w:rPr>
+              <w:t xml:space="preserve">Sessions </w:t>
             </w:r>
             <w:r>
               <w:rPr>
@@ -55486,7 +57180,7 @@
                 <w:szCs w:val="20"/>
                 <w:lang w:val="ja-JP" w:eastAsia="ja-JP" w:bidi="ar-SA"/>
               </w:rPr>
-              <w:t>マッピング不足</w:t>
+              <w:t>内に配置</w:t>
             </w:r>
           </w:p>
         </w:tc>
@@ -55511,13 +57205,23 @@
             </w:pPr>
             <w:r>
               <w:rPr>
-                <w:rFonts w:eastAsia="Noto Sans CJK JP" w:cs=""/>
-                <w:kern w:val="0"/>
-                <w:sz w:val="20"/>
-                <w:szCs w:val="20"/>
-                <w:lang w:val="ja-JP" w:eastAsia="ja-JP" w:bidi="ar-SA"/>
-              </w:rPr>
-              <w:t>§14.3</w:t>
+                <w:rStyle w:val="VerbatimChar"/>
+                <w:rFonts w:eastAsia="Noto Sans CJK JP" w:cs=""/>
+                <w:kern w:val="0"/>
+                <w:szCs w:val="20"/>
+                <w:lang w:val="ja-JP" w:eastAsia="ja-JP" w:bidi="ar-SA"/>
+              </w:rPr>
+              <w:t>&lt;/Sessions&gt;</w:t>
+            </w:r>
+            <w:r>
+              <w:rPr>
+                <w:rFonts w:eastAsia="Noto Sans CJK JP" w:cs=""/>
+                <w:kern w:val="0"/>
+                <w:sz w:val="20"/>
+                <w:szCs w:val="20"/>
+                <w:lang w:val="ja-JP" w:eastAsia="ja-JP" w:bidi="ar-SA"/>
+              </w:rPr>
+              <w:t xml:space="preserve"> </w:t>
             </w:r>
             <w:r>
               <w:rPr>
@@ -55527,17 +57231,27 @@
                 <w:szCs w:val="20"/>
                 <w:lang w:val="ja-JP" w:eastAsia="ja-JP" w:bidi="ar-SA"/>
               </w:rPr>
-              <w:t>〜</w:t>
-            </w:r>
-            <w:r>
-              <w:rPr>
-                <w:rFonts w:eastAsia="Noto Sans CJK JP" w:cs=""/>
-                <w:kern w:val="0"/>
-                <w:sz w:val="20"/>
-                <w:szCs w:val="20"/>
-                <w:lang w:val="ja-JP" w:eastAsia="ja-JP" w:bidi="ar-SA"/>
-              </w:rPr>
-              <w:t>14.5</w:t>
+              <w:t>の後・</w:t>
+            </w:r>
+            <w:r>
+              <w:rPr>
+                <w:rStyle w:val="VerbatimChar"/>
+                <w:rFonts w:eastAsia="Noto Sans CJK JP" w:cs=""/>
+                <w:kern w:val="0"/>
+                <w:szCs w:val="20"/>
+                <w:lang w:val="ja-JP" w:eastAsia="ja-JP" w:bidi="ar-SA"/>
+              </w:rPr>
+              <w:t>&lt;Errors&gt;</w:t>
+            </w:r>
+            <w:r>
+              <w:rPr>
+                <w:rFonts w:eastAsia="Noto Sans CJK JP" w:cs=""/>
+                <w:kern w:val="0"/>
+                <w:sz w:val="20"/>
+                <w:szCs w:val="20"/>
+                <w:lang w:val="ja-JP" w:eastAsia="ja-JP" w:bidi="ar-SA"/>
+              </w:rPr>
+              <w:t xml:space="preserve"> </w:t>
             </w:r>
             <w:r>
               <w:rPr>
@@ -55547,27 +57261,17 @@
                 <w:szCs w:val="20"/>
                 <w:lang w:val="ja-JP" w:eastAsia="ja-JP" w:bidi="ar-SA"/>
               </w:rPr>
-              <w:t>、</w:t>
-            </w:r>
-            <w:r>
-              <w:rPr>
-                <w:rStyle w:val="VerbatimChar"/>
-                <w:rFonts w:eastAsia="Noto Sans CJK JP" w:cs=""/>
-                <w:kern w:val="0"/>
-                <w:szCs w:val="20"/>
-                <w:lang w:val="ja-JP" w:eastAsia="ja-JP" w:bidi="ar-SA"/>
-              </w:rPr>
-              <w:t>Session</w:t>
-            </w:r>
-            <w:r>
-              <w:rPr>
-                <w:rFonts w:eastAsia="Noto Sans CJK JP" w:cs=""/>
-                <w:kern w:val="0"/>
-                <w:sz w:val="20"/>
-                <w:szCs w:val="20"/>
-                <w:lang w:val="ja-JP" w:eastAsia="ja-JP" w:bidi="ar-SA"/>
-              </w:rPr>
-              <w:t xml:space="preserve">/SAML-tracer </w:t>
+              <w:t>の下へ（</w:t>
+            </w:r>
+            <w:r>
+              <w:rPr>
+                <w:rFonts w:eastAsia="Noto Sans CJK JP" w:cs=""/>
+                <w:kern w:val="0"/>
+                <w:sz w:val="20"/>
+                <w:szCs w:val="20"/>
+                <w:lang w:val="ja-JP" w:eastAsia="ja-JP" w:bidi="ar-SA"/>
+              </w:rPr>
+              <w:t>§13.2</w:t>
             </w:r>
             <w:r>
               <w:rPr>
@@ -55577,7 +57281,7 @@
                 <w:szCs w:val="20"/>
                 <w:lang w:val="ja-JP" w:eastAsia="ja-JP" w:bidi="ar-SA"/>
               </w:rPr>
-              <w:t>で切り分け</w:t>
+              <w:t>）</w:t>
             </w:r>
           </w:p>
         </w:tc>
@@ -55611,7 +57315,7 @@
                 <w:szCs w:val="20"/>
                 <w:lang w:val="ja-JP" w:eastAsia="ja-JP" w:bidi="ar-SA"/>
               </w:rPr>
-              <w:t>clock skew</w:t>
+              <w:t>REMOTE_USER</w:t>
             </w:r>
             <w:r>
               <w:rPr>
@@ -55631,7 +57335,7 @@
                 <w:szCs w:val="20"/>
                 <w:lang w:val="ja-JP" w:eastAsia="ja-JP" w:bidi="ar-SA"/>
               </w:rPr>
-              <w:t>エラー</w:t>
+              <w:t>が空</w:t>
             </w:r>
           </w:p>
         </w:tc>
@@ -55656,13 +57360,43 @@
             </w:pPr>
             <w:r>
               <w:rPr>
+                <w:rFonts w:eastAsia="Noto Sans CJK JP" w:cs=""/>
+                <w:kern w:val="0"/>
+                <w:sz w:val="20"/>
+                <w:szCs w:val="20"/>
+                <w:lang w:val="ja-JP" w:eastAsia="ja-JP" w:bidi="ar-SA"/>
+              </w:rPr>
+              <w:t xml:space="preserve">NameID </w:t>
+            </w:r>
+            <w:r>
+              <w:rPr>
                 <w:rFonts w:ascii="Cambria" w:hAnsi="Cambria" w:cs=""/>
                 <w:kern w:val="0"/>
                 <w:sz w:val="20"/>
                 <w:szCs w:val="20"/>
                 <w:lang w:val="ja-JP" w:eastAsia="ja-JP" w:bidi="ar-SA"/>
               </w:rPr>
-              <w:t>時刻ずれ</w:t>
+              <w:t>未生成／</w:t>
+            </w:r>
+            <w:r>
+              <w:rPr>
+                <w:rFonts w:eastAsia="Noto Sans CJK JP" w:cs=""/>
+                <w:kern w:val="0"/>
+                <w:sz w:val="20"/>
+                <w:szCs w:val="20"/>
+                <w:lang w:val="ja-JP" w:eastAsia="ja-JP" w:bidi="ar-SA"/>
+              </w:rPr>
+              <w:t xml:space="preserve">SP </w:t>
+            </w:r>
+            <w:r>
+              <w:rPr>
+                <w:rFonts w:ascii="Cambria" w:hAnsi="Cambria" w:cs=""/>
+                <w:kern w:val="0"/>
+                <w:sz w:val="20"/>
+                <w:szCs w:val="20"/>
+                <w:lang w:val="ja-JP" w:eastAsia="ja-JP" w:bidi="ar-SA"/>
+              </w:rPr>
+              <w:t>マッピング不足</w:t>
             </w:r>
           </w:p>
         </w:tc>
@@ -55687,13 +57421,63 @@
             </w:pPr>
             <w:r>
               <w:rPr>
+                <w:rFonts w:eastAsia="Noto Sans CJK JP" w:cs=""/>
+                <w:kern w:val="0"/>
+                <w:sz w:val="20"/>
+                <w:szCs w:val="20"/>
+                <w:lang w:val="ja-JP" w:eastAsia="ja-JP" w:bidi="ar-SA"/>
+              </w:rPr>
+              <w:t>§14.3</w:t>
+            </w:r>
+            <w:r>
+              <w:rPr>
+                <w:rFonts w:ascii="Cambria" w:hAnsi="Cambria" w:cs=""/>
+                <w:kern w:val="0"/>
+                <w:sz w:val="20"/>
+                <w:szCs w:val="20"/>
+                <w:lang w:val="ja-JP" w:eastAsia="ja-JP" w:bidi="ar-SA"/>
+              </w:rPr>
+              <w:t>〜</w:t>
+            </w:r>
+            <w:r>
+              <w:rPr>
+                <w:rFonts w:eastAsia="Noto Sans CJK JP" w:cs=""/>
+                <w:kern w:val="0"/>
+                <w:sz w:val="20"/>
+                <w:szCs w:val="20"/>
+                <w:lang w:val="ja-JP" w:eastAsia="ja-JP" w:bidi="ar-SA"/>
+              </w:rPr>
+              <w:t>14.5</w:t>
+            </w:r>
+            <w:r>
+              <w:rPr>
+                <w:rFonts w:ascii="Cambria" w:hAnsi="Cambria" w:cs=""/>
+                <w:kern w:val="0"/>
+                <w:sz w:val="20"/>
+                <w:szCs w:val="20"/>
+                <w:lang w:val="ja-JP" w:eastAsia="ja-JP" w:bidi="ar-SA"/>
+              </w:rPr>
+              <w:t>、</w:t>
+            </w:r>
+            <w:r>
+              <w:rPr>
                 <w:rStyle w:val="VerbatimChar"/>
                 <w:rFonts w:eastAsia="Noto Sans CJK JP" w:cs=""/>
                 <w:kern w:val="0"/>
                 <w:szCs w:val="20"/>
                 <w:lang w:val="ja-JP" w:eastAsia="ja-JP" w:bidi="ar-SA"/>
               </w:rPr>
-              <w:t>sudo hwclock -s</w:t>
+              <w:t>Session</w:t>
+            </w:r>
+            <w:r>
+              <w:rPr>
+                <w:rFonts w:eastAsia="Noto Sans CJK JP" w:cs=""/>
+                <w:kern w:val="0"/>
+                <w:sz w:val="20"/>
+                <w:szCs w:val="20"/>
+                <w:lang w:val="ja-JP" w:eastAsia="ja-JP" w:bidi="ar-SA"/>
+              </w:rPr>
+              <w:t xml:space="preserve">/SAML-tracer </w:t>
             </w:r>
             <w:r>
               <w:rPr>
@@ -55703,47 +57487,7 @@
                 <w:szCs w:val="20"/>
                 <w:lang w:val="ja-JP" w:eastAsia="ja-JP" w:bidi="ar-SA"/>
               </w:rPr>
-              <w:t>、</w:t>
-            </w:r>
-            <w:r>
-              <w:rPr>
-                <w:rFonts w:eastAsia="Noto Sans CJK JP" w:cs=""/>
-                <w:kern w:val="0"/>
-                <w:sz w:val="20"/>
-                <w:szCs w:val="20"/>
-                <w:lang w:val="ja-JP" w:eastAsia="ja-JP" w:bidi="ar-SA"/>
-              </w:rPr>
-              <w:t xml:space="preserve">Hyper-V </w:t>
-            </w:r>
-            <w:r>
-              <w:rPr>
-                <w:rFonts w:ascii="Cambria" w:hAnsi="Cambria" w:cs=""/>
-                <w:kern w:val="0"/>
-                <w:sz w:val="20"/>
-                <w:szCs w:val="20"/>
-                <w:lang w:val="ja-JP" w:eastAsia="ja-JP" w:bidi="ar-SA"/>
-              </w:rPr>
-              <w:t>時刻同期（</w:t>
-            </w:r>
-            <w:r>
-              <w:rPr>
-                <w:rFonts w:eastAsia="Noto Sans CJK JP" w:cs=""/>
-                <w:kern w:val="0"/>
-                <w:sz w:val="20"/>
-                <w:szCs w:val="20"/>
-                <w:lang w:val="ja-JP" w:eastAsia="ja-JP" w:bidi="ar-SA"/>
-              </w:rPr>
-              <w:t>§5.6</w:t>
-            </w:r>
-            <w:r>
-              <w:rPr>
-                <w:rFonts w:ascii="Cambria" w:hAnsi="Cambria" w:cs=""/>
-                <w:kern w:val="0"/>
-                <w:sz w:val="20"/>
-                <w:szCs w:val="20"/>
-                <w:lang w:val="ja-JP" w:eastAsia="ja-JP" w:bidi="ar-SA"/>
-              </w:rPr>
-              <w:t>）</w:t>
+              <w:t>で切り分け</w:t>
             </w:r>
           </w:p>
         </w:tc>
@@ -55771,13 +57515,33 @@
             </w:pPr>
             <w:r>
               <w:rPr>
+                <w:rStyle w:val="VerbatimChar"/>
+                <w:rFonts w:eastAsia="Noto Sans CJK JP" w:cs=""/>
+                <w:kern w:val="0"/>
+                <w:szCs w:val="20"/>
+                <w:lang w:val="ja-JP" w:eastAsia="ja-JP" w:bidi="ar-SA"/>
+              </w:rPr>
+              <w:t>clock skew</w:t>
+            </w:r>
+            <w:r>
+              <w:rPr>
+                <w:rFonts w:eastAsia="Noto Sans CJK JP" w:cs=""/>
+                <w:kern w:val="0"/>
+                <w:sz w:val="20"/>
+                <w:szCs w:val="20"/>
+                <w:lang w:val="ja-JP" w:eastAsia="ja-JP" w:bidi="ar-SA"/>
+              </w:rPr>
+              <w:t xml:space="preserve"> </w:t>
+            </w:r>
+            <w:r>
+              <w:rPr>
                 <w:rFonts w:ascii="Cambria" w:hAnsi="Cambria" w:cs=""/>
                 <w:kern w:val="0"/>
                 <w:sz w:val="20"/>
                 <w:szCs w:val="20"/>
                 <w:lang w:val="ja-JP" w:eastAsia="ja-JP" w:bidi="ar-SA"/>
               </w:rPr>
-              <w:t>証明書警告</w:t>
+              <w:t>エラー</w:t>
             </w:r>
           </w:p>
         </w:tc>
@@ -55802,23 +57566,13 @@
             </w:pPr>
             <w:r>
               <w:rPr>
-                <w:rFonts w:eastAsia="Noto Sans CJK JP" w:cs=""/>
-                <w:kern w:val="0"/>
-                <w:sz w:val="20"/>
-                <w:szCs w:val="20"/>
-                <w:lang w:val="ja-JP" w:eastAsia="ja-JP" w:bidi="ar-SA"/>
-              </w:rPr>
-              <w:t xml:space="preserve">rootCA </w:t>
-            </w:r>
-            <w:r>
-              <w:rPr>
                 <w:rFonts w:ascii="Cambria" w:hAnsi="Cambria" w:cs=""/>
                 <w:kern w:val="0"/>
                 <w:sz w:val="20"/>
                 <w:szCs w:val="20"/>
                 <w:lang w:val="ja-JP" w:eastAsia="ja-JP" w:bidi="ar-SA"/>
               </w:rPr>
-              <w:t>未信頼</w:t>
+              <w:t>時刻ずれ</w:t>
             </w:r>
           </w:p>
         </w:tc>
@@ -55843,6 +57597,162 @@
             </w:pPr>
             <w:r>
               <w:rPr>
+                <w:rStyle w:val="VerbatimChar"/>
+                <w:rFonts w:eastAsia="Noto Sans CJK JP" w:cs=""/>
+                <w:kern w:val="0"/>
+                <w:szCs w:val="20"/>
+                <w:lang w:val="ja-JP" w:eastAsia="ja-JP" w:bidi="ar-SA"/>
+              </w:rPr>
+              <w:t>sudo hwclock -s</w:t>
+            </w:r>
+            <w:r>
+              <w:rPr>
+                <w:rFonts w:ascii="Cambria" w:hAnsi="Cambria" w:cs=""/>
+                <w:kern w:val="0"/>
+                <w:sz w:val="20"/>
+                <w:szCs w:val="20"/>
+                <w:lang w:val="ja-JP" w:eastAsia="ja-JP" w:bidi="ar-SA"/>
+              </w:rPr>
+              <w:t>、</w:t>
+            </w:r>
+            <w:r>
+              <w:rPr>
+                <w:rFonts w:eastAsia="Noto Sans CJK JP" w:cs=""/>
+                <w:kern w:val="0"/>
+                <w:sz w:val="20"/>
+                <w:szCs w:val="20"/>
+                <w:lang w:val="ja-JP" w:eastAsia="ja-JP" w:bidi="ar-SA"/>
+              </w:rPr>
+              <w:t xml:space="preserve">Hyper-V </w:t>
+            </w:r>
+            <w:r>
+              <w:rPr>
+                <w:rFonts w:ascii="Cambria" w:hAnsi="Cambria" w:cs=""/>
+                <w:kern w:val="0"/>
+                <w:sz w:val="20"/>
+                <w:szCs w:val="20"/>
+                <w:lang w:val="ja-JP" w:eastAsia="ja-JP" w:bidi="ar-SA"/>
+              </w:rPr>
+              <w:t>時刻同期（</w:t>
+            </w:r>
+            <w:r>
+              <w:rPr>
+                <w:rFonts w:eastAsia="Noto Sans CJK JP" w:cs=""/>
+                <w:kern w:val="0"/>
+                <w:sz w:val="20"/>
+                <w:szCs w:val="20"/>
+                <w:lang w:val="ja-JP" w:eastAsia="ja-JP" w:bidi="ar-SA"/>
+              </w:rPr>
+              <w:t>§5.6</w:t>
+            </w:r>
+            <w:r>
+              <w:rPr>
+                <w:rFonts w:ascii="Cambria" w:hAnsi="Cambria" w:cs=""/>
+                <w:kern w:val="0"/>
+                <w:sz w:val="20"/>
+                <w:szCs w:val="20"/>
+                <w:lang w:val="ja-JP" w:eastAsia="ja-JP" w:bidi="ar-SA"/>
+              </w:rPr>
+              <w:t>）</w:t>
+            </w:r>
+          </w:p>
+        </w:tc>
+      </w:tr>
+      <w:tr>
+        <w:trPr/>
+        <w:tc>
+          <w:tcPr>
+            <w:tcW w:w="1805" w:type="dxa"/>
+            <w:tcBorders/>
+          </w:tcPr>
+          <w:p>
+            <w:pPr>
+              <w:pStyle w:val="Compact"/>
+              <w:widowControl/>
+              <w:spacing w:before="36" w:after="36"/>
+              <w:jc w:val="start"/>
+              <w:rPr>
+                <w:rFonts w:ascii="Cambria" w:hAnsi="Cambria" w:eastAsia="Noto Sans CJK JP" w:cs=""/>
+                <w:kern w:val="0"/>
+                <w:sz w:val="20"/>
+                <w:szCs w:val="20"/>
+                <w:lang w:val="ja-JP" w:eastAsia="ja-JP" w:bidi="ar-SA"/>
+              </w:rPr>
+            </w:pPr>
+            <w:r>
+              <w:rPr>
+                <w:rFonts w:ascii="Cambria" w:hAnsi="Cambria" w:cs=""/>
+                <w:kern w:val="0"/>
+                <w:sz w:val="20"/>
+                <w:szCs w:val="20"/>
+                <w:lang w:val="ja-JP" w:eastAsia="ja-JP" w:bidi="ar-SA"/>
+              </w:rPr>
+              <w:t>証明書警告</w:t>
+            </w:r>
+          </w:p>
+        </w:tc>
+        <w:tc>
+          <w:tcPr>
+            <w:tcW w:w="3008" w:type="dxa"/>
+            <w:tcBorders/>
+          </w:tcPr>
+          <w:p>
+            <w:pPr>
+              <w:pStyle w:val="Compact"/>
+              <w:widowControl/>
+              <w:spacing w:before="36" w:after="36"/>
+              <w:jc w:val="start"/>
+              <w:rPr>
+                <w:rFonts w:ascii="Cambria" w:hAnsi="Cambria" w:eastAsia="Noto Sans CJK JP" w:cs=""/>
+                <w:kern w:val="0"/>
+                <w:sz w:val="20"/>
+                <w:szCs w:val="20"/>
+                <w:lang w:val="ja-JP" w:eastAsia="ja-JP" w:bidi="ar-SA"/>
+              </w:rPr>
+            </w:pPr>
+            <w:r>
+              <w:rPr>
+                <w:rFonts w:eastAsia="Noto Sans CJK JP" w:cs=""/>
+                <w:kern w:val="0"/>
+                <w:sz w:val="20"/>
+                <w:szCs w:val="20"/>
+                <w:lang w:val="ja-JP" w:eastAsia="ja-JP" w:bidi="ar-SA"/>
+              </w:rPr>
+              <w:t xml:space="preserve">rootCA </w:t>
+            </w:r>
+            <w:r>
+              <w:rPr>
+                <w:rFonts w:ascii="Cambria" w:hAnsi="Cambria" w:cs=""/>
+                <w:kern w:val="0"/>
+                <w:sz w:val="20"/>
+                <w:szCs w:val="20"/>
+                <w:lang w:val="ja-JP" w:eastAsia="ja-JP" w:bidi="ar-SA"/>
+              </w:rPr>
+              <w:t>未信頼</w:t>
+            </w:r>
+          </w:p>
+        </w:tc>
+        <w:tc>
+          <w:tcPr>
+            <w:tcW w:w="4213" w:type="dxa"/>
+            <w:tcBorders/>
+          </w:tcPr>
+          <w:p>
+            <w:pPr>
+              <w:pStyle w:val="Compact"/>
+              <w:widowControl/>
+              <w:spacing w:before="36" w:after="36"/>
+              <w:jc w:val="start"/>
+              <w:rPr>
+                <w:rFonts w:ascii="Cambria" w:hAnsi="Cambria" w:eastAsia="Noto Sans CJK JP" w:cs=""/>
+                <w:kern w:val="0"/>
+                <w:sz w:val="20"/>
+                <w:szCs w:val="20"/>
+                <w:lang w:val="ja-JP" w:eastAsia="ja-JP" w:bidi="ar-SA"/>
+              </w:rPr>
+            </w:pPr>
+            <w:r>
+              <w:rPr>
                 <w:rFonts w:ascii="Cambria" w:hAnsi="Cambria" w:cs=""/>
                 <w:kern w:val="0"/>
                 <w:sz w:val="20"/>
@@ -55947,7 +57857,7 @@
         <w:pStyle w:val="Compact"/>
         <w:numPr>
           <w:ilvl w:val="0"/>
-          <w:numId w:val="87"/>
+          <w:numId w:val="96"/>
         </w:numPr>
         <w:rPr/>
       </w:pPr>
@@ -56050,7 +57960,7 @@
         <w:pStyle w:val="Compact"/>
         <w:numPr>
           <w:ilvl w:val="0"/>
-          <w:numId w:val="88"/>
+          <w:numId w:val="97"/>
         </w:numPr>
         <w:rPr/>
       </w:pPr>
@@ -56138,7 +58048,7 @@
         <w:pStyle w:val="Compact"/>
         <w:numPr>
           <w:ilvl w:val="0"/>
-          <w:numId w:val="89"/>
+          <w:numId w:val="98"/>
         </w:numPr>
         <w:rPr/>
       </w:pPr>
@@ -56238,7 +58148,7 @@
         <w:pStyle w:val="Compact"/>
         <w:numPr>
           <w:ilvl w:val="0"/>
-          <w:numId w:val="90"/>
+          <w:numId w:val="99"/>
         </w:numPr>
         <w:rPr/>
       </w:pPr>
@@ -56408,7 +58318,7 @@
         <w:pStyle w:val="Normal"/>
         <w:numPr>
           <w:ilvl w:val="0"/>
-          <w:numId w:val="91"/>
+          <w:numId w:val="100"/>
         </w:numPr>
         <w:rPr/>
       </w:pPr>
@@ -56466,7 +58376,7 @@
         <w:pStyle w:val="Normal"/>
         <w:numPr>
           <w:ilvl w:val="0"/>
-          <w:numId w:val="92"/>
+          <w:numId w:val="101"/>
         </w:numPr>
         <w:rPr/>
       </w:pPr>
@@ -56548,7 +58458,7 @@
         <w:pStyle w:val="Normal"/>
         <w:numPr>
           <w:ilvl w:val="0"/>
-          <w:numId w:val="93"/>
+          <w:numId w:val="102"/>
         </w:numPr>
         <w:rPr/>
       </w:pPr>
@@ -56601,7 +58511,7 @@
         <w:pStyle w:val="Normal"/>
         <w:numPr>
           <w:ilvl w:val="0"/>
-          <w:numId w:val="94"/>
+          <w:numId w:val="103"/>
         </w:numPr>
         <w:rPr/>
       </w:pPr>
@@ -56694,7 +58604,7 @@
         <w:pStyle w:val="Normal"/>
         <w:numPr>
           <w:ilvl w:val="0"/>
-          <w:numId w:val="95"/>
+          <w:numId w:val="104"/>
         </w:numPr>
         <w:rPr/>
       </w:pPr>
@@ -56841,7 +58751,7 @@
         <w:pStyle w:val="Normal"/>
         <w:numPr>
           <w:ilvl w:val="0"/>
-          <w:numId w:val="96"/>
+          <w:numId w:val="105"/>
         </w:numPr>
         <w:rPr/>
       </w:pPr>
@@ -57151,25 +59061,24 @@
         <w:rPr/>
         <w:t>単体を書き出すエクスポートの二重化になります。</w:t>
       </w:r>
-      <w:bookmarkEnd w:id="117"/>
     </w:p>
     <w:p>
       <w:pPr>
-        <w:pStyle w:val="Heading2"/>
-        <w:rPr/>
-      </w:pPr>
-      <w:bookmarkStart w:id="118" w:name="付録cスリープ有効環境向け復帰時の時刻再同期参考"/>
+        <w:pStyle w:val="Heading3"/>
+        <w:rPr/>
+      </w:pPr>
+      <w:bookmarkStart w:id="118" w:name="付録b-1参照用ファイルバックアップ一覧再構築時の答え合わせ用"/>
       <w:r>
         <w:rPr/>
         <w:t>付録</w:t>
       </w:r>
       <w:r>
         <w:rPr/>
-        <w:t>C</w:t>
-      </w:r>
-      <w:r>
-        <w:rPr/>
-        <w:t>：スリープ有効環境向け・復帰時の時刻再同期（参考）</w:t>
+        <w:t>B-1</w:t>
+      </w:r>
+      <w:r>
+        <w:rPr/>
+        <w:t>：参照用ファイルバックアップ一覧（再構築時の“答え合わせ”用）</w:t>
       </w:r>
     </w:p>
     <w:p>
@@ -57178,59 +59087,99 @@
         <w:rPr/>
       </w:pPr>
       <w:r>
-        <w:rPr/>
-        <w:t>本書はスリープ無効化を前提（</w:t>
-      </w:r>
-      <w:r>
-        <w:rPr/>
-        <w:t>§1</w:t>
-      </w:r>
-      <w:r>
-        <w:rPr/>
-        <w:t>）とするため主手順では不要ですが、</w:t>
-      </w:r>
-      <w:r>
         <w:rPr>
           <w:b/>
           <w:bCs/>
         </w:rPr>
-        <w:t>スリープ／休止を使う環境</w:t>
-      </w:r>
-      <w:r>
-        <w:rPr/>
-        <w:t xml:space="preserve">では、復帰後に </w:t>
-      </w:r>
-      <w:r>
-        <w:rPr/>
+        <w:t>位置づけ</w:t>
+      </w:r>
+      <w:r>
+        <w:rPr/>
+        <w:t>：本環境の主目的は「</w:t>
+      </w:r>
+      <w:r>
+        <w:rPr>
+          <w:b/>
+          <w:bCs/>
+        </w:rPr>
+        <w:t>手順書だけで素の状態から再度完成に到達できるか</w:t>
+      </w:r>
+      <w:r>
+        <w:rPr/>
+        <w:t>の検証」。したがって「完成環境まるごとの保持」は必須ではなく（まるごとバックアップに頼ると手順書の不備が隠れる）、むしろ</w:t>
+      </w:r>
+      <w:r>
+        <w:rPr>
+          <w:b/>
+          <w:bCs/>
+        </w:rPr>
+        <w:t>前回どう設定したかを確認するための“答え合わせ用”</w:t>
+      </w:r>
+      <w:r>
+        <w:rPr/>
+        <w:t>として、テキスト中心の設定ファイルを個別に保存しておくのが有用。以下は完成後の最終ファイル。</w:t>
+      </w:r>
+    </w:p>
+    <w:p>
+      <w:pPr>
+        <w:pStyle w:val="BodyText"/>
+        <w:rPr/>
+      </w:pPr>
+      <w:r>
+        <w:rPr>
+          <w:b/>
+          <w:bCs/>
+        </w:rPr>
         <w:t xml:space="preserve">WSL2 </w:t>
       </w:r>
       <w:r>
-        <w:rPr/>
-        <w:t xml:space="preserve">の時計が取り残されて </w:t>
-      </w:r>
-      <w:r>
-        <w:rPr/>
-        <w:t xml:space="preserve">SAML </w:t>
-      </w:r>
-      <w:r>
-        <w:rPr/>
-        <w:t xml:space="preserve">の </w:t>
-      </w:r>
-      <w:r>
-        <w:rPr/>
-        <w:t xml:space="preserve">clock skew </w:t>
-      </w:r>
-      <w:r>
-        <w:rPr/>
-        <w:t xml:space="preserve">エラーを招くことがあります。その場合は、ゲスト </w:t>
-      </w:r>
-      <w:r>
-        <w:rPr/>
-        <w:t xml:space="preserve">Windows </w:t>
-      </w:r>
-      <w:r>
-        <w:rPr/>
-        <w:t>の「タスク スケジューラ」で復帰イベントを契機に再同期させます。</w:t>
+        <w:rPr>
+          <w:b/>
+          <w:bCs/>
+        </w:rPr>
+        <w:t>側（</w:t>
+      </w:r>
+      <w:r>
+        <w:rPr>
+          <w:b/>
+          <w:bCs/>
+        </w:rPr>
+        <w:t>IdP</w:t>
+      </w:r>
+      <w:r>
+        <w:rPr>
+          <w:b/>
+          <w:bCs/>
+        </w:rPr>
+        <w:t>／</w:t>
+      </w:r>
+      <w:r>
+        <w:rPr>
+          <w:b/>
+          <w:bCs/>
+        </w:rPr>
+        <w:t>Tomcat</w:t>
+      </w:r>
+      <w:r>
+        <w:rPr>
+          <w:b/>
+          <w:bCs/>
+        </w:rPr>
+        <w:t>／</w:t>
+      </w:r>
+      <w:r>
+        <w:rPr>
+          <w:b/>
+          <w:bCs/>
+        </w:rPr>
+        <w:t>Apache</w:t>
+      </w:r>
+      <w:r>
+        <w:rPr>
+          <w:b/>
+          <w:bCs/>
+        </w:rPr>
+        <w:t>）</w:t>
       </w:r>
     </w:p>
     <w:p>
@@ -57238,7 +59187,7 @@
         <w:pStyle w:val="Compact"/>
         <w:numPr>
           <w:ilvl w:val="0"/>
-          <w:numId w:val="97"/>
+          <w:numId w:val="106"/>
         </w:numPr>
         <w:rPr/>
       </w:pPr>
@@ -57246,17 +59195,19 @@
         <w:rPr>
           <w:rStyle w:val="VerbatimChar"/>
         </w:rPr>
-        <w:t>Win + R</w:t>
-      </w:r>
-      <w:r>
-        <w:rPr/>
-        <w:t xml:space="preserve"> → </w:t>
-      </w:r>
-      <w:r>
-        <w:rPr>
-          <w:rStyle w:val="VerbatimChar"/>
-        </w:rPr>
-        <w:t>taskschd.msc</w:t>
+        <w:t>/opt/shibboleth-idp/conf/ldap.properties</w:t>
+      </w:r>
+      <w:r>
+        <w:rPr/>
+        <w:t>（</w:t>
+      </w:r>
+      <w:r>
+        <w:rPr/>
+        <w:t xml:space="preserve">LDAP </w:t>
+      </w:r>
+      <w:r>
+        <w:rPr/>
+        <w:t>接続の最終値）</w:t>
       </w:r>
     </w:p>
     <w:p>
@@ -57264,7 +59215,1522 @@
         <w:pStyle w:val="Compact"/>
         <w:numPr>
           <w:ilvl w:val="0"/>
-          <w:numId w:val="98"/>
+          <w:numId w:val="107"/>
+        </w:numPr>
+        <w:rPr/>
+      </w:pPr>
+      <w:r>
+        <w:rPr>
+          <w:rStyle w:val="VerbatimChar"/>
+        </w:rPr>
+        <w:t>/opt/shibboleth-idp/conf/attribute-filter.xml</w:t>
+      </w:r>
+      <w:r>
+        <w:rPr/>
+        <w:t>（</w:t>
+      </w:r>
+      <w:r>
+        <w:rPr/>
+        <w:t xml:space="preserve">uid </w:t>
+      </w:r>
+      <w:r>
+        <w:rPr/>
+        <w:t>の解放先＝</w:t>
+      </w:r>
+      <w:r>
+        <w:rPr/>
+        <w:t>SP</w:t>
+      </w:r>
+      <w:r>
+        <w:rPr/>
+        <w:t>）</w:t>
+      </w:r>
+    </w:p>
+    <w:p>
+      <w:pPr>
+        <w:pStyle w:val="Compact"/>
+        <w:numPr>
+          <w:ilvl w:val="0"/>
+          <w:numId w:val="108"/>
+        </w:numPr>
+        <w:rPr/>
+      </w:pPr>
+      <w:r>
+        <w:rPr>
+          <w:rStyle w:val="VerbatimChar"/>
+        </w:rPr>
+        <w:t>/opt/shibboleth-idp/conf/saml-nameid.xml</w:t>
+      </w:r>
+      <w:r>
+        <w:rPr/>
+        <w:t>（</w:t>
+      </w:r>
+      <w:r>
+        <w:rPr/>
+        <w:t xml:space="preserve">NameID </w:t>
+      </w:r>
+      <w:r>
+        <w:rPr/>
+        <w:t xml:space="preserve">生成の追加 </w:t>
+      </w:r>
+      <w:r>
+        <w:rPr/>
+        <w:t>bean</w:t>
+      </w:r>
+      <w:r>
+        <w:rPr/>
+        <w:t>）</w:t>
+      </w:r>
+    </w:p>
+    <w:p>
+      <w:pPr>
+        <w:pStyle w:val="Compact"/>
+        <w:numPr>
+          <w:ilvl w:val="0"/>
+          <w:numId w:val="109"/>
+        </w:numPr>
+        <w:rPr/>
+      </w:pPr>
+      <w:r>
+        <w:rPr>
+          <w:rStyle w:val="VerbatimChar"/>
+        </w:rPr>
+        <w:t>/opt/shibboleth-idp/conf/relying-party.xml</w:t>
+      </w:r>
+      <w:r>
+        <w:rPr/>
+        <w:t>（</w:t>
+      </w:r>
+      <w:r>
+        <w:rPr/>
+        <w:t>nameIDFormatPrecedence</w:t>
+      </w:r>
+      <w:r>
+        <w:rPr/>
+        <w:t>）</w:t>
+      </w:r>
+    </w:p>
+    <w:p>
+      <w:pPr>
+        <w:pStyle w:val="Compact"/>
+        <w:numPr>
+          <w:ilvl w:val="0"/>
+          <w:numId w:val="110"/>
+        </w:numPr>
+        <w:rPr/>
+      </w:pPr>
+      <w:r>
+        <w:rPr>
+          <w:rStyle w:val="VerbatimChar"/>
+        </w:rPr>
+        <w:t>/opt/shibboleth-idp/conf/metadata-providers.xml</w:t>
+      </w:r>
+      <w:r>
+        <w:rPr/>
+        <w:t>（</w:t>
+      </w:r>
+      <w:r>
+        <w:rPr/>
+        <w:t xml:space="preserve">LocalSP </w:t>
+      </w:r>
+      <w:r>
+        <w:rPr/>
+        <w:t>の登録）</w:t>
+      </w:r>
+    </w:p>
+    <w:p>
+      <w:pPr>
+        <w:pStyle w:val="Compact"/>
+        <w:numPr>
+          <w:ilvl w:val="0"/>
+          <w:numId w:val="111"/>
+        </w:numPr>
+        <w:rPr/>
+      </w:pPr>
+      <w:r>
+        <w:rPr>
+          <w:rStyle w:val="VerbatimChar"/>
+        </w:rPr>
+        <w:t>/opt/shibboleth-idp/credentials/secrets.properties</w:t>
+      </w:r>
+      <w:r>
+        <w:rPr/>
+        <w:t>（</w:t>
+      </w:r>
+      <w:r>
+        <w:rPr/>
+        <w:t xml:space="preserve">bindDNCredential </w:t>
+      </w:r>
+      <w:r>
+        <w:rPr/>
+        <w:t>の集約先）</w:t>
+      </w:r>
+    </w:p>
+    <w:p>
+      <w:pPr>
+        <w:pStyle w:val="Compact"/>
+        <w:numPr>
+          <w:ilvl w:val="0"/>
+          <w:numId w:val="112"/>
+        </w:numPr>
+        <w:rPr/>
+      </w:pPr>
+      <w:r>
+        <w:rPr>
+          <w:rStyle w:val="VerbatimChar"/>
+        </w:rPr>
+        <w:t>/opt/shibboleth-idp/metadata/idp-metadata-for-sp.xml</w:t>
+      </w:r>
+      <w:r>
+        <w:rPr/>
+        <w:t>（</w:t>
+      </w:r>
+      <w:r>
+        <w:rPr/>
+        <w:t xml:space="preserve">:8443 </w:t>
+      </w:r>
+      <w:r>
+        <w:rPr/>
+        <w:t>補正済みの見本）</w:t>
+      </w:r>
+    </w:p>
+    <w:p>
+      <w:pPr>
+        <w:pStyle w:val="Compact"/>
+        <w:numPr>
+          <w:ilvl w:val="0"/>
+          <w:numId w:val="113"/>
+        </w:numPr>
+        <w:rPr/>
+      </w:pPr>
+      <w:r>
+        <w:rPr>
+          <w:rStyle w:val="VerbatimChar"/>
+        </w:rPr>
+        <w:t>/opt/tomcat/conf/server.xml</w:t>
+      </w:r>
+      <w:r>
+        <w:rPr/>
+        <w:t>（</w:t>
+      </w:r>
+      <w:r>
+        <w:rPr/>
+        <w:t xml:space="preserve">8080 </w:t>
+      </w:r>
+      <w:r>
+        <w:rPr/>
+        <w:t>コネクタのプロキシ設定）</w:t>
+      </w:r>
+    </w:p>
+    <w:p>
+      <w:pPr>
+        <w:pStyle w:val="Compact"/>
+        <w:numPr>
+          <w:ilvl w:val="0"/>
+          <w:numId w:val="114"/>
+        </w:numPr>
+        <w:rPr/>
+      </w:pPr>
+      <w:r>
+        <w:rPr>
+          <w:rStyle w:val="VerbatimChar"/>
+        </w:rPr>
+        <w:t>/etc/apache2/ports.conf</w:t>
+      </w:r>
+      <w:r>
+        <w:rPr/>
+        <w:t>、</w:t>
+      </w:r>
+      <w:r>
+        <w:rPr>
+          <w:rStyle w:val="VerbatimChar"/>
+        </w:rPr>
+        <w:t>/etc/apache2/sites-available/idp-8443.conf</w:t>
+      </w:r>
+      <w:r>
+        <w:rPr/>
+        <w:t>（</w:t>
+      </w:r>
+      <w:r>
+        <w:rPr/>
+        <w:t xml:space="preserve">80/443 </w:t>
+      </w:r>
+      <w:r>
+        <w:rPr/>
+        <w:t>無効化・</w:t>
+      </w:r>
+      <w:r>
+        <w:rPr/>
+        <w:t>8443 VirtualHost</w:t>
+      </w:r>
+      <w:r>
+        <w:rPr/>
+        <w:t>）</w:t>
+      </w:r>
+    </w:p>
+    <w:p>
+      <w:pPr>
+        <w:pStyle w:val="FirstParagraph"/>
+        <w:rPr/>
+      </w:pPr>
+      <w:r>
+        <w:rPr>
+          <w:b/>
+          <w:bCs/>
+        </w:rPr>
+        <w:t xml:space="preserve">Windows </w:t>
+      </w:r>
+      <w:r>
+        <w:rPr>
+          <w:b/>
+          <w:bCs/>
+        </w:rPr>
+        <w:t>側（</w:t>
+      </w:r>
+      <w:r>
+        <w:rPr>
+          <w:b/>
+          <w:bCs/>
+        </w:rPr>
+        <w:t>SP</w:t>
+      </w:r>
+      <w:r>
+        <w:rPr>
+          <w:b/>
+          <w:bCs/>
+        </w:rPr>
+        <w:t>）</w:t>
+      </w:r>
+    </w:p>
+    <w:p>
+      <w:pPr>
+        <w:pStyle w:val="Compact"/>
+        <w:numPr>
+          <w:ilvl w:val="0"/>
+          <w:numId w:val="115"/>
+        </w:numPr>
+        <w:rPr/>
+      </w:pPr>
+      <w:r>
+        <w:rPr>
+          <w:rStyle w:val="VerbatimChar"/>
+        </w:rPr>
+        <w:t>C:\opt\shibboleth-sp\etc\shibboleth\shibboleth2.xml</w:t>
+      </w:r>
+      <w:r>
+        <w:rPr/>
+        <w:t>（</w:t>
+      </w:r>
+      <w:r>
+        <w:rPr/>
+        <w:t>ISAPI</w:t>
+      </w:r>
+      <w:r>
+        <w:rPr/>
+        <w:t>／</w:t>
+      </w:r>
+      <w:r>
+        <w:rPr/>
+        <w:t>RequestMapper</w:t>
+      </w:r>
+      <w:r>
+        <w:rPr/>
+        <w:t>／</w:t>
+      </w:r>
+      <w:r>
+        <w:rPr/>
+        <w:t>SSO</w:t>
+      </w:r>
+      <w:r>
+        <w:rPr/>
+        <w:t>／</w:t>
+      </w:r>
+      <w:r>
+        <w:rPr/>
+        <w:t>MetadataProvider</w:t>
+      </w:r>
+      <w:r>
+        <w:rPr/>
+        <w:t>／</w:t>
+      </w:r>
+      <w:r>
+        <w:rPr/>
+        <w:t xml:space="preserve">REMOTE_USER </w:t>
+      </w:r>
+      <w:r>
+        <w:rPr/>
+        <w:t>の最終形）</w:t>
+      </w:r>
+    </w:p>
+    <w:p>
+      <w:pPr>
+        <w:pStyle w:val="Compact"/>
+        <w:numPr>
+          <w:ilvl w:val="0"/>
+          <w:numId w:val="116"/>
+        </w:numPr>
+        <w:rPr/>
+      </w:pPr>
+      <w:r>
+        <w:rPr>
+          <w:rStyle w:val="VerbatimChar"/>
+        </w:rPr>
+        <w:t>C:\opt\shibboleth-sp\etc\shibboleth\attribute-map.xml</w:t>
+      </w:r>
+      <w:r>
+        <w:rPr/>
+        <w:t>（</w:t>
+      </w:r>
+      <w:r>
+        <w:rPr/>
+        <w:t xml:space="preserve">NameIDAttributeDecoder </w:t>
+      </w:r>
+      <w:r>
+        <w:rPr/>
+        <w:t>の追加）</w:t>
+      </w:r>
+    </w:p>
+    <w:p>
+      <w:pPr>
+        <w:pStyle w:val="Compact"/>
+        <w:numPr>
+          <w:ilvl w:val="0"/>
+          <w:numId w:val="117"/>
+        </w:numPr>
+        <w:rPr/>
+      </w:pPr>
+      <w:r>
+        <w:rPr>
+          <w:rStyle w:val="VerbatimChar"/>
+        </w:rPr>
+        <w:t>C:\inetpub\wwwroot\whoami.asp</w:t>
+      </w:r>
+    </w:p>
+    <w:p>
+      <w:pPr>
+        <w:pStyle w:val="FirstParagraph"/>
+        <w:rPr/>
+      </w:pPr>
+      <w:r>
+        <w:rPr>
+          <w:b/>
+          <w:bCs/>
+        </w:rPr>
+        <w:t>証明書・</w:t>
+      </w:r>
+      <w:r>
+        <w:rPr>
+          <w:b/>
+          <w:bCs/>
+        </w:rPr>
+        <w:t>LDAP</w:t>
+      </w:r>
+      <w:r>
+        <w:rPr>
+          <w:b/>
+          <w:bCs/>
+        </w:rPr>
+        <w:t>（値の照合用）</w:t>
+      </w:r>
+    </w:p>
+    <w:p>
+      <w:pPr>
+        <w:pStyle w:val="Compact"/>
+        <w:numPr>
+          <w:ilvl w:val="0"/>
+          <w:numId w:val="118"/>
+        </w:numPr>
+        <w:rPr/>
+      </w:pPr>
+      <w:r>
+        <w:rPr>
+          <w:rStyle w:val="VerbatimChar"/>
+        </w:rPr>
+        <w:t>~/lab-ca/</w:t>
+      </w:r>
+      <w:r>
+        <w:rPr/>
+        <w:t xml:space="preserve"> </w:t>
+      </w:r>
+      <w:r>
+        <w:rPr/>
+        <w:t>一式（証明書・鍵の実体。ただし再構築では作り直すので、あくまで「前回どう作ったか」の参照）</w:t>
+      </w:r>
+    </w:p>
+    <w:p>
+      <w:pPr>
+        <w:pStyle w:val="Compact"/>
+        <w:numPr>
+          <w:ilvl w:val="0"/>
+          <w:numId w:val="119"/>
+        </w:numPr>
+        <w:rPr/>
+      </w:pPr>
+      <w:r>
+        <w:rPr>
+          <w:rStyle w:val="VerbatimChar"/>
+        </w:rPr>
+        <w:t>~/lab-ldap/</w:t>
+      </w:r>
+      <w:r>
+        <w:rPr/>
+        <w:t xml:space="preserve"> </w:t>
+      </w:r>
+      <w:r>
+        <w:rPr/>
+        <w:t xml:space="preserve">の </w:t>
+      </w:r>
+      <w:r>
+        <w:rPr/>
+        <w:t>LDIF</w:t>
+      </w:r>
+      <w:r>
+        <w:rPr/>
+        <w:t xml:space="preserve">、または </w:t>
+      </w:r>
+      <w:r>
+        <w:rPr>
+          <w:rStyle w:val="VerbatimChar"/>
+        </w:rPr>
+        <w:t>sudo slapcat -n 1 &gt; ~/ldap-backup.ldif</w:t>
+      </w:r>
+      <w:r>
+        <w:rPr/>
+        <w:t>（</w:t>
+      </w:r>
+      <w:r>
+        <w:rPr/>
+        <w:t>uid</w:t>
+      </w:r>
+      <w:r>
+        <w:rPr/>
+        <w:t>・</w:t>
+      </w:r>
+      <w:r>
+        <w:rPr>
+          <w:rStyle w:val="VerbatimChar"/>
+        </w:rPr>
+        <w:t>{SSHA}</w:t>
+      </w:r>
+      <w:r>
+        <w:rPr/>
+        <w:t xml:space="preserve"> </w:t>
+      </w:r>
+      <w:r>
+        <w:rPr/>
+        <w:t>ハッシュの実値）</w:t>
+      </w:r>
+    </w:p>
+    <w:p>
+      <w:pPr>
+        <w:pStyle w:val="FirstParagraph"/>
+        <w:rPr/>
+      </w:pPr>
+      <w:r>
+        <w:rPr>
+          <w:b/>
+          <w:bCs/>
+        </w:rPr>
+        <w:t>収集のコツ</w:t>
+      </w:r>
+      <w:r>
+        <w:rPr/>
+        <w:t>：</w:t>
+      </w:r>
+      <w:r>
+        <w:rPr/>
+        <w:t xml:space="preserve">WSL2 </w:t>
+      </w:r>
+      <w:r>
+        <w:rPr/>
+        <w:t xml:space="preserve">側は相対パスを保って集約し </w:t>
+      </w:r>
+      <w:r>
+        <w:rPr/>
+        <w:t xml:space="preserve">1 </w:t>
+      </w:r>
+      <w:r>
+        <w:rPr/>
+        <w:t xml:space="preserve">ファイルにまとめると </w:t>
+      </w:r>
+      <w:r>
+        <w:rPr>
+          <w:rStyle w:val="VerbatimChar"/>
+        </w:rPr>
+        <w:t>\\wsl$</w:t>
+      </w:r>
+      <w:r>
+        <w:rPr/>
+        <w:t xml:space="preserve"> </w:t>
+      </w:r>
+      <w:r>
+        <w:rPr/>
+        <w:t>経由で取り出しやすい。</w:t>
+      </w:r>
+    </w:p>
+    <w:p>
+      <w:pPr>
+        <w:pStyle w:val="SourceCode"/>
+        <w:rPr/>
+      </w:pPr>
+      <w:r>
+        <w:rPr>
+          <w:rStyle w:val="FunctionTok"/>
+        </w:rPr>
+        <w:t>mkdir</w:t>
+      </w:r>
+      <w:r>
+        <w:rPr>
+          <w:rStyle w:val="NormalTok"/>
+        </w:rPr>
+        <w:t xml:space="preserve"> </w:t>
+      </w:r>
+      <w:r>
+        <w:rPr>
+          <w:rStyle w:val="AttributeTok"/>
+        </w:rPr>
+        <w:t>-p</w:t>
+      </w:r>
+      <w:r>
+        <w:rPr>
+          <w:rStyle w:val="NormalTok"/>
+        </w:rPr>
+        <w:t xml:space="preserve"> ~/ref </w:t>
+      </w:r>
+      <w:r>
+        <w:rPr>
+          <w:rStyle w:val="KeywordTok"/>
+        </w:rPr>
+        <w:t>&amp;&amp;</w:t>
+      </w:r>
+      <w:r>
+        <w:rPr>
+          <w:rStyle w:val="NormalTok"/>
+        </w:rPr>
+        <w:t xml:space="preserve"> </w:t>
+      </w:r>
+      <w:r>
+        <w:rPr>
+          <w:rStyle w:val="BuiltInTok"/>
+        </w:rPr>
+        <w:t>cd</w:t>
+      </w:r>
+      <w:r>
+        <w:rPr>
+          <w:rStyle w:val="NormalTok"/>
+        </w:rPr>
+        <w:t xml:space="preserve"> /</w:t>
+      </w:r>
+      <w:r>
+        <w:rPr/>
+        <w:br/>
+      </w:r>
+      <w:r>
+        <w:rPr>
+          <w:rStyle w:val="FunctionTok"/>
+        </w:rPr>
+        <w:t>cp</w:t>
+      </w:r>
+      <w:r>
+        <w:rPr>
+          <w:rStyle w:val="NormalTok"/>
+        </w:rPr>
+        <w:t xml:space="preserve"> </w:t>
+      </w:r>
+      <w:r>
+        <w:rPr>
+          <w:rStyle w:val="AttributeTok"/>
+        </w:rPr>
+        <w:t>--parents</w:t>
+      </w:r>
+      <w:r>
+        <w:rPr>
+          <w:rStyle w:val="NormalTok"/>
+        </w:rPr>
+        <w:t xml:space="preserve"> </w:t>
+      </w:r>
+      <w:r>
+        <w:rPr>
+          <w:rStyle w:val="DataTypeTok"/>
+        </w:rPr>
+        <w:t>\</w:t>
+      </w:r>
+      <w:r>
+        <w:rPr/>
+        <w:br/>
+      </w:r>
+      <w:r>
+        <w:rPr>
+          <w:rStyle w:val="NormalTok"/>
+        </w:rPr>
+        <w:t xml:space="preserve">  /opt/shibboleth-idp/conf/</w:t>
+      </w:r>
+      <w:r>
+        <w:rPr>
+          <w:rStyle w:val="DataTypeTok"/>
+        </w:rPr>
+        <w:t>{ldap.properties</w:t>
+      </w:r>
+      <w:r>
+        <w:rPr>
+          <w:rStyle w:val="OperatorTok"/>
+        </w:rPr>
+        <w:t>,</w:t>
+      </w:r>
+      <w:r>
+        <w:rPr>
+          <w:rStyle w:val="DataTypeTok"/>
+        </w:rPr>
+        <w:t>attribute-filter.xml</w:t>
+      </w:r>
+      <w:r>
+        <w:rPr>
+          <w:rStyle w:val="OperatorTok"/>
+        </w:rPr>
+        <w:t>,</w:t>
+      </w:r>
+      <w:r>
+        <w:rPr>
+          <w:rStyle w:val="DataTypeTok"/>
+        </w:rPr>
+        <w:t>saml-nameid.xml</w:t>
+      </w:r>
+      <w:r>
+        <w:rPr>
+          <w:rStyle w:val="OperatorTok"/>
+        </w:rPr>
+        <w:t>,</w:t>
+      </w:r>
+      <w:r>
+        <w:rPr>
+          <w:rStyle w:val="DataTypeTok"/>
+        </w:rPr>
+        <w:t>relying-party.xml</w:t>
+      </w:r>
+      <w:r>
+        <w:rPr>
+          <w:rStyle w:val="OperatorTok"/>
+        </w:rPr>
+        <w:t>,</w:t>
+      </w:r>
+      <w:r>
+        <w:rPr>
+          <w:rStyle w:val="DataTypeTok"/>
+        </w:rPr>
+        <w:t>metadata-providers.xml}</w:t>
+      </w:r>
+      <w:r>
+        <w:rPr>
+          <w:rStyle w:val="NormalTok"/>
+        </w:rPr>
+        <w:t xml:space="preserve"> </w:t>
+      </w:r>
+      <w:r>
+        <w:rPr>
+          <w:rStyle w:val="DataTypeTok"/>
+        </w:rPr>
+        <w:t>\</w:t>
+      </w:r>
+      <w:r>
+        <w:rPr/>
+        <w:br/>
+      </w:r>
+      <w:r>
+        <w:rPr>
+          <w:rStyle w:val="NormalTok"/>
+        </w:rPr>
+        <w:t xml:space="preserve">  /opt/shibboleth-idp/credentials/secrets.properties </w:t>
+      </w:r>
+      <w:r>
+        <w:rPr>
+          <w:rStyle w:val="DataTypeTok"/>
+        </w:rPr>
+        <w:t>\</w:t>
+      </w:r>
+      <w:r>
+        <w:rPr/>
+        <w:br/>
+      </w:r>
+      <w:r>
+        <w:rPr>
+          <w:rStyle w:val="NormalTok"/>
+        </w:rPr>
+        <w:t xml:space="preserve">  /opt/shibboleth-idp/metadata/idp-metadata-for-sp.xml </w:t>
+      </w:r>
+      <w:r>
+        <w:rPr>
+          <w:rStyle w:val="DataTypeTok"/>
+        </w:rPr>
+        <w:t>\</w:t>
+      </w:r>
+      <w:r>
+        <w:rPr/>
+        <w:br/>
+      </w:r>
+      <w:r>
+        <w:rPr>
+          <w:rStyle w:val="NormalTok"/>
+        </w:rPr>
+        <w:t xml:space="preserve">  /opt/tomcat/conf/server.xml </w:t>
+      </w:r>
+      <w:r>
+        <w:rPr>
+          <w:rStyle w:val="DataTypeTok"/>
+        </w:rPr>
+        <w:t>\</w:t>
+      </w:r>
+      <w:r>
+        <w:rPr/>
+        <w:br/>
+      </w:r>
+      <w:r>
+        <w:rPr>
+          <w:rStyle w:val="NormalTok"/>
+        </w:rPr>
+        <w:t xml:space="preserve">  /etc/apache2/ports.conf /etc/apache2/sites-available/idp-8443.conf </w:t>
+      </w:r>
+      <w:r>
+        <w:rPr>
+          <w:rStyle w:val="DataTypeTok"/>
+        </w:rPr>
+        <w:t>\</w:t>
+      </w:r>
+      <w:r>
+        <w:rPr/>
+        <w:br/>
+      </w:r>
+      <w:r>
+        <w:rPr>
+          <w:rStyle w:val="NormalTok"/>
+        </w:rPr>
+        <w:t xml:space="preserve">  ~/ref/ </w:t>
+      </w:r>
+      <w:r>
+        <w:rPr>
+          <w:rStyle w:val="DecValTok"/>
+        </w:rPr>
+        <w:t>2</w:t>
+      </w:r>
+      <w:r>
+        <w:rPr>
+          <w:rStyle w:val="OperatorTok"/>
+        </w:rPr>
+        <w:t>&gt;</w:t>
+      </w:r>
+      <w:r>
+        <w:rPr>
+          <w:rStyle w:val="NormalTok"/>
+        </w:rPr>
+        <w:t>/dev/null</w:t>
+      </w:r>
+      <w:r>
+        <w:rPr/>
+        <w:br/>
+      </w:r>
+      <w:r>
+        <w:rPr>
+          <w:rStyle w:val="FunctionTok"/>
+        </w:rPr>
+        <w:t>sudo</w:t>
+      </w:r>
+      <w:r>
+        <w:rPr>
+          <w:rStyle w:val="NormalTok"/>
+        </w:rPr>
+        <w:t xml:space="preserve"> slapcat </w:t>
+      </w:r>
+      <w:r>
+        <w:rPr>
+          <w:rStyle w:val="AttributeTok"/>
+        </w:rPr>
+        <w:t>-n</w:t>
+      </w:r>
+      <w:r>
+        <w:rPr>
+          <w:rStyle w:val="NormalTok"/>
+        </w:rPr>
+        <w:t xml:space="preserve"> 1 </w:t>
+      </w:r>
+      <w:r>
+        <w:rPr>
+          <w:rStyle w:val="OperatorTok"/>
+        </w:rPr>
+        <w:t>&gt;</w:t>
+      </w:r>
+      <w:r>
+        <w:rPr>
+          <w:rStyle w:val="NormalTok"/>
+        </w:rPr>
+        <w:t xml:space="preserve"> ~/ref/ldap-backup.ldif</w:t>
+      </w:r>
+      <w:r>
+        <w:rPr/>
+        <w:br/>
+      </w:r>
+      <w:r>
+        <w:rPr>
+          <w:rStyle w:val="FunctionTok"/>
+        </w:rPr>
+        <w:t>tar</w:t>
+      </w:r>
+      <w:r>
+        <w:rPr>
+          <w:rStyle w:val="NormalTok"/>
+        </w:rPr>
+        <w:t xml:space="preserve"> czf ~/ref.tar.gz </w:t>
+      </w:r>
+      <w:r>
+        <w:rPr>
+          <w:rStyle w:val="AttributeTok"/>
+        </w:rPr>
+        <w:t>-C</w:t>
+      </w:r>
+      <w:r>
+        <w:rPr>
+          <w:rStyle w:val="NormalTok"/>
+        </w:rPr>
+        <w:t xml:space="preserve"> ~ ref</w:t>
+      </w:r>
+    </w:p>
+    <w:p>
+      <w:pPr>
+        <w:pStyle w:val="BlockText"/>
+        <w:rPr/>
+      </w:pPr>
+      <w:r>
+        <w:rPr/>
+        <w:t>鍵</w:t>
+      </w:r>
+      <w:r>
+        <w:rPr/>
+        <w:t>(b)</w:t>
+      </w:r>
+      <w:r>
+        <w:rPr/>
+        <w:t>・</w:t>
+      </w:r>
+      <w:r>
+        <w:rPr/>
+        <w:t xml:space="preserve">sp.pfx </w:t>
+      </w:r>
+      <w:r>
+        <w:rPr/>
+        <w:t>等のバイナリは、再構築では新規生成する前提のため参照用としての優先度は低い（値の照合には使えない）。</w:t>
+      </w:r>
+      <w:bookmarkEnd w:id="118"/>
+    </w:p>
+    <w:p>
+      <w:pPr>
+        <w:pStyle w:val="Heading3"/>
+        <w:rPr/>
+      </w:pPr>
+      <w:bookmarkStart w:id="119" w:name="付録b-2再現性検証のためのチェックポイント運用"/>
+      <w:r>
+        <w:rPr/>
+        <w:t>付録</w:t>
+      </w:r>
+      <w:r>
+        <w:rPr/>
+        <w:t>B-2</w:t>
+      </w:r>
+      <w:r>
+        <w:rPr/>
+        <w:t>：再現性検証のためのチェックポイント運用</w:t>
+      </w:r>
+    </w:p>
+    <w:p>
+      <w:pPr>
+        <w:pStyle w:val="FirstParagraph"/>
+        <w:rPr/>
+      </w:pPr>
+      <w:r>
+        <w:rPr>
+          <w:b/>
+          <w:bCs/>
+        </w:rPr>
+        <w:t>目的</w:t>
+      </w:r>
+      <w:r>
+        <w:rPr/>
+        <w:t>：素のスナップショットから手順書だけで再構築し、</w:t>
+      </w:r>
+      <w:r>
+        <w:rPr>
+          <w:rStyle w:val="VerbatimChar"/>
+        </w:rPr>
+        <w:t>REMOTE_USER=[90001]</w:t>
+      </w:r>
+      <w:r>
+        <w:rPr/>
+        <w:t xml:space="preserve"> </w:t>
+      </w:r>
+      <w:r>
+        <w:rPr/>
+        <w:t>まで到達できるかを検証する。</w:t>
+      </w:r>
+      <w:r>
+        <w:rPr>
+          <w:b/>
+          <w:bCs/>
+        </w:rPr>
+        <w:t>完成環境は保険として一時的に残すだけ</w:t>
+      </w:r>
+      <w:r>
+        <w:rPr/>
+        <w:t>にする（まるごとバックアップは重視しない）。</w:t>
+      </w:r>
+    </w:p>
+    <w:p>
+      <w:pPr>
+        <w:pStyle w:val="BodyText"/>
+        <w:rPr/>
+      </w:pPr>
+      <w:r>
+        <w:rPr>
+          <w:b/>
+          <w:bCs/>
+        </w:rPr>
+        <w:t>推奨手順</w:t>
+      </w:r>
+      <w:r>
+        <w:rPr/>
+        <w:t>：</w:t>
+      </w:r>
+    </w:p>
+    <w:p>
+      <w:pPr>
+        <w:pStyle w:val="Compact"/>
+        <w:numPr>
+          <w:ilvl w:val="0"/>
+          <w:numId w:val="120"/>
+        </w:numPr>
+        <w:rPr/>
+      </w:pPr>
+      <w:r>
+        <w:rPr/>
+        <w:t xml:space="preserve">ゲスト </w:t>
+      </w:r>
+      <w:r>
+        <w:rPr/>
+        <w:t xml:space="preserve">Windows </w:t>
+      </w:r>
+      <w:r>
+        <w:rPr/>
+        <w:t>を</w:t>
+      </w:r>
+      <w:r>
+        <w:rPr>
+          <w:b/>
+          <w:bCs/>
+        </w:rPr>
+        <w:t>シャットダウン（電源オフ）</w:t>
+      </w:r>
+      <w:r>
+        <w:rPr/>
+        <w:t>。</w:t>
+      </w:r>
+    </w:p>
+    <w:p>
+      <w:pPr>
+        <w:pStyle w:val="Compact"/>
+        <w:numPr>
+          <w:ilvl w:val="0"/>
+          <w:numId w:val="121"/>
+        </w:numPr>
+        <w:rPr/>
+      </w:pPr>
+      <w:r>
+        <w:rPr/>
+        <w:t>（任意）</w:t>
+      </w:r>
+      <w:r>
+        <w:rPr>
+          <w:rStyle w:val="VerbatimChar"/>
+        </w:rPr>
+        <w:t>Set-VM -Name "&lt;VM</w:t>
+      </w:r>
+      <w:r>
+        <w:rPr>
+          <w:rStyle w:val="VerbatimChar"/>
+        </w:rPr>
+        <w:t>名</w:t>
+      </w:r>
+      <w:r>
+        <w:rPr>
+          <w:rStyle w:val="VerbatimChar"/>
+        </w:rPr>
+        <w:t>&gt;" -CheckpointType Standard</w:t>
+      </w:r>
+      <w:r>
+        <w:rPr/>
+        <w:t>。</w:t>
+      </w:r>
+      <w:r>
+        <w:rPr>
+          <w:b/>
+          <w:bCs/>
+        </w:rPr>
+        <w:t>入れ子仮想化を有効にしている本環境では標準（</w:t>
+      </w:r>
+      <w:r>
+        <w:rPr>
+          <w:b/>
+          <w:bCs/>
+        </w:rPr>
+        <w:t>Standard</w:t>
+      </w:r>
+      <w:r>
+        <w:rPr>
+          <w:b/>
+          <w:bCs/>
+        </w:rPr>
+        <w:t>）チェックポイントが確実</w:t>
+      </w:r>
+      <w:r>
+        <w:rPr/>
+        <w:t>（運用／</w:t>
+      </w:r>
+      <w:r>
+        <w:rPr/>
+        <w:t xml:space="preserve">VSS </w:t>
+      </w:r>
+      <w:r>
+        <w:rPr/>
+        <w:t xml:space="preserve">はゲスト内 </w:t>
+      </w:r>
+      <w:r>
+        <w:rPr/>
+        <w:t xml:space="preserve">WSL2 </w:t>
+      </w:r>
+      <w:r>
+        <w:rPr/>
+        <w:t>の状態と相性が悪く、取得・復元で不整合が出ることがある）。停止状態での取得なら種別の影響を受けにくく最も安全。</w:t>
+      </w:r>
+    </w:p>
+    <w:p>
+      <w:pPr>
+        <w:pStyle w:val="Compact"/>
+        <w:numPr>
+          <w:ilvl w:val="0"/>
+          <w:numId w:val="122"/>
+        </w:numPr>
+        <w:rPr/>
+      </w:pPr>
+      <w:r>
+        <w:rPr/>
+        <w:t>現在（完成）状態の</w:t>
+      </w:r>
+      <w:r>
+        <w:rPr>
+          <w:b/>
+          <w:bCs/>
+        </w:rPr>
+        <w:t>チェックポイントを取得</w:t>
+      </w:r>
+      <w:r>
+        <w:rPr/>
+        <w:t xml:space="preserve"> → </w:t>
+      </w:r>
+      <w:r>
+        <w:rPr/>
+        <w:t xml:space="preserve">Hyper-V </w:t>
+      </w:r>
+      <w:r>
+        <w:rPr/>
+        <w:t>マネージャーのツリーに表示されたことを確認。</w:t>
+      </w:r>
+    </w:p>
+    <w:p>
+      <w:pPr>
+        <w:pStyle w:val="Compact"/>
+        <w:numPr>
+          <w:ilvl w:val="0"/>
+          <w:numId w:val="123"/>
+        </w:numPr>
+        <w:rPr/>
+      </w:pPr>
+      <w:r>
+        <w:rPr>
+          <w:b/>
+          <w:bCs/>
+        </w:rPr>
+        <w:t>作業前チェックポイントを「適用」</w:t>
+      </w:r>
+      <w:r>
+        <w:rPr/>
+        <w:t>（適用前の追加作成は不要。完成状態は手順</w:t>
+      </w:r>
+      <w:r>
+        <w:rPr/>
+        <w:t>3</w:t>
+      </w:r>
+      <w:r>
+        <w:rPr/>
+        <w:t>で取得済み）。</w:t>
+      </w:r>
+    </w:p>
+    <w:p>
+      <w:pPr>
+        <w:pStyle w:val="Compact"/>
+        <w:numPr>
+          <w:ilvl w:val="0"/>
+          <w:numId w:val="124"/>
+        </w:numPr>
+        <w:rPr/>
+      </w:pPr>
+      <w:r>
+        <w:rPr/>
+        <w:t>適用後、</w:t>
+      </w:r>
+      <w:r>
+        <w:rPr>
+          <w:b/>
+          <w:bCs/>
+        </w:rPr>
+        <w:t xml:space="preserve">VM </w:t>
+      </w:r>
+      <w:r>
+        <w:rPr>
+          <w:b/>
+          <w:bCs/>
+        </w:rPr>
+        <w:t>設定の再適用要否を確認</w:t>
+      </w:r>
+      <w:r>
+        <w:rPr/>
+        <w:t xml:space="preserve">。作業前チェックポイントが入れ子仮想化・メモリ </w:t>
+      </w:r>
+      <w:r>
+        <w:rPr/>
+        <w:t>8GB</w:t>
+      </w:r>
+      <w:r>
+        <w:rPr/>
+        <w:t>・</w:t>
+      </w:r>
+      <w:r>
+        <w:rPr/>
+        <w:t xml:space="preserve">MAC </w:t>
+      </w:r>
+      <w:r>
+        <w:rPr/>
+        <w:t xml:space="preserve">設定より前なら、停止状態で </w:t>
+      </w:r>
+      <w:r>
+        <w:rPr/>
+        <w:t xml:space="preserve">§5.2 </w:t>
+      </w:r>
+      <w:r>
+        <w:rPr/>
+        <w:t>の設定（</w:t>
+      </w:r>
+      <w:r>
+        <w:rPr>
+          <w:rStyle w:val="VerbatimChar"/>
+        </w:rPr>
+        <w:t>ExposeVirtualizationExtensions $true</w:t>
+      </w:r>
+      <w:r>
+        <w:rPr/>
+        <w:t xml:space="preserve"> </w:t>
+      </w:r>
+      <w:r>
+        <w:rPr/>
+        <w:t xml:space="preserve">等）を再適用してから起動（入れ子仮想化が無いと </w:t>
+      </w:r>
+      <w:r>
+        <w:rPr/>
+        <w:t xml:space="preserve">WSL2 </w:t>
+      </w:r>
+      <w:r>
+        <w:rPr/>
+        <w:t>が起動しない）。</w:t>
+      </w:r>
+    </w:p>
+    <w:p>
+      <w:pPr>
+        <w:pStyle w:val="Compact"/>
+        <w:numPr>
+          <w:ilvl w:val="0"/>
+          <w:numId w:val="125"/>
+        </w:numPr>
+        <w:rPr/>
+      </w:pPr>
+      <w:r>
+        <w:rPr/>
+        <w:t>起動後、</w:t>
+      </w:r>
+      <w:r>
+        <w:rPr>
+          <w:b/>
+          <w:bCs/>
+        </w:rPr>
+        <w:t>時刻を確認・同期</w:t>
+      </w:r>
+      <w:r>
+        <w:rPr/>
+        <w:t xml:space="preserve">（古い時点に戻るとクロックスキューで </w:t>
+      </w:r>
+      <w:r>
+        <w:rPr/>
+        <w:t xml:space="preserve">SAML </w:t>
+      </w:r>
+      <w:r>
+        <w:rPr/>
+        <w:t>が失敗しやすい。</w:t>
+      </w:r>
+      <w:r>
+        <w:rPr/>
+        <w:t>§5.6</w:t>
+      </w:r>
+      <w:r>
+        <w:rPr/>
+        <w:t>・</w:t>
+      </w:r>
+      <w:r>
+        <w:rPr/>
+        <w:t>§13.5</w:t>
+      </w:r>
+      <w:r>
+        <w:rPr/>
+        <w:t>）。</w:t>
+      </w:r>
+    </w:p>
+    <w:p>
+      <w:pPr>
+        <w:pStyle w:val="Compact"/>
+        <w:numPr>
+          <w:ilvl w:val="0"/>
+          <w:numId w:val="126"/>
+        </w:numPr>
+        <w:rPr/>
+      </w:pPr>
+      <w:r>
+        <w:rPr/>
+        <w:t>手順書に沿って</w:t>
+      </w:r>
+      <w:r>
+        <w:rPr>
+          <w:b/>
+          <w:bCs/>
+        </w:rPr>
+        <w:t>再構築</w:t>
+      </w:r>
+      <w:r>
+        <w:rPr/>
+        <w:t>。</w:t>
+      </w:r>
+    </w:p>
+    <w:p>
+      <w:pPr>
+        <w:pStyle w:val="Compact"/>
+        <w:numPr>
+          <w:ilvl w:val="0"/>
+          <w:numId w:val="127"/>
+        </w:numPr>
+        <w:rPr/>
+      </w:pPr>
+      <w:r>
+        <w:rPr/>
+        <w:t>検証完了後、保険で取った</w:t>
+      </w:r>
+      <w:r>
+        <w:rPr>
+          <w:b/>
+          <w:bCs/>
+        </w:rPr>
+        <w:t>完成状態チェックポイントを削除</w:t>
+      </w:r>
+      <w:r>
+        <w:rPr/>
+        <w:t>（ディスクを解放）。</w:t>
+      </w:r>
+    </w:p>
+    <w:p>
+      <w:pPr>
+        <w:pStyle w:val="FirstParagraph"/>
+        <w:rPr/>
+      </w:pPr>
+      <w:r>
+        <w:rPr>
+          <w:b/>
+          <w:bCs/>
+        </w:rPr>
+        <w:t>その他の注意</w:t>
+      </w:r>
+      <w:r>
+        <w:rPr/>
+        <w:t>：</w:t>
+      </w:r>
+      <w:r>
+        <w:rPr/>
+        <w:t xml:space="preserve">WSL2 </w:t>
+      </w:r>
+      <w:r>
+        <w:rPr/>
+        <w:t>の状態はゲストディスク内にあるためスナップショットと一緒に巻き戻る（</w:t>
+      </w:r>
+      <w:r>
+        <w:rPr>
+          <w:rStyle w:val="VerbatimChar"/>
+        </w:rPr>
+        <w:t>.wslconfig</w:t>
+      </w:r>
+      <w:r>
+        <w:rPr/>
+        <w:t xml:space="preserve"> </w:t>
+      </w:r>
+      <w:r>
+        <w:rPr/>
+        <w:t xml:space="preserve">も）。評価版の </w:t>
+      </w:r>
+      <w:r>
+        <w:rPr/>
+        <w:t xml:space="preserve">90 </w:t>
+      </w:r>
+      <w:r>
+        <w:rPr/>
+        <w:t>日カウントもその時点に戻る（付録</w:t>
+      </w:r>
+      <w:r>
+        <w:rPr/>
+        <w:t>A</w:t>
+      </w:r>
+      <w:r>
+        <w:rPr/>
+        <w:t xml:space="preserve">）。再実施で </w:t>
+      </w:r>
+      <w:r>
+        <w:rPr/>
+        <w:t xml:space="preserve">(b) </w:t>
+      </w:r>
+      <w:r>
+        <w:rPr/>
+        <w:t>鍵を作り直す場合は、古いメタデータと新しい鍵を混在させず、</w:t>
+      </w:r>
+      <w:r>
+        <w:rPr/>
+        <w:t xml:space="preserve">SP/IdP </w:t>
+      </w:r>
+      <w:r>
+        <w:rPr/>
+        <w:t>のメタデータを新しい鍵で作り直して再交換する。</w:t>
+      </w:r>
+      <w:bookmarkEnd w:id="117"/>
+      <w:bookmarkEnd w:id="119"/>
+    </w:p>
+    <w:p>
+      <w:pPr>
+        <w:pStyle w:val="Heading2"/>
+        <w:rPr/>
+      </w:pPr>
+      <w:bookmarkStart w:id="120" w:name="付録cスリープ有効環境向け復帰時の時刻再同期参考"/>
+      <w:r>
+        <w:rPr/>
+        <w:t>付録</w:t>
+      </w:r>
+      <w:r>
+        <w:rPr/>
+        <w:t>C</w:t>
+      </w:r>
+      <w:r>
+        <w:rPr/>
+        <w:t>：スリープ有効環境向け・復帰時の時刻再同期（参考）</w:t>
+      </w:r>
+    </w:p>
+    <w:p>
+      <w:pPr>
+        <w:pStyle w:val="FirstParagraph"/>
+        <w:rPr/>
+      </w:pPr>
+      <w:r>
+        <w:rPr/>
+        <w:t>本書はスリープ無効化を前提（</w:t>
+      </w:r>
+      <w:r>
+        <w:rPr/>
+        <w:t>§1</w:t>
+      </w:r>
+      <w:r>
+        <w:rPr/>
+        <w:t>）とするため主手順では不要ですが、</w:t>
+      </w:r>
+      <w:r>
+        <w:rPr>
+          <w:b/>
+          <w:bCs/>
+        </w:rPr>
+        <w:t>スリープ／休止を使う環境</w:t>
+      </w:r>
+      <w:r>
+        <w:rPr/>
+        <w:t xml:space="preserve">では、復帰後に </w:t>
+      </w:r>
+      <w:r>
+        <w:rPr/>
+        <w:t xml:space="preserve">WSL2 </w:t>
+      </w:r>
+      <w:r>
+        <w:rPr/>
+        <w:t xml:space="preserve">の時計が取り残されて </w:t>
+      </w:r>
+      <w:r>
+        <w:rPr/>
+        <w:t xml:space="preserve">SAML </w:t>
+      </w:r>
+      <w:r>
+        <w:rPr/>
+        <w:t xml:space="preserve">の </w:t>
+      </w:r>
+      <w:r>
+        <w:rPr/>
+        <w:t xml:space="preserve">clock skew </w:t>
+      </w:r>
+      <w:r>
+        <w:rPr/>
+        <w:t xml:space="preserve">エラーを招くことがあります。その場合は、ゲスト </w:t>
+      </w:r>
+      <w:r>
+        <w:rPr/>
+        <w:t xml:space="preserve">Windows </w:t>
+      </w:r>
+      <w:r>
+        <w:rPr/>
+        <w:t>の「タスク スケジューラ」で復帰イベントを契機に再同期させます。</w:t>
+      </w:r>
+    </w:p>
+    <w:p>
+      <w:pPr>
+        <w:pStyle w:val="Compact"/>
+        <w:numPr>
+          <w:ilvl w:val="0"/>
+          <w:numId w:val="128"/>
+        </w:numPr>
+        <w:rPr/>
+      </w:pPr>
+      <w:r>
+        <w:rPr>
+          <w:rStyle w:val="VerbatimChar"/>
+        </w:rPr>
+        <w:t>Win + R</w:t>
+      </w:r>
+      <w:r>
+        <w:rPr/>
+        <w:t xml:space="preserve"> → </w:t>
+      </w:r>
+      <w:r>
+        <w:rPr>
+          <w:rStyle w:val="VerbatimChar"/>
+        </w:rPr>
+        <w:t>taskschd.msc</w:t>
+      </w:r>
+    </w:p>
+    <w:p>
+      <w:pPr>
+        <w:pStyle w:val="Compact"/>
+        <w:numPr>
+          <w:ilvl w:val="0"/>
+          <w:numId w:val="129"/>
         </w:numPr>
         <w:rPr/>
       </w:pPr>
@@ -57278,7 +60744,7 @@
         <w:pStyle w:val="Compact"/>
         <w:numPr>
           <w:ilvl w:val="1"/>
-          <w:numId w:val="99"/>
+          <w:numId w:val="130"/>
         </w:numPr>
         <w:rPr/>
       </w:pPr>
@@ -57302,7 +60768,7 @@
         <w:pStyle w:val="Compact"/>
         <w:numPr>
           <w:ilvl w:val="1"/>
-          <w:numId w:val="100"/>
+          <w:numId w:val="131"/>
         </w:numPr>
         <w:rPr/>
       </w:pPr>
@@ -57316,7 +60782,7 @@
         <w:pStyle w:val="Compact"/>
         <w:numPr>
           <w:ilvl w:val="2"/>
-          <w:numId w:val="101"/>
+          <w:numId w:val="132"/>
         </w:numPr>
         <w:rPr/>
       </w:pPr>
@@ -57380,7 +60846,7 @@
         <w:pStyle w:val="Compact"/>
         <w:numPr>
           <w:ilvl w:val="1"/>
-          <w:numId w:val="102"/>
+          <w:numId w:val="133"/>
         </w:numPr>
         <w:rPr/>
       </w:pPr>
@@ -57394,7 +60860,7 @@
         <w:pStyle w:val="Compact"/>
         <w:numPr>
           <w:ilvl w:val="2"/>
-          <w:numId w:val="103"/>
+          <w:numId w:val="134"/>
         </w:numPr>
         <w:rPr/>
       </w:pPr>
@@ -57414,7 +60880,7 @@
         <w:pStyle w:val="Compact"/>
         <w:numPr>
           <w:ilvl w:val="2"/>
-          <w:numId w:val="104"/>
+          <w:numId w:val="135"/>
         </w:numPr>
         <w:rPr/>
       </w:pPr>
@@ -57434,7 +60900,7 @@
         <w:pStyle w:val="Compact"/>
         <w:numPr>
           <w:ilvl w:val="0"/>
-          <w:numId w:val="105"/>
+          <w:numId w:val="136"/>
         </w:numPr>
         <w:rPr/>
       </w:pPr>
@@ -57470,7 +60936,7 @@
         <w:rPr/>
         <w:t>。</w:t>
       </w:r>
-      <w:bookmarkEnd w:id="118"/>
+      <w:bookmarkEnd w:id="120"/>
     </w:p>
     <w:p>
       <w:pPr>
@@ -58548,9 +62014,9 @@
                 <w:lang w:val="ja-JP" w:eastAsia="ja-JP" w:bidi="ar-SA"/>
               </w:rPr>
             </w:r>
-            <w:bookmarkStart w:id="119" w:name="付録dトラブルシュート随時追記"/>
-            <w:bookmarkStart w:id="120" w:name="付録dトラブルシュート随時追記"/>
-            <w:bookmarkEnd w:id="120"/>
+            <w:bookmarkStart w:id="121" w:name="付録dトラブルシュート随時追記"/>
+            <w:bookmarkStart w:id="122" w:name="付録dトラブルシュート随時追記"/>
+            <w:bookmarkEnd w:id="122"/>
           </w:p>
         </w:tc>
       </w:tr>
@@ -58620,7 +62086,7 @@
         <w:pStyle w:val="Normal"/>
         <w:numPr>
           <w:ilvl w:val="0"/>
-          <w:numId w:val="106"/>
+          <w:numId w:val="137"/>
         </w:numPr>
         <w:rPr/>
       </w:pPr>
@@ -58913,7 +62379,7 @@
         <w:pStyle w:val="Normal"/>
         <w:numPr>
           <w:ilvl w:val="0"/>
-          <w:numId w:val="107"/>
+          <w:numId w:val="138"/>
         </w:numPr>
         <w:rPr/>
       </w:pPr>
@@ -59108,7 +62574,7 @@
         <w:pStyle w:val="Normal"/>
         <w:numPr>
           <w:ilvl w:val="0"/>
-          <w:numId w:val="108"/>
+          <w:numId w:val="139"/>
         </w:numPr>
         <w:rPr/>
       </w:pPr>
@@ -62650,9 +66116,8 @@
   </w:abstractNum>
   <w:abstractNum w:abstractNumId="25">
     <w:lvl w:ilvl="0">
-      <w:start w:val="1"/>
-      <w:numFmt w:val="decimal"/>
-      <w:lvlText w:val="%1."/>
+      <w:numFmt w:val="bullet"/>
+      <w:lvlText w:val=""/>
       <w:lvlJc w:val="start"/>
       <w:pPr>
         <w:tabs>
@@ -62660,12 +66125,14 @@
         </w:tabs>
         <w:ind w:start="720" w:hanging="480"/>
       </w:pPr>
-      <w:rPr/>
+      <w:rPr>
+        <w:rFonts w:ascii="Symbol" w:hAnsi="Symbol" w:cs="Symbol" w:hint="default"/>
+      </w:rPr>
     </w:lvl>
     <w:lvl w:ilvl="1">
-      <w:start w:val="1"/>
-      <w:numFmt w:val="decimal"/>
-      <w:lvlText w:val="%2."/>
+      <w:start w:val="0"/>
+      <w:numFmt w:val="bullet"/>
+      <w:lvlText w:val=""/>
       <w:lvlJc w:val="start"/>
       <w:pPr>
         <w:tabs>
@@ -62673,12 +66140,14 @@
         </w:tabs>
         <w:ind w:start="1440" w:hanging="480"/>
       </w:pPr>
-      <w:rPr/>
+      <w:rPr>
+        <w:rFonts w:ascii="Symbol" w:hAnsi="Symbol" w:cs="Symbol" w:hint="default"/>
+      </w:rPr>
     </w:lvl>
     <w:lvl w:ilvl="2">
-      <w:start w:val="1"/>
-      <w:numFmt w:val="decimal"/>
-      <w:lvlText w:val="%3."/>
+      <w:start w:val="0"/>
+      <w:numFmt w:val="bullet"/>
+      <w:lvlText w:val=""/>
       <w:lvlJc w:val="start"/>
       <w:pPr>
         <w:tabs>
@@ -62686,12 +66155,14 @@
         </w:tabs>
         <w:ind w:start="2160" w:hanging="480"/>
       </w:pPr>
-      <w:rPr/>
+      <w:rPr>
+        <w:rFonts w:ascii="Symbol" w:hAnsi="Symbol" w:cs="Symbol" w:hint="default"/>
+      </w:rPr>
     </w:lvl>
     <w:lvl w:ilvl="3">
-      <w:start w:val="1"/>
-      <w:numFmt w:val="decimal"/>
-      <w:lvlText w:val="%4."/>
+      <w:start w:val="0"/>
+      <w:numFmt w:val="bullet"/>
+      <w:lvlText w:val=""/>
       <w:lvlJc w:val="start"/>
       <w:pPr>
         <w:tabs>
@@ -62699,12 +66170,14 @@
         </w:tabs>
         <w:ind w:start="2880" w:hanging="480"/>
       </w:pPr>
-      <w:rPr/>
+      <w:rPr>
+        <w:rFonts w:ascii="Symbol" w:hAnsi="Symbol" w:cs="Symbol" w:hint="default"/>
+      </w:rPr>
     </w:lvl>
     <w:lvl w:ilvl="4">
-      <w:start w:val="1"/>
-      <w:numFmt w:val="decimal"/>
-      <w:lvlText w:val="%5."/>
+      <w:start w:val="0"/>
+      <w:numFmt w:val="bullet"/>
+      <w:lvlText w:val=""/>
       <w:lvlJc w:val="start"/>
       <w:pPr>
         <w:tabs>
@@ -62712,12 +66185,14 @@
         </w:tabs>
         <w:ind w:start="3600" w:hanging="480"/>
       </w:pPr>
-      <w:rPr/>
+      <w:rPr>
+        <w:rFonts w:ascii="Symbol" w:hAnsi="Symbol" w:cs="Symbol" w:hint="default"/>
+      </w:rPr>
     </w:lvl>
     <w:lvl w:ilvl="5">
-      <w:start w:val="1"/>
-      <w:numFmt w:val="decimal"/>
-      <w:lvlText w:val="%6."/>
+      <w:start w:val="0"/>
+      <w:numFmt w:val="bullet"/>
+      <w:lvlText w:val=""/>
       <w:lvlJc w:val="start"/>
       <w:pPr>
         <w:tabs>
@@ -62725,12 +66200,14 @@
         </w:tabs>
         <w:ind w:start="4320" w:hanging="480"/>
       </w:pPr>
-      <w:rPr/>
+      <w:rPr>
+        <w:rFonts w:ascii="Symbol" w:hAnsi="Symbol" w:cs="Symbol" w:hint="default"/>
+      </w:rPr>
     </w:lvl>
     <w:lvl w:ilvl="6">
-      <w:start w:val="1"/>
-      <w:numFmt w:val="decimal"/>
-      <w:lvlText w:val="%7."/>
+      <w:start w:val="0"/>
+      <w:numFmt w:val="bullet"/>
+      <w:lvlText w:val=""/>
       <w:lvlJc w:val="start"/>
       <w:pPr>
         <w:tabs>
@@ -62738,12 +66215,14 @@
         </w:tabs>
         <w:ind w:start="5040" w:hanging="480"/>
       </w:pPr>
-      <w:rPr/>
+      <w:rPr>
+        <w:rFonts w:ascii="Symbol" w:hAnsi="Symbol" w:cs="Symbol" w:hint="default"/>
+      </w:rPr>
     </w:lvl>
     <w:lvl w:ilvl="7">
-      <w:start w:val="1"/>
-      <w:numFmt w:val="decimal"/>
-      <w:lvlText w:val="%8."/>
+      <w:start w:val="0"/>
+      <w:numFmt w:val="bullet"/>
+      <w:lvlText w:val=""/>
       <w:lvlJc w:val="start"/>
       <w:pPr>
         <w:tabs>
@@ -62751,12 +66230,14 @@
         </w:tabs>
         <w:ind w:start="5760" w:hanging="480"/>
       </w:pPr>
-      <w:rPr/>
+      <w:rPr>
+        <w:rFonts w:ascii="Symbol" w:hAnsi="Symbol" w:cs="Symbol" w:hint="default"/>
+      </w:rPr>
     </w:lvl>
     <w:lvl w:ilvl="8">
-      <w:start w:val="1"/>
-      <w:numFmt w:val="decimal"/>
-      <w:lvlText w:val="%9."/>
+      <w:start w:val="0"/>
+      <w:numFmt w:val="bullet"/>
+      <w:lvlText w:val=""/>
       <w:lvlJc w:val="start"/>
       <w:pPr>
         <w:tabs>
@@ -62764,7 +66245,9 @@
         </w:tabs>
         <w:ind w:start="6480" w:hanging="480"/>
       </w:pPr>
-      <w:rPr/>
+      <w:rPr>
+        <w:rFonts w:ascii="Symbol" w:hAnsi="Symbol" w:cs="Symbol" w:hint="default"/>
+      </w:rPr>
     </w:lvl>
   </w:abstractNum>
   <w:abstractNum w:abstractNumId="26">
@@ -63295,6 +66778,652 @@
     </w:lvl>
   </w:abstractNum>
   <w:abstractNum w:abstractNumId="30">
+    <w:lvl w:ilvl="0">
+      <w:start w:val="1"/>
+      <w:numFmt w:val="decimal"/>
+      <w:lvlText w:val="%1."/>
+      <w:lvlJc w:val="start"/>
+      <w:pPr>
+        <w:tabs>
+          <w:tab w:val="num" w:pos="0"/>
+        </w:tabs>
+        <w:ind w:start="720" w:hanging="480"/>
+      </w:pPr>
+      <w:rPr/>
+    </w:lvl>
+    <w:lvl w:ilvl="1">
+      <w:start w:val="1"/>
+      <w:numFmt w:val="decimal"/>
+      <w:lvlText w:val="%2."/>
+      <w:lvlJc w:val="start"/>
+      <w:pPr>
+        <w:tabs>
+          <w:tab w:val="num" w:pos="0"/>
+        </w:tabs>
+        <w:ind w:start="1440" w:hanging="480"/>
+      </w:pPr>
+      <w:rPr/>
+    </w:lvl>
+    <w:lvl w:ilvl="2">
+      <w:start w:val="1"/>
+      <w:numFmt w:val="decimal"/>
+      <w:lvlText w:val="%3."/>
+      <w:lvlJc w:val="start"/>
+      <w:pPr>
+        <w:tabs>
+          <w:tab w:val="num" w:pos="0"/>
+        </w:tabs>
+        <w:ind w:start="2160" w:hanging="480"/>
+      </w:pPr>
+      <w:rPr/>
+    </w:lvl>
+    <w:lvl w:ilvl="3">
+      <w:start w:val="1"/>
+      <w:numFmt w:val="decimal"/>
+      <w:lvlText w:val="%4."/>
+      <w:lvlJc w:val="start"/>
+      <w:pPr>
+        <w:tabs>
+          <w:tab w:val="num" w:pos="0"/>
+        </w:tabs>
+        <w:ind w:start="2880" w:hanging="480"/>
+      </w:pPr>
+      <w:rPr/>
+    </w:lvl>
+    <w:lvl w:ilvl="4">
+      <w:start w:val="1"/>
+      <w:numFmt w:val="decimal"/>
+      <w:lvlText w:val="%5."/>
+      <w:lvlJc w:val="start"/>
+      <w:pPr>
+        <w:tabs>
+          <w:tab w:val="num" w:pos="0"/>
+        </w:tabs>
+        <w:ind w:start="3600" w:hanging="480"/>
+      </w:pPr>
+      <w:rPr/>
+    </w:lvl>
+    <w:lvl w:ilvl="5">
+      <w:start w:val="1"/>
+      <w:numFmt w:val="decimal"/>
+      <w:lvlText w:val="%6."/>
+      <w:lvlJc w:val="start"/>
+      <w:pPr>
+        <w:tabs>
+          <w:tab w:val="num" w:pos="0"/>
+        </w:tabs>
+        <w:ind w:start="4320" w:hanging="480"/>
+      </w:pPr>
+      <w:rPr/>
+    </w:lvl>
+    <w:lvl w:ilvl="6">
+      <w:start w:val="1"/>
+      <w:numFmt w:val="decimal"/>
+      <w:lvlText w:val="%7."/>
+      <w:lvlJc w:val="start"/>
+      <w:pPr>
+        <w:tabs>
+          <w:tab w:val="num" w:pos="0"/>
+        </w:tabs>
+        <w:ind w:start="5040" w:hanging="480"/>
+      </w:pPr>
+      <w:rPr/>
+    </w:lvl>
+    <w:lvl w:ilvl="7">
+      <w:start w:val="1"/>
+      <w:numFmt w:val="decimal"/>
+      <w:lvlText w:val="%8."/>
+      <w:lvlJc w:val="start"/>
+      <w:pPr>
+        <w:tabs>
+          <w:tab w:val="num" w:pos="0"/>
+        </w:tabs>
+        <w:ind w:start="5760" w:hanging="480"/>
+      </w:pPr>
+      <w:rPr/>
+    </w:lvl>
+    <w:lvl w:ilvl="8">
+      <w:start w:val="1"/>
+      <w:numFmt w:val="decimal"/>
+      <w:lvlText w:val="%9."/>
+      <w:lvlJc w:val="start"/>
+      <w:pPr>
+        <w:tabs>
+          <w:tab w:val="num" w:pos="0"/>
+        </w:tabs>
+        <w:ind w:start="6480" w:hanging="480"/>
+      </w:pPr>
+      <w:rPr/>
+    </w:lvl>
+  </w:abstractNum>
+  <w:abstractNum w:abstractNumId="31">
+    <w:lvl w:ilvl="0">
+      <w:numFmt w:val="bullet"/>
+      <w:lvlText w:val=""/>
+      <w:lvlJc w:val="start"/>
+      <w:pPr>
+        <w:tabs>
+          <w:tab w:val="num" w:pos="0"/>
+        </w:tabs>
+        <w:ind w:start="720" w:hanging="480"/>
+      </w:pPr>
+      <w:rPr>
+        <w:rFonts w:ascii="Symbol" w:hAnsi="Symbol" w:cs="Symbol" w:hint="default"/>
+      </w:rPr>
+    </w:lvl>
+    <w:lvl w:ilvl="1">
+      <w:start w:val="0"/>
+      <w:numFmt w:val="bullet"/>
+      <w:lvlText w:val=""/>
+      <w:lvlJc w:val="start"/>
+      <w:pPr>
+        <w:tabs>
+          <w:tab w:val="num" w:pos="0"/>
+        </w:tabs>
+        <w:ind w:start="1440" w:hanging="480"/>
+      </w:pPr>
+      <w:rPr>
+        <w:rFonts w:ascii="Symbol" w:hAnsi="Symbol" w:cs="Symbol" w:hint="default"/>
+      </w:rPr>
+    </w:lvl>
+    <w:lvl w:ilvl="2">
+      <w:start w:val="0"/>
+      <w:numFmt w:val="bullet"/>
+      <w:lvlText w:val=""/>
+      <w:lvlJc w:val="start"/>
+      <w:pPr>
+        <w:tabs>
+          <w:tab w:val="num" w:pos="0"/>
+        </w:tabs>
+        <w:ind w:start="2160" w:hanging="480"/>
+      </w:pPr>
+      <w:rPr>
+        <w:rFonts w:ascii="Symbol" w:hAnsi="Symbol" w:cs="Symbol" w:hint="default"/>
+      </w:rPr>
+    </w:lvl>
+    <w:lvl w:ilvl="3">
+      <w:start w:val="0"/>
+      <w:numFmt w:val="bullet"/>
+      <w:lvlText w:val=""/>
+      <w:lvlJc w:val="start"/>
+      <w:pPr>
+        <w:tabs>
+          <w:tab w:val="num" w:pos="0"/>
+        </w:tabs>
+        <w:ind w:start="2880" w:hanging="480"/>
+      </w:pPr>
+      <w:rPr>
+        <w:rFonts w:ascii="Symbol" w:hAnsi="Symbol" w:cs="Symbol" w:hint="default"/>
+      </w:rPr>
+    </w:lvl>
+    <w:lvl w:ilvl="4">
+      <w:start w:val="0"/>
+      <w:numFmt w:val="bullet"/>
+      <w:lvlText w:val=""/>
+      <w:lvlJc w:val="start"/>
+      <w:pPr>
+        <w:tabs>
+          <w:tab w:val="num" w:pos="0"/>
+        </w:tabs>
+        <w:ind w:start="3600" w:hanging="480"/>
+      </w:pPr>
+      <w:rPr>
+        <w:rFonts w:ascii="Symbol" w:hAnsi="Symbol" w:cs="Symbol" w:hint="default"/>
+      </w:rPr>
+    </w:lvl>
+    <w:lvl w:ilvl="5">
+      <w:start w:val="0"/>
+      <w:numFmt w:val="bullet"/>
+      <w:lvlText w:val=""/>
+      <w:lvlJc w:val="start"/>
+      <w:pPr>
+        <w:tabs>
+          <w:tab w:val="num" w:pos="0"/>
+        </w:tabs>
+        <w:ind w:start="4320" w:hanging="480"/>
+      </w:pPr>
+      <w:rPr>
+        <w:rFonts w:ascii="Symbol" w:hAnsi="Symbol" w:cs="Symbol" w:hint="default"/>
+      </w:rPr>
+    </w:lvl>
+    <w:lvl w:ilvl="6">
+      <w:start w:val="0"/>
+      <w:numFmt w:val="bullet"/>
+      <w:lvlText w:val=""/>
+      <w:lvlJc w:val="start"/>
+      <w:pPr>
+        <w:tabs>
+          <w:tab w:val="num" w:pos="0"/>
+        </w:tabs>
+        <w:ind w:start="5040" w:hanging="480"/>
+      </w:pPr>
+      <w:rPr>
+        <w:rFonts w:ascii="Symbol" w:hAnsi="Symbol" w:cs="Symbol" w:hint="default"/>
+      </w:rPr>
+    </w:lvl>
+    <w:lvl w:ilvl="7">
+      <w:start w:val="0"/>
+      <w:numFmt w:val="bullet"/>
+      <w:lvlText w:val=""/>
+      <w:lvlJc w:val="start"/>
+      <w:pPr>
+        <w:tabs>
+          <w:tab w:val="num" w:pos="0"/>
+        </w:tabs>
+        <w:ind w:start="5760" w:hanging="480"/>
+      </w:pPr>
+      <w:rPr>
+        <w:rFonts w:ascii="Symbol" w:hAnsi="Symbol" w:cs="Symbol" w:hint="default"/>
+      </w:rPr>
+    </w:lvl>
+    <w:lvl w:ilvl="8">
+      <w:start w:val="0"/>
+      <w:numFmt w:val="bullet"/>
+      <w:lvlText w:val=""/>
+      <w:lvlJc w:val="start"/>
+      <w:pPr>
+        <w:tabs>
+          <w:tab w:val="num" w:pos="0"/>
+        </w:tabs>
+        <w:ind w:start="6480" w:hanging="480"/>
+      </w:pPr>
+      <w:rPr>
+        <w:rFonts w:ascii="Symbol" w:hAnsi="Symbol" w:cs="Symbol" w:hint="default"/>
+      </w:rPr>
+    </w:lvl>
+  </w:abstractNum>
+  <w:abstractNum w:abstractNumId="32">
+    <w:lvl w:ilvl="0">
+      <w:numFmt w:val="bullet"/>
+      <w:lvlText w:val=""/>
+      <w:lvlJc w:val="start"/>
+      <w:pPr>
+        <w:tabs>
+          <w:tab w:val="num" w:pos="0"/>
+        </w:tabs>
+        <w:ind w:start="720" w:hanging="480"/>
+      </w:pPr>
+      <w:rPr>
+        <w:rFonts w:ascii="Symbol" w:hAnsi="Symbol" w:cs="Symbol" w:hint="default"/>
+      </w:rPr>
+    </w:lvl>
+    <w:lvl w:ilvl="1">
+      <w:start w:val="0"/>
+      <w:numFmt w:val="bullet"/>
+      <w:lvlText w:val=""/>
+      <w:lvlJc w:val="start"/>
+      <w:pPr>
+        <w:tabs>
+          <w:tab w:val="num" w:pos="0"/>
+        </w:tabs>
+        <w:ind w:start="1440" w:hanging="480"/>
+      </w:pPr>
+      <w:rPr>
+        <w:rFonts w:ascii="Symbol" w:hAnsi="Symbol" w:cs="Symbol" w:hint="default"/>
+      </w:rPr>
+    </w:lvl>
+    <w:lvl w:ilvl="2">
+      <w:start w:val="0"/>
+      <w:numFmt w:val="bullet"/>
+      <w:lvlText w:val=""/>
+      <w:lvlJc w:val="start"/>
+      <w:pPr>
+        <w:tabs>
+          <w:tab w:val="num" w:pos="0"/>
+        </w:tabs>
+        <w:ind w:start="2160" w:hanging="480"/>
+      </w:pPr>
+      <w:rPr>
+        <w:rFonts w:ascii="Symbol" w:hAnsi="Symbol" w:cs="Symbol" w:hint="default"/>
+      </w:rPr>
+    </w:lvl>
+    <w:lvl w:ilvl="3">
+      <w:start w:val="0"/>
+      <w:numFmt w:val="bullet"/>
+      <w:lvlText w:val=""/>
+      <w:lvlJc w:val="start"/>
+      <w:pPr>
+        <w:tabs>
+          <w:tab w:val="num" w:pos="0"/>
+        </w:tabs>
+        <w:ind w:start="2880" w:hanging="480"/>
+      </w:pPr>
+      <w:rPr>
+        <w:rFonts w:ascii="Symbol" w:hAnsi="Symbol" w:cs="Symbol" w:hint="default"/>
+      </w:rPr>
+    </w:lvl>
+    <w:lvl w:ilvl="4">
+      <w:start w:val="0"/>
+      <w:numFmt w:val="bullet"/>
+      <w:lvlText w:val=""/>
+      <w:lvlJc w:val="start"/>
+      <w:pPr>
+        <w:tabs>
+          <w:tab w:val="num" w:pos="0"/>
+        </w:tabs>
+        <w:ind w:start="3600" w:hanging="480"/>
+      </w:pPr>
+      <w:rPr>
+        <w:rFonts w:ascii="Symbol" w:hAnsi="Symbol" w:cs="Symbol" w:hint="default"/>
+      </w:rPr>
+    </w:lvl>
+    <w:lvl w:ilvl="5">
+      <w:start w:val="0"/>
+      <w:numFmt w:val="bullet"/>
+      <w:lvlText w:val=""/>
+      <w:lvlJc w:val="start"/>
+      <w:pPr>
+        <w:tabs>
+          <w:tab w:val="num" w:pos="0"/>
+        </w:tabs>
+        <w:ind w:start="4320" w:hanging="480"/>
+      </w:pPr>
+      <w:rPr>
+        <w:rFonts w:ascii="Symbol" w:hAnsi="Symbol" w:cs="Symbol" w:hint="default"/>
+      </w:rPr>
+    </w:lvl>
+    <w:lvl w:ilvl="6">
+      <w:start w:val="0"/>
+      <w:numFmt w:val="bullet"/>
+      <w:lvlText w:val=""/>
+      <w:lvlJc w:val="start"/>
+      <w:pPr>
+        <w:tabs>
+          <w:tab w:val="num" w:pos="0"/>
+        </w:tabs>
+        <w:ind w:start="5040" w:hanging="480"/>
+      </w:pPr>
+      <w:rPr>
+        <w:rFonts w:ascii="Symbol" w:hAnsi="Symbol" w:cs="Symbol" w:hint="default"/>
+      </w:rPr>
+    </w:lvl>
+    <w:lvl w:ilvl="7">
+      <w:start w:val="0"/>
+      <w:numFmt w:val="bullet"/>
+      <w:lvlText w:val=""/>
+      <w:lvlJc w:val="start"/>
+      <w:pPr>
+        <w:tabs>
+          <w:tab w:val="num" w:pos="0"/>
+        </w:tabs>
+        <w:ind w:start="5760" w:hanging="480"/>
+      </w:pPr>
+      <w:rPr>
+        <w:rFonts w:ascii="Symbol" w:hAnsi="Symbol" w:cs="Symbol" w:hint="default"/>
+      </w:rPr>
+    </w:lvl>
+    <w:lvl w:ilvl="8">
+      <w:start w:val="0"/>
+      <w:numFmt w:val="bullet"/>
+      <w:lvlText w:val=""/>
+      <w:lvlJc w:val="start"/>
+      <w:pPr>
+        <w:tabs>
+          <w:tab w:val="num" w:pos="0"/>
+        </w:tabs>
+        <w:ind w:start="6480" w:hanging="480"/>
+      </w:pPr>
+      <w:rPr>
+        <w:rFonts w:ascii="Symbol" w:hAnsi="Symbol" w:cs="Symbol" w:hint="default"/>
+      </w:rPr>
+    </w:lvl>
+  </w:abstractNum>
+  <w:abstractNum w:abstractNumId="33">
+    <w:lvl w:ilvl="0">
+      <w:numFmt w:val="bullet"/>
+      <w:lvlText w:val=""/>
+      <w:lvlJc w:val="start"/>
+      <w:pPr>
+        <w:tabs>
+          <w:tab w:val="num" w:pos="0"/>
+        </w:tabs>
+        <w:ind w:start="720" w:hanging="480"/>
+      </w:pPr>
+      <w:rPr>
+        <w:rFonts w:ascii="Symbol" w:hAnsi="Symbol" w:cs="Symbol" w:hint="default"/>
+      </w:rPr>
+    </w:lvl>
+    <w:lvl w:ilvl="1">
+      <w:start w:val="0"/>
+      <w:numFmt w:val="bullet"/>
+      <w:lvlText w:val=""/>
+      <w:lvlJc w:val="start"/>
+      <w:pPr>
+        <w:tabs>
+          <w:tab w:val="num" w:pos="0"/>
+        </w:tabs>
+        <w:ind w:start="1440" w:hanging="480"/>
+      </w:pPr>
+      <w:rPr>
+        <w:rFonts w:ascii="Symbol" w:hAnsi="Symbol" w:cs="Symbol" w:hint="default"/>
+      </w:rPr>
+    </w:lvl>
+    <w:lvl w:ilvl="2">
+      <w:start w:val="0"/>
+      <w:numFmt w:val="bullet"/>
+      <w:lvlText w:val=""/>
+      <w:lvlJc w:val="start"/>
+      <w:pPr>
+        <w:tabs>
+          <w:tab w:val="num" w:pos="0"/>
+        </w:tabs>
+        <w:ind w:start="2160" w:hanging="480"/>
+      </w:pPr>
+      <w:rPr>
+        <w:rFonts w:ascii="Symbol" w:hAnsi="Symbol" w:cs="Symbol" w:hint="default"/>
+      </w:rPr>
+    </w:lvl>
+    <w:lvl w:ilvl="3">
+      <w:start w:val="0"/>
+      <w:numFmt w:val="bullet"/>
+      <w:lvlText w:val=""/>
+      <w:lvlJc w:val="start"/>
+      <w:pPr>
+        <w:tabs>
+          <w:tab w:val="num" w:pos="0"/>
+        </w:tabs>
+        <w:ind w:start="2880" w:hanging="480"/>
+      </w:pPr>
+      <w:rPr>
+        <w:rFonts w:ascii="Symbol" w:hAnsi="Symbol" w:cs="Symbol" w:hint="default"/>
+      </w:rPr>
+    </w:lvl>
+    <w:lvl w:ilvl="4">
+      <w:start w:val="0"/>
+      <w:numFmt w:val="bullet"/>
+      <w:lvlText w:val=""/>
+      <w:lvlJc w:val="start"/>
+      <w:pPr>
+        <w:tabs>
+          <w:tab w:val="num" w:pos="0"/>
+        </w:tabs>
+        <w:ind w:start="3600" w:hanging="480"/>
+      </w:pPr>
+      <w:rPr>
+        <w:rFonts w:ascii="Symbol" w:hAnsi="Symbol" w:cs="Symbol" w:hint="default"/>
+      </w:rPr>
+    </w:lvl>
+    <w:lvl w:ilvl="5">
+      <w:start w:val="0"/>
+      <w:numFmt w:val="bullet"/>
+      <w:lvlText w:val=""/>
+      <w:lvlJc w:val="start"/>
+      <w:pPr>
+        <w:tabs>
+          <w:tab w:val="num" w:pos="0"/>
+        </w:tabs>
+        <w:ind w:start="4320" w:hanging="480"/>
+      </w:pPr>
+      <w:rPr>
+        <w:rFonts w:ascii="Symbol" w:hAnsi="Symbol" w:cs="Symbol" w:hint="default"/>
+      </w:rPr>
+    </w:lvl>
+    <w:lvl w:ilvl="6">
+      <w:start w:val="0"/>
+      <w:numFmt w:val="bullet"/>
+      <w:lvlText w:val=""/>
+      <w:lvlJc w:val="start"/>
+      <w:pPr>
+        <w:tabs>
+          <w:tab w:val="num" w:pos="0"/>
+        </w:tabs>
+        <w:ind w:start="5040" w:hanging="480"/>
+      </w:pPr>
+      <w:rPr>
+        <w:rFonts w:ascii="Symbol" w:hAnsi="Symbol" w:cs="Symbol" w:hint="default"/>
+      </w:rPr>
+    </w:lvl>
+    <w:lvl w:ilvl="7">
+      <w:start w:val="0"/>
+      <w:numFmt w:val="bullet"/>
+      <w:lvlText w:val=""/>
+      <w:lvlJc w:val="start"/>
+      <w:pPr>
+        <w:tabs>
+          <w:tab w:val="num" w:pos="0"/>
+        </w:tabs>
+        <w:ind w:start="5760" w:hanging="480"/>
+      </w:pPr>
+      <w:rPr>
+        <w:rFonts w:ascii="Symbol" w:hAnsi="Symbol" w:cs="Symbol" w:hint="default"/>
+      </w:rPr>
+    </w:lvl>
+    <w:lvl w:ilvl="8">
+      <w:start w:val="0"/>
+      <w:numFmt w:val="bullet"/>
+      <w:lvlText w:val=""/>
+      <w:lvlJc w:val="start"/>
+      <w:pPr>
+        <w:tabs>
+          <w:tab w:val="num" w:pos="0"/>
+        </w:tabs>
+        <w:ind w:start="6480" w:hanging="480"/>
+      </w:pPr>
+      <w:rPr>
+        <w:rFonts w:ascii="Symbol" w:hAnsi="Symbol" w:cs="Symbol" w:hint="default"/>
+      </w:rPr>
+    </w:lvl>
+  </w:abstractNum>
+  <w:abstractNum w:abstractNumId="34">
+    <w:lvl w:ilvl="0">
+      <w:start w:val="1"/>
+      <w:numFmt w:val="decimal"/>
+      <w:lvlText w:val="%1."/>
+      <w:lvlJc w:val="start"/>
+      <w:pPr>
+        <w:tabs>
+          <w:tab w:val="num" w:pos="0"/>
+        </w:tabs>
+        <w:ind w:start="720" w:hanging="480"/>
+      </w:pPr>
+      <w:rPr/>
+    </w:lvl>
+    <w:lvl w:ilvl="1">
+      <w:start w:val="1"/>
+      <w:numFmt w:val="decimal"/>
+      <w:lvlText w:val="%2."/>
+      <w:lvlJc w:val="start"/>
+      <w:pPr>
+        <w:tabs>
+          <w:tab w:val="num" w:pos="0"/>
+        </w:tabs>
+        <w:ind w:start="1440" w:hanging="480"/>
+      </w:pPr>
+      <w:rPr/>
+    </w:lvl>
+    <w:lvl w:ilvl="2">
+      <w:start w:val="1"/>
+      <w:numFmt w:val="decimal"/>
+      <w:lvlText w:val="%3."/>
+      <w:lvlJc w:val="start"/>
+      <w:pPr>
+        <w:tabs>
+          <w:tab w:val="num" w:pos="0"/>
+        </w:tabs>
+        <w:ind w:start="2160" w:hanging="480"/>
+      </w:pPr>
+      <w:rPr/>
+    </w:lvl>
+    <w:lvl w:ilvl="3">
+      <w:start w:val="1"/>
+      <w:numFmt w:val="decimal"/>
+      <w:lvlText w:val="%4."/>
+      <w:lvlJc w:val="start"/>
+      <w:pPr>
+        <w:tabs>
+          <w:tab w:val="num" w:pos="0"/>
+        </w:tabs>
+        <w:ind w:start="2880" w:hanging="480"/>
+      </w:pPr>
+      <w:rPr/>
+    </w:lvl>
+    <w:lvl w:ilvl="4">
+      <w:start w:val="1"/>
+      <w:numFmt w:val="decimal"/>
+      <w:lvlText w:val="%5."/>
+      <w:lvlJc w:val="start"/>
+      <w:pPr>
+        <w:tabs>
+          <w:tab w:val="num" w:pos="0"/>
+        </w:tabs>
+        <w:ind w:start="3600" w:hanging="480"/>
+      </w:pPr>
+      <w:rPr/>
+    </w:lvl>
+    <w:lvl w:ilvl="5">
+      <w:start w:val="1"/>
+      <w:numFmt w:val="decimal"/>
+      <w:lvlText w:val="%6."/>
+      <w:lvlJc w:val="start"/>
+      <w:pPr>
+        <w:tabs>
+          <w:tab w:val="num" w:pos="0"/>
+        </w:tabs>
+        <w:ind w:start="4320" w:hanging="480"/>
+      </w:pPr>
+      <w:rPr/>
+    </w:lvl>
+    <w:lvl w:ilvl="6">
+      <w:start w:val="1"/>
+      <w:numFmt w:val="decimal"/>
+      <w:lvlText w:val="%7."/>
+      <w:lvlJc w:val="start"/>
+      <w:pPr>
+        <w:tabs>
+          <w:tab w:val="num" w:pos="0"/>
+        </w:tabs>
+        <w:ind w:start="5040" w:hanging="480"/>
+      </w:pPr>
+      <w:rPr/>
+    </w:lvl>
+    <w:lvl w:ilvl="7">
+      <w:start w:val="1"/>
+      <w:numFmt w:val="decimal"/>
+      <w:lvlText w:val="%8."/>
+      <w:lvlJc w:val="start"/>
+      <w:pPr>
+        <w:tabs>
+          <w:tab w:val="num" w:pos="0"/>
+        </w:tabs>
+        <w:ind w:start="5760" w:hanging="480"/>
+      </w:pPr>
+      <w:rPr/>
+    </w:lvl>
+    <w:lvl w:ilvl="8">
+      <w:start w:val="1"/>
+      <w:numFmt w:val="decimal"/>
+      <w:lvlText w:val="%9."/>
+      <w:lvlJc w:val="start"/>
+      <w:pPr>
+        <w:tabs>
+          <w:tab w:val="num" w:pos="0"/>
+        </w:tabs>
+        <w:ind w:start="6480" w:hanging="480"/>
+      </w:pPr>
+      <w:rPr/>
+    </w:lvl>
+  </w:abstractNum>
+  <w:abstractNum w:abstractNumId="35">
     <w:lvl w:ilvl="0">
       <w:start w:val="1"/>
       <w:numFmt w:val="none"/>
@@ -63504,22 +67633,19 @@
     <w:abstractNumId w:val="30"/>
   </w:num>
   <w:num w:numId="31">
-    <w:abstractNumId w:val="2"/>
+    <w:abstractNumId w:val="31"/>
   </w:num>
   <w:num w:numId="32">
-    <w:abstractNumId w:val="2"/>
+    <w:abstractNumId w:val="32"/>
   </w:num>
   <w:num w:numId="33">
-    <w:abstractNumId w:val="4"/>
-    <w:lvlOverride w:ilvl="0">
-      <w:startOverride w:val="1"/>
-    </w:lvlOverride>
+    <w:abstractNumId w:val="33"/>
   </w:num>
   <w:num w:numId="34">
-    <w:abstractNumId w:val="2"/>
+    <w:abstractNumId w:val="34"/>
   </w:num>
   <w:num w:numId="35">
-    <w:abstractNumId w:val="2"/>
+    <w:abstractNumId w:val="35"/>
   </w:num>
   <w:num w:numId="36">
     <w:abstractNumId w:val="2"/>
@@ -63528,40 +67654,43 @@
     <w:abstractNumId w:val="2"/>
   </w:num>
   <w:num w:numId="38">
-    <w:abstractNumId w:val="2"/>
-  </w:num>
-  <w:num w:numId="39">
     <w:abstractNumId w:val="4"/>
     <w:lvlOverride w:ilvl="0">
       <w:startOverride w:val="1"/>
     </w:lvlOverride>
   </w:num>
+  <w:num w:numId="39">
+    <w:abstractNumId w:val="2"/>
+  </w:num>
   <w:num w:numId="40">
+    <w:abstractNumId w:val="2"/>
+  </w:num>
+  <w:num w:numId="41">
+    <w:abstractNumId w:val="2"/>
+  </w:num>
+  <w:num w:numId="42">
+    <w:abstractNumId w:val="2"/>
+  </w:num>
+  <w:num w:numId="43">
+    <w:abstractNumId w:val="2"/>
+  </w:num>
+  <w:num w:numId="44">
+    <w:abstractNumId w:val="4"/>
+    <w:lvlOverride w:ilvl="0">
+      <w:startOverride w:val="1"/>
+    </w:lvlOverride>
+  </w:num>
+  <w:num w:numId="45">
     <w:abstractNumId w:val="4"/>
   </w:num>
-  <w:num w:numId="41">
+  <w:num w:numId="46">
     <w:abstractNumId w:val="4"/>
   </w:num>
-  <w:num w:numId="42">
+  <w:num w:numId="47">
     <w:abstractNumId w:val="4"/>
   </w:num>
-  <w:num w:numId="43">
+  <w:num w:numId="48">
     <w:abstractNumId w:val="4"/>
-  </w:num>
-  <w:num w:numId="44">
-    <w:abstractNumId w:val="2"/>
-  </w:num>
-  <w:num w:numId="45">
-    <w:abstractNumId w:val="2"/>
-  </w:num>
-  <w:num w:numId="46">
-    <w:abstractNumId w:val="2"/>
-  </w:num>
-  <w:num w:numId="47">
-    <w:abstractNumId w:val="2"/>
-  </w:num>
-  <w:num w:numId="48">
-    <w:abstractNumId w:val="2"/>
   </w:num>
   <w:num w:numId="49">
     <w:abstractNumId w:val="2"/>
@@ -63600,46 +67729,43 @@
     <w:abstractNumId w:val="2"/>
   </w:num>
   <w:num w:numId="61">
+    <w:abstractNumId w:val="2"/>
+  </w:num>
+  <w:num w:numId="62">
+    <w:abstractNumId w:val="2"/>
+  </w:num>
+  <w:num w:numId="63">
+    <w:abstractNumId w:val="2"/>
+  </w:num>
+  <w:num w:numId="64">
+    <w:abstractNumId w:val="2"/>
+  </w:num>
+  <w:num w:numId="65">
+    <w:abstractNumId w:val="2"/>
+  </w:num>
+  <w:num w:numId="66">
     <w:abstractNumId w:val="4"/>
     <w:lvlOverride w:ilvl="0">
       <w:startOverride w:val="1"/>
     </w:lvlOverride>
   </w:num>
-  <w:num w:numId="62">
+  <w:num w:numId="67">
     <w:abstractNumId w:val="4"/>
   </w:num>
-  <w:num w:numId="63">
+  <w:num w:numId="68">
     <w:abstractNumId w:val="4"/>
   </w:num>
-  <w:num w:numId="64">
+  <w:num w:numId="69">
     <w:abstractNumId w:val="4"/>
   </w:num>
-  <w:num w:numId="65">
+  <w:num w:numId="70">
     <w:abstractNumId w:val="2"/>
   </w:num>
-  <w:num w:numId="66">
+  <w:num w:numId="71">
     <w:abstractNumId w:val="2"/>
   </w:num>
-  <w:num w:numId="67">
+  <w:num w:numId="72">
     <w:abstractNumId w:val="2"/>
-  </w:num>
-  <w:num w:numId="68">
-    <w:abstractNumId w:val="2"/>
-  </w:num>
-  <w:num w:numId="69">
-    <w:abstractNumId w:val="2"/>
-  </w:num>
-  <w:num w:numId="70">
-    <w:abstractNumId w:val="4"/>
-    <w:lvlOverride w:ilvl="0">
-      <w:startOverride w:val="1"/>
-    </w:lvlOverride>
-  </w:num>
-  <w:num w:numId="71">
-    <w:abstractNumId w:val="4"/>
-  </w:num>
-  <w:num w:numId="72">
-    <w:abstractNumId w:val="4"/>
   </w:num>
   <w:num w:numId="73">
     <w:abstractNumId w:val="2"/>
@@ -63648,25 +67774,25 @@
     <w:abstractNumId w:val="2"/>
   </w:num>
   <w:num w:numId="75">
-    <w:abstractNumId w:val="2"/>
-  </w:num>
-  <w:num w:numId="76">
-    <w:abstractNumId w:val="2"/>
-  </w:num>
-  <w:num w:numId="77">
-    <w:abstractNumId w:val="2"/>
-  </w:num>
-  <w:num w:numId="78">
     <w:abstractNumId w:val="4"/>
     <w:lvlOverride w:ilvl="0">
       <w:startOverride w:val="1"/>
     </w:lvlOverride>
   </w:num>
-  <w:num w:numId="79">
+  <w:num w:numId="76">
     <w:abstractNumId w:val="4"/>
   </w:num>
+  <w:num w:numId="77">
+    <w:abstractNumId w:val="4"/>
+  </w:num>
+  <w:num w:numId="78">
+    <w:abstractNumId w:val="2"/>
+  </w:num>
+  <w:num w:numId="79">
+    <w:abstractNumId w:val="2"/>
+  </w:num>
   <w:num w:numId="80">
-    <w:abstractNumId w:val="4"/>
+    <w:abstractNumId w:val="2"/>
   </w:num>
   <w:num w:numId="81">
     <w:abstractNumId w:val="2"/>
@@ -63675,13 +67801,16 @@
     <w:abstractNumId w:val="2"/>
   </w:num>
   <w:num w:numId="83">
-    <w:abstractNumId w:val="2"/>
+    <w:abstractNumId w:val="4"/>
+    <w:lvlOverride w:ilvl="0">
+      <w:startOverride w:val="1"/>
+    </w:lvlOverride>
   </w:num>
   <w:num w:numId="84">
-    <w:abstractNumId w:val="2"/>
+    <w:abstractNumId w:val="4"/>
   </w:num>
   <w:num w:numId="85">
-    <w:abstractNumId w:val="2"/>
+    <w:abstractNumId w:val="4"/>
   </w:num>
   <w:num w:numId="86">
     <w:abstractNumId w:val="2"/>
@@ -63717,13 +67846,10 @@
     <w:abstractNumId w:val="2"/>
   </w:num>
   <w:num w:numId="97">
-    <w:abstractNumId w:val="4"/>
-    <w:lvlOverride w:ilvl="0">
-      <w:startOverride w:val="1"/>
-    </w:lvlOverride>
+    <w:abstractNumId w:val="2"/>
   </w:num>
   <w:num w:numId="98">
-    <w:abstractNumId w:val="4"/>
+    <w:abstractNumId w:val="2"/>
   </w:num>
   <w:num w:numId="99">
     <w:abstractNumId w:val="2"/>
@@ -63744,18 +67870,117 @@
     <w:abstractNumId w:val="2"/>
   </w:num>
   <w:num w:numId="105">
-    <w:abstractNumId w:val="4"/>
+    <w:abstractNumId w:val="2"/>
   </w:num>
   <w:num w:numId="106">
+    <w:abstractNumId w:val="2"/>
+  </w:num>
+  <w:num w:numId="107">
+    <w:abstractNumId w:val="2"/>
+  </w:num>
+  <w:num w:numId="108">
+    <w:abstractNumId w:val="2"/>
+  </w:num>
+  <w:num w:numId="109">
+    <w:abstractNumId w:val="2"/>
+  </w:num>
+  <w:num w:numId="110">
+    <w:abstractNumId w:val="2"/>
+  </w:num>
+  <w:num w:numId="111">
+    <w:abstractNumId w:val="2"/>
+  </w:num>
+  <w:num w:numId="112">
+    <w:abstractNumId w:val="2"/>
+  </w:num>
+  <w:num w:numId="113">
+    <w:abstractNumId w:val="2"/>
+  </w:num>
+  <w:num w:numId="114">
+    <w:abstractNumId w:val="2"/>
+  </w:num>
+  <w:num w:numId="115">
+    <w:abstractNumId w:val="2"/>
+  </w:num>
+  <w:num w:numId="116">
+    <w:abstractNumId w:val="2"/>
+  </w:num>
+  <w:num w:numId="117">
+    <w:abstractNumId w:val="2"/>
+  </w:num>
+  <w:num w:numId="118">
+    <w:abstractNumId w:val="2"/>
+  </w:num>
+  <w:num w:numId="119">
+    <w:abstractNumId w:val="2"/>
+  </w:num>
+  <w:num w:numId="120">
     <w:abstractNumId w:val="4"/>
     <w:lvlOverride w:ilvl="0">
       <w:startOverride w:val="1"/>
     </w:lvlOverride>
   </w:num>
-  <w:num w:numId="107">
+  <w:num w:numId="121">
     <w:abstractNumId w:val="4"/>
   </w:num>
-  <w:num w:numId="108">
+  <w:num w:numId="122">
+    <w:abstractNumId w:val="4"/>
+  </w:num>
+  <w:num w:numId="123">
+    <w:abstractNumId w:val="4"/>
+  </w:num>
+  <w:num w:numId="124">
+    <w:abstractNumId w:val="4"/>
+  </w:num>
+  <w:num w:numId="125">
+    <w:abstractNumId w:val="4"/>
+  </w:num>
+  <w:num w:numId="126">
+    <w:abstractNumId w:val="4"/>
+  </w:num>
+  <w:num w:numId="127">
+    <w:abstractNumId w:val="4"/>
+  </w:num>
+  <w:num w:numId="128">
+    <w:abstractNumId w:val="4"/>
+    <w:lvlOverride w:ilvl="0">
+      <w:startOverride w:val="1"/>
+    </w:lvlOverride>
+  </w:num>
+  <w:num w:numId="129">
+    <w:abstractNumId w:val="4"/>
+  </w:num>
+  <w:num w:numId="130">
+    <w:abstractNumId w:val="2"/>
+  </w:num>
+  <w:num w:numId="131">
+    <w:abstractNumId w:val="2"/>
+  </w:num>
+  <w:num w:numId="132">
+    <w:abstractNumId w:val="2"/>
+  </w:num>
+  <w:num w:numId="133">
+    <w:abstractNumId w:val="2"/>
+  </w:num>
+  <w:num w:numId="134">
+    <w:abstractNumId w:val="2"/>
+  </w:num>
+  <w:num w:numId="135">
+    <w:abstractNumId w:val="2"/>
+  </w:num>
+  <w:num w:numId="136">
+    <w:abstractNumId w:val="4"/>
+  </w:num>
+  <w:num w:numId="137">
+    <w:abstractNumId w:val="4"/>
+    <w:lvlOverride w:ilvl="0">
+      <w:startOverride w:val="1"/>
+    </w:lvlOverride>
+  </w:num>
+  <w:num w:numId="138">
+    <w:abstractNumId w:val="4"/>
+  </w:num>
+  <w:num w:numId="139">
     <w:abstractNumId w:val="4"/>
   </w:num>
 </w:numbering>

--- a/ShibbolethTest/Shibboleth_SSO_構築手順書.docx
+++ b/ShibbolethTest/Shibboleth_SSO_構築手順書.docx
@@ -31,7 +31,7 @@
       </w:r>
       <w:r>
         <w:rPr/>
-        <w:t>0.14</w:t>
+        <w:t>0.15</w:t>
       </w:r>
       <w:r>
         <w:rPr/>
@@ -4474,6 +4474,373 @@
           </w:p>
         </w:tc>
       </w:tr>
+      <w:tr>
+        <w:trPr/>
+        <w:tc>
+          <w:tcPr>
+            <w:tcW w:w="1640" w:type="dxa"/>
+            <w:tcBorders/>
+          </w:tcPr>
+          <w:p>
+            <w:pPr>
+              <w:pStyle w:val="Compact"/>
+              <w:widowControl/>
+              <w:spacing w:before="36" w:after="36"/>
+              <w:jc w:val="start"/>
+              <w:rPr>
+                <w:rFonts w:ascii="Cambria" w:hAnsi="Cambria" w:eastAsia="Noto Sans CJK JP" w:cs=""/>
+                <w:kern w:val="0"/>
+                <w:sz w:val="20"/>
+                <w:szCs w:val="20"/>
+                <w:lang w:val="ja-JP" w:eastAsia="ja-JP" w:bidi="ar-SA"/>
+              </w:rPr>
+            </w:pPr>
+            <w:r>
+              <w:rPr>
+                <w:rFonts w:eastAsia="Noto Sans CJK JP" w:cs=""/>
+                <w:kern w:val="0"/>
+                <w:sz w:val="20"/>
+                <w:szCs w:val="20"/>
+                <w:lang w:val="ja-JP" w:eastAsia="ja-JP" w:bidi="ar-SA"/>
+              </w:rPr>
+              <w:t>0.15</w:t>
+            </w:r>
+          </w:p>
+        </w:tc>
+        <w:tc>
+          <w:tcPr>
+            <w:tcW w:w="2462" w:type="dxa"/>
+            <w:tcBorders/>
+          </w:tcPr>
+          <w:p>
+            <w:pPr>
+              <w:pStyle w:val="Compact"/>
+              <w:widowControl/>
+              <w:spacing w:before="36" w:after="36"/>
+              <w:jc w:val="start"/>
+              <w:rPr>
+                <w:rFonts w:ascii="Cambria" w:hAnsi="Cambria" w:eastAsia="Noto Sans CJK JP" w:cs=""/>
+                <w:kern w:val="0"/>
+                <w:sz w:val="20"/>
+                <w:szCs w:val="20"/>
+                <w:lang w:val="ja-JP" w:eastAsia="ja-JP" w:bidi="ar-SA"/>
+              </w:rPr>
+            </w:pPr>
+            <w:r>
+              <w:rPr>
+                <w:rFonts w:eastAsia="Noto Sans CJK JP" w:cs=""/>
+                <w:kern w:val="0"/>
+                <w:sz w:val="20"/>
+                <w:szCs w:val="20"/>
+                <w:lang w:val="ja-JP" w:eastAsia="ja-JP" w:bidi="ar-SA"/>
+              </w:rPr>
+              <w:t>2026-07-05</w:t>
+            </w:r>
+          </w:p>
+        </w:tc>
+        <w:tc>
+          <w:tcPr>
+            <w:tcW w:w="2462" w:type="dxa"/>
+            <w:tcBorders/>
+          </w:tcPr>
+          <w:p>
+            <w:pPr>
+              <w:pStyle w:val="Compact"/>
+              <w:widowControl/>
+              <w:spacing w:before="36" w:after="36"/>
+              <w:jc w:val="start"/>
+              <w:rPr>
+                <w:rFonts w:ascii="Cambria" w:hAnsi="Cambria" w:eastAsia="Noto Sans CJK JP" w:cs=""/>
+                <w:kern w:val="0"/>
+                <w:sz w:val="20"/>
+                <w:szCs w:val="20"/>
+                <w:lang w:val="ja-JP" w:eastAsia="ja-JP" w:bidi="ar-SA"/>
+              </w:rPr>
+            </w:pPr>
+            <w:r>
+              <w:rPr>
+                <w:rFonts w:eastAsia="Noto Sans CJK JP" w:cs=""/>
+                <w:kern w:val="0"/>
+                <w:sz w:val="20"/>
+                <w:szCs w:val="20"/>
+                <w:lang w:val="ja-JP" w:eastAsia="ja-JP" w:bidi="ar-SA"/>
+              </w:rPr>
+              <w:t xml:space="preserve">§5.2 </w:t>
+            </w:r>
+            <w:r>
+              <w:rPr>
+                <w:rFonts w:ascii="Cambria" w:hAnsi="Cambria" w:cs=""/>
+                <w:kern w:val="0"/>
+                <w:sz w:val="20"/>
+                <w:szCs w:val="20"/>
+                <w:lang w:val="ja-JP" w:eastAsia="ja-JP" w:bidi="ar-SA"/>
+              </w:rPr>
+              <w:t xml:space="preserve">の </w:t>
+            </w:r>
+            <w:r>
+              <w:rPr>
+                <w:rFonts w:eastAsia="Noto Sans CJK JP" w:cs=""/>
+                <w:kern w:val="0"/>
+                <w:sz w:val="20"/>
+                <w:szCs w:val="20"/>
+                <w:lang w:val="ja-JP" w:eastAsia="ja-JP" w:bidi="ar-SA"/>
+              </w:rPr>
+              <w:t xml:space="preserve">PowerShell </w:t>
+            </w:r>
+            <w:r>
+              <w:rPr>
+                <w:rFonts w:ascii="Cambria" w:hAnsi="Cambria" w:cs=""/>
+                <w:kern w:val="0"/>
+                <w:sz w:val="20"/>
+                <w:szCs w:val="20"/>
+                <w:lang w:val="ja-JP" w:eastAsia="ja-JP" w:bidi="ar-SA"/>
+              </w:rPr>
+              <w:t>を修正：</w:t>
+            </w:r>
+            <w:r>
+              <w:rPr>
+                <w:rStyle w:val="VerbatimChar"/>
+                <w:rFonts w:eastAsia="Noto Sans CJK JP" w:cs=""/>
+                <w:kern w:val="0"/>
+                <w:szCs w:val="20"/>
+                <w:lang w:val="ja-JP" w:eastAsia="ja-JP" w:bidi="ar-SA"/>
+              </w:rPr>
+              <w:t>Set-VM</w:t>
+            </w:r>
+            <w:r>
+              <w:rPr>
+                <w:rFonts w:ascii="Cambria" w:hAnsi="Cambria" w:cs=""/>
+                <w:kern w:val="0"/>
+                <w:sz w:val="20"/>
+                <w:szCs w:val="20"/>
+                <w:lang w:val="ja-JP" w:eastAsia="ja-JP" w:bidi="ar-SA"/>
+              </w:rPr>
+              <w:t>／</w:t>
+            </w:r>
+            <w:r>
+              <w:rPr>
+                <w:rStyle w:val="VerbatimChar"/>
+                <w:rFonts w:eastAsia="Noto Sans CJK JP" w:cs=""/>
+                <w:kern w:val="0"/>
+                <w:szCs w:val="20"/>
+                <w:lang w:val="ja-JP" w:eastAsia="ja-JP" w:bidi="ar-SA"/>
+              </w:rPr>
+              <w:t>Checkpoint-VM</w:t>
+            </w:r>
+            <w:r>
+              <w:rPr>
+                <w:rFonts w:eastAsia="Noto Sans CJK JP" w:cs=""/>
+                <w:kern w:val="0"/>
+                <w:sz w:val="20"/>
+                <w:szCs w:val="20"/>
+                <w:lang w:val="ja-JP" w:eastAsia="ja-JP" w:bidi="ar-SA"/>
+              </w:rPr>
+              <w:t xml:space="preserve"> </w:t>
+            </w:r>
+            <w:r>
+              <w:rPr>
+                <w:rFonts w:ascii="Cambria" w:hAnsi="Cambria" w:cs=""/>
+                <w:kern w:val="0"/>
+                <w:sz w:val="20"/>
+                <w:szCs w:val="20"/>
+                <w:lang w:val="ja-JP" w:eastAsia="ja-JP" w:bidi="ar-SA"/>
+              </w:rPr>
+              <w:t xml:space="preserve">の </w:t>
+            </w:r>
+            <w:r>
+              <w:rPr>
+                <w:rFonts w:eastAsia="Noto Sans CJK JP" w:cs=""/>
+                <w:kern w:val="0"/>
+                <w:sz w:val="20"/>
+                <w:szCs w:val="20"/>
+                <w:lang w:val="ja-JP" w:eastAsia="ja-JP" w:bidi="ar-SA"/>
+              </w:rPr>
+              <w:t xml:space="preserve">VM </w:t>
+            </w:r>
+            <w:r>
+              <w:rPr>
+                <w:rFonts w:ascii="Cambria" w:hAnsi="Cambria" w:cs=""/>
+                <w:kern w:val="0"/>
+                <w:sz w:val="20"/>
+                <w:szCs w:val="20"/>
+                <w:lang w:val="ja-JP" w:eastAsia="ja-JP" w:bidi="ar-SA"/>
+              </w:rPr>
+              <w:t xml:space="preserve">名指定を誤った </w:t>
+            </w:r>
+            <w:r>
+              <w:rPr>
+                <w:rStyle w:val="VerbatimChar"/>
+                <w:rFonts w:eastAsia="Noto Sans CJK JP" w:cs=""/>
+                <w:kern w:val="0"/>
+                <w:szCs w:val="20"/>
+                <w:lang w:val="ja-JP" w:eastAsia="ja-JP" w:bidi="ar-SA"/>
+              </w:rPr>
+              <w:t>-VMName</w:t>
+            </w:r>
+            <w:r>
+              <w:rPr>
+                <w:rFonts w:eastAsia="Noto Sans CJK JP" w:cs=""/>
+                <w:kern w:val="0"/>
+                <w:sz w:val="20"/>
+                <w:szCs w:val="20"/>
+                <w:lang w:val="ja-JP" w:eastAsia="ja-JP" w:bidi="ar-SA"/>
+              </w:rPr>
+              <w:t xml:space="preserve"> </w:t>
+            </w:r>
+            <w:r>
+              <w:rPr>
+                <w:rFonts w:ascii="Cambria" w:hAnsi="Cambria" w:cs=""/>
+                <w:kern w:val="0"/>
+                <w:sz w:val="20"/>
+                <w:szCs w:val="20"/>
+                <w:lang w:val="ja-JP" w:eastAsia="ja-JP" w:bidi="ar-SA"/>
+              </w:rPr>
+              <w:t xml:space="preserve">から正しい </w:t>
+            </w:r>
+            <w:r>
+              <w:rPr>
+                <w:rStyle w:val="VerbatimChar"/>
+                <w:rFonts w:eastAsia="Noto Sans CJK JP" w:cs=""/>
+                <w:kern w:val="0"/>
+                <w:szCs w:val="20"/>
+                <w:lang w:val="ja-JP" w:eastAsia="ja-JP" w:bidi="ar-SA"/>
+              </w:rPr>
+              <w:t>-Name</w:t>
+            </w:r>
+            <w:r>
+              <w:rPr>
+                <w:rFonts w:eastAsia="Noto Sans CJK JP" w:cs=""/>
+                <w:kern w:val="0"/>
+                <w:sz w:val="20"/>
+                <w:szCs w:val="20"/>
+                <w:lang w:val="ja-JP" w:eastAsia="ja-JP" w:bidi="ar-SA"/>
+              </w:rPr>
+              <w:t xml:space="preserve"> </w:t>
+            </w:r>
+            <w:r>
+              <w:rPr>
+                <w:rFonts w:ascii="Cambria" w:hAnsi="Cambria" w:cs=""/>
+                <w:kern w:val="0"/>
+                <w:sz w:val="20"/>
+                <w:szCs w:val="20"/>
+                <w:lang w:val="ja-JP" w:eastAsia="ja-JP" w:bidi="ar-SA"/>
+              </w:rPr>
+              <w:t>に訂正（</w:t>
+            </w:r>
+            <w:r>
+              <w:rPr>
+                <w:rFonts w:eastAsia="Noto Sans CJK JP" w:cs=""/>
+                <w:kern w:val="0"/>
+                <w:sz w:val="20"/>
+                <w:szCs w:val="20"/>
+                <w:lang w:val="ja-JP" w:eastAsia="ja-JP" w:bidi="ar-SA"/>
+              </w:rPr>
+              <w:t>3</w:t>
+            </w:r>
+            <w:r>
+              <w:rPr>
+                <w:rFonts w:ascii="Cambria" w:hAnsi="Cambria" w:cs=""/>
+                <w:kern w:val="0"/>
+                <w:sz w:val="20"/>
+                <w:szCs w:val="20"/>
+                <w:lang w:val="ja-JP" w:eastAsia="ja-JP" w:bidi="ar-SA"/>
+              </w:rPr>
+              <w:t xml:space="preserve">か所）。あわせて </w:t>
+            </w:r>
+            <w:r>
+              <w:rPr>
+                <w:rStyle w:val="VerbatimChar"/>
+                <w:rFonts w:eastAsia="Noto Sans CJK JP" w:cs=""/>
+                <w:kern w:val="0"/>
+                <w:szCs w:val="20"/>
+                <w:lang w:val="ja-JP" w:eastAsia="ja-JP" w:bidi="ar-SA"/>
+              </w:rPr>
+              <w:t>-Name</w:t>
+            </w:r>
+            <w:r>
+              <w:rPr>
+                <w:rFonts w:ascii="Cambria" w:hAnsi="Cambria" w:cs=""/>
+                <w:kern w:val="0"/>
+                <w:sz w:val="20"/>
+                <w:szCs w:val="20"/>
+                <w:lang w:val="ja-JP" w:eastAsia="ja-JP" w:bidi="ar-SA"/>
+              </w:rPr>
+              <w:t>（</w:t>
+            </w:r>
+            <w:r>
+              <w:rPr>
+                <w:rFonts w:eastAsia="Noto Sans CJK JP" w:cs=""/>
+                <w:kern w:val="0"/>
+                <w:sz w:val="20"/>
+                <w:szCs w:val="20"/>
+                <w:lang w:val="ja-JP" w:eastAsia="ja-JP" w:bidi="ar-SA"/>
+              </w:rPr>
+              <w:t>VM</w:t>
+            </w:r>
+            <w:r>
+              <w:rPr>
+                <w:rFonts w:ascii="Cambria" w:hAnsi="Cambria" w:cs=""/>
+                <w:kern w:val="0"/>
+                <w:sz w:val="20"/>
+                <w:szCs w:val="20"/>
+                <w:lang w:val="ja-JP" w:eastAsia="ja-JP" w:bidi="ar-SA"/>
+              </w:rPr>
+              <w:t xml:space="preserve">自体系）と </w:t>
+            </w:r>
+            <w:r>
+              <w:rPr>
+                <w:rStyle w:val="VerbatimChar"/>
+                <w:rFonts w:eastAsia="Noto Sans CJK JP" w:cs=""/>
+                <w:kern w:val="0"/>
+                <w:szCs w:val="20"/>
+                <w:lang w:val="ja-JP" w:eastAsia="ja-JP" w:bidi="ar-SA"/>
+              </w:rPr>
+              <w:t>-VMName</w:t>
+            </w:r>
+            <w:r>
+              <w:rPr>
+                <w:rFonts w:ascii="Cambria" w:hAnsi="Cambria" w:cs=""/>
+                <w:kern w:val="0"/>
+                <w:sz w:val="20"/>
+                <w:szCs w:val="20"/>
+                <w:lang w:val="ja-JP" w:eastAsia="ja-JP" w:bidi="ar-SA"/>
+              </w:rPr>
+              <w:t>（構成要素系）の使い分け注記を追加</w:t>
+            </w:r>
+          </w:p>
+        </w:tc>
+        <w:tc>
+          <w:tcPr>
+            <w:tcW w:w="2461" w:type="dxa"/>
+            <w:tcBorders/>
+          </w:tcPr>
+          <w:p>
+            <w:pPr>
+              <w:pStyle w:val="Compact"/>
+              <w:widowControl/>
+              <w:spacing w:before="36" w:after="36"/>
+              <w:jc w:val="start"/>
+              <w:rPr>
+                <w:rFonts w:ascii="Cambria" w:hAnsi="Cambria" w:eastAsia="Noto Sans CJK JP" w:cs=""/>
+                <w:kern w:val="0"/>
+                <w:sz w:val="20"/>
+                <w:szCs w:val="20"/>
+                <w:lang w:val="ja-JP" w:eastAsia="ja-JP" w:bidi="ar-SA"/>
+              </w:rPr>
+            </w:pPr>
+            <w:r>
+              <w:rPr>
+                <w:rFonts w:ascii="Cambria" w:hAnsi="Cambria" w:cs=""/>
+                <w:kern w:val="0"/>
+                <w:sz w:val="20"/>
+                <w:szCs w:val="20"/>
+                <w:lang w:val="ja-JP" w:eastAsia="ja-JP" w:bidi="ar-SA"/>
+              </w:rPr>
+              <w:t>コマンド誤りの訂正</w:t>
+            </w:r>
+          </w:p>
+        </w:tc>
+      </w:tr>
     </w:tbl>
     <w:p>
       <w:pPr>
@@ -11196,7 +11563,7 @@
         <w:rPr>
           <w:rStyle w:val="NormalTok"/>
         </w:rPr>
-        <w:t xml:space="preserve">VMName </w:t>
+        <w:t xml:space="preserve">Name </w:t>
       </w:r>
       <w:r>
         <w:rPr>
@@ -11613,7 +11980,7 @@
         <w:rPr>
           <w:rStyle w:val="NormalTok"/>
         </w:rPr>
-        <w:t xml:space="preserve">VMName </w:t>
+        <w:t xml:space="preserve">Name </w:t>
       </w:r>
       <w:r>
         <w:rPr>
@@ -11724,7 +12091,7 @@
         <w:rPr>
           <w:rStyle w:val="NormalTok"/>
         </w:rPr>
-        <w:t xml:space="preserve">VMName </w:t>
+        <w:t xml:space="preserve">Name </w:t>
       </w:r>
       <w:r>
         <w:rPr>
@@ -11831,6 +12198,294 @@
       <w:r>
         <w:rPr/>
         <w:t>の仮想ディスクを静止させてから取得してください。</w:t>
+      </w:r>
+    </w:p>
+    <w:p>
+      <w:pPr>
+        <w:pStyle w:val="BlockText"/>
+        <w:rPr/>
+      </w:pPr>
+      <w:r>
+        <w:rPr/>
+        <w:t xml:space="preserve">⚠️ </w:t>
+      </w:r>
+      <w:r>
+        <w:rPr>
+          <w:b/>
+          <w:bCs/>
+        </w:rPr>
+        <w:t>パラメータ名の注意（</w:t>
+      </w:r>
+      <w:r>
+        <w:rPr>
+          <w:rStyle w:val="VerbatimChar"/>
+          <w:b/>
+          <w:bCs/>
+        </w:rPr>
+        <w:t>-Name</w:t>
+      </w:r>
+      <w:r>
+        <w:rPr>
+          <w:b/>
+          <w:bCs/>
+        </w:rPr>
+        <w:t xml:space="preserve"> </w:t>
+      </w:r>
+      <w:r>
+        <w:rPr>
+          <w:b/>
+          <w:bCs/>
+        </w:rPr>
+        <w:t xml:space="preserve">と </w:t>
+      </w:r>
+      <w:r>
+        <w:rPr>
+          <w:rStyle w:val="VerbatimChar"/>
+          <w:b/>
+          <w:bCs/>
+        </w:rPr>
+        <w:t>-VMName</w:t>
+      </w:r>
+      <w:r>
+        <w:rPr>
+          <w:b/>
+          <w:bCs/>
+        </w:rPr>
+        <w:t>）</w:t>
+      </w:r>
+      <w:r>
+        <w:rPr/>
+        <w:t>：</w:t>
+      </w:r>
+      <w:r>
+        <w:rPr/>
+        <w:t xml:space="preserve">Hyper-V </w:t>
+      </w:r>
+      <w:r>
+        <w:rPr/>
+        <w:t>コマンドレットは、</w:t>
+      </w:r>
+      <w:r>
+        <w:rPr>
+          <w:b/>
+          <w:bCs/>
+        </w:rPr>
+        <w:t xml:space="preserve">VM </w:t>
+      </w:r>
+      <w:r>
+        <w:rPr>
+          <w:b/>
+          <w:bCs/>
+        </w:rPr>
+        <w:t>自体を操作する系</w:t>
+      </w:r>
+      <w:r>
+        <w:rPr/>
+        <w:t>（</w:t>
+      </w:r>
+      <w:r>
+        <w:rPr>
+          <w:rStyle w:val="VerbatimChar"/>
+        </w:rPr>
+        <w:t>Set-VM</w:t>
+      </w:r>
+      <w:r>
+        <w:rPr/>
+        <w:t>／</w:t>
+      </w:r>
+      <w:r>
+        <w:rPr>
+          <w:rStyle w:val="VerbatimChar"/>
+        </w:rPr>
+        <w:t>Get-VM</w:t>
+      </w:r>
+      <w:r>
+        <w:rPr/>
+        <w:t>／</w:t>
+      </w:r>
+      <w:r>
+        <w:rPr>
+          <w:rStyle w:val="VerbatimChar"/>
+        </w:rPr>
+        <w:t>Start-VM</w:t>
+      </w:r>
+      <w:r>
+        <w:rPr/>
+        <w:t>／</w:t>
+      </w:r>
+      <w:r>
+        <w:rPr>
+          <w:rStyle w:val="VerbatimChar"/>
+        </w:rPr>
+        <w:t>Stop-VM</w:t>
+      </w:r>
+      <w:r>
+        <w:rPr/>
+        <w:t>／</w:t>
+      </w:r>
+      <w:r>
+        <w:rPr>
+          <w:rStyle w:val="VerbatimChar"/>
+        </w:rPr>
+        <w:t>Checkpoint-VM</w:t>
+      </w:r>
+      <w:r>
+        <w:rPr/>
+        <w:t xml:space="preserve"> </w:t>
+      </w:r>
+      <w:r>
+        <w:rPr/>
+        <w:t xml:space="preserve">など）は </w:t>
+      </w:r>
+      <w:r>
+        <w:rPr/>
+        <w:t xml:space="preserve">VM </w:t>
+      </w:r>
+      <w:r>
+        <w:rPr/>
+        <w:t xml:space="preserve">名を </w:t>
+      </w:r>
+      <w:r>
+        <w:rPr>
+          <w:rStyle w:val="VerbatimChar"/>
+          <w:b/>
+          <w:bCs/>
+        </w:rPr>
+        <w:t>-Name</w:t>
+      </w:r>
+      <w:r>
+        <w:rPr/>
+        <w:t xml:space="preserve"> </w:t>
+      </w:r>
+      <w:r>
+        <w:rPr/>
+        <w:t>で指定し、</w:t>
+      </w:r>
+      <w:r>
+        <w:rPr>
+          <w:b/>
+          <w:bCs/>
+        </w:rPr>
+        <w:t xml:space="preserve">VM </w:t>
+      </w:r>
+      <w:r>
+        <w:rPr>
+          <w:b/>
+          <w:bCs/>
+        </w:rPr>
+        <w:t>の構成要素を操作する系</w:t>
+      </w:r>
+      <w:r>
+        <w:rPr/>
+        <w:t>（</w:t>
+      </w:r>
+      <w:r>
+        <w:rPr>
+          <w:rStyle w:val="VerbatimChar"/>
+        </w:rPr>
+        <w:t>Set-VMProcessor</w:t>
+      </w:r>
+      <w:r>
+        <w:rPr/>
+        <w:t>／</w:t>
+      </w:r>
+      <w:r>
+        <w:rPr>
+          <w:rStyle w:val="VerbatimChar"/>
+        </w:rPr>
+        <w:t>Set-VMMemory</w:t>
+      </w:r>
+      <w:r>
+        <w:rPr/>
+        <w:t>／</w:t>
+      </w:r>
+      <w:r>
+        <w:rPr>
+          <w:rStyle w:val="VerbatimChar"/>
+        </w:rPr>
+        <w:t>Set-VMNetworkAdapter</w:t>
+      </w:r>
+      <w:r>
+        <w:rPr/>
+        <w:t xml:space="preserve"> </w:t>
+      </w:r>
+      <w:r>
+        <w:rPr/>
+        <w:t xml:space="preserve">など）は </w:t>
+      </w:r>
+      <w:r>
+        <w:rPr>
+          <w:rStyle w:val="VerbatimChar"/>
+          <w:b/>
+          <w:bCs/>
+        </w:rPr>
+        <w:t>-VMName</w:t>
+      </w:r>
+      <w:r>
+        <w:rPr/>
+        <w:t xml:space="preserve"> </w:t>
+      </w:r>
+      <w:r>
+        <w:rPr/>
+        <w:t>で指定する。上のコマンド群でも両者が混在している（</w:t>
+      </w:r>
+      <w:r>
+        <w:rPr>
+          <w:rStyle w:val="VerbatimChar"/>
+        </w:rPr>
+        <w:t>Set-VMProcessor -VMName …</w:t>
+      </w:r>
+      <w:r>
+        <w:rPr/>
+        <w:t xml:space="preserve"> </w:t>
+      </w:r>
+      <w:r>
+        <w:rPr/>
+        <w:t xml:space="preserve">と </w:t>
+      </w:r>
+      <w:r>
+        <w:rPr>
+          <w:rStyle w:val="VerbatimChar"/>
+        </w:rPr>
+        <w:t>Set-VM -Name …</w:t>
+      </w:r>
+      <w:r>
+        <w:rPr/>
+        <w:t xml:space="preserve">）ので注意。取り違えを避けたい場合は </w:t>
+      </w:r>
+      <w:r>
+        <w:rPr>
+          <w:rStyle w:val="VerbatimChar"/>
+        </w:rPr>
+        <w:t>Get-VM "&lt;VM</w:t>
+      </w:r>
+      <w:r>
+        <w:rPr>
+          <w:rStyle w:val="VerbatimChar"/>
+        </w:rPr>
+        <w:t>名</w:t>
+      </w:r>
+      <w:r>
+        <w:rPr>
+          <w:rStyle w:val="VerbatimChar"/>
+        </w:rPr>
+        <w:t>&gt;" | Set-VM -CheckpointType Production</w:t>
+      </w:r>
+      <w:r>
+        <w:rPr/>
+        <w:t xml:space="preserve"> </w:t>
+      </w:r>
+      <w:r>
+        <w:rPr/>
+        <w:t xml:space="preserve">のようにパイプで </w:t>
+      </w:r>
+      <w:r>
+        <w:rPr/>
+        <w:t xml:space="preserve">VM </w:t>
+      </w:r>
+      <w:r>
+        <w:rPr/>
+        <w:t>オブジェクトを渡すと、パラメータ名を意識せずに済む。</w:t>
       </w:r>
       <w:bookmarkEnd w:id="13"/>
     </w:p>
